--- a/ppeecs/build/PPEECS_paper.docx
+++ b/ppeecs/build/PPEECS_paper.docx
@@ -13960,6 +13960,20 @@
       </w:r>
       <w:r>
         <w:t xml:space="preserve"> in the Supplement), the triage is right in 54 of the 58 settings that have an earlier labeled window, because its recent-window probe is validated on real labels. Without one it relies on importance-weighted validation and is right in 23 of 24 settings, but mostly by advising against retraining, since one truly helped in only 2 of them. On the benchmark its recall is 6%, because importance-weighted validation cannot see gains outside the reference data.</w:t>
+      </w:r>
+    </w:p>
+    <w:p>
+      <w:pPr>
+        <w:pStyle w:val="PPBodyMainText"/>
+      </w:pPr>
+      <w:r>
+        <w:t xml:space="preserve">Every stage writes its results to one file, which an interactive dashboard presents to the monitoring team as a step-by-step report for each study. Fig. </w:t>
+      </w:r>
+      <w:r>
+        <w:t xml:space="preserve">S2</w:t>
+      </w:r>
+      <w:r>
+        <w:t xml:space="preserve"> in the Supplement shows its overview and the drift type step for ACS Income.</w:t>
       </w:r>
     </w:p>
     <w:p>

--- a/ppeecs/build/PPEECS_paper.docx
+++ b/ppeecs/build/PPEECS_paper.docx
@@ -135,7 +135,7 @@
         <w:pStyle w:val="PPAbstractandKeywords"/>
       </w:pPr>
       <w:r>
-        <w:t xml:space="preserve">A drift alarm reports that production data have changed. The appropriate response, however, depends on the type of change, which current monitoring tools rarely identify: covariate shift calls for reweighting, prior shift for recalibration and concept drift for new labels, while label noise points to the labeling process rather than to the model. We present an open monitoring pipeline that detects drift, estimates its cost in accuracy without labels, locates the shifted features, names the drift type, scores the reliability of individual predictions and advises whether a cheap retrain will help. Its core is a procedure that names the four drift types with a stated error rate. Established label-free tests separate covariate shift from prior shift, while a new test on a few hundred late labels separates concept drift from label noise by asking whether the errors have changed beyond what the model’s confidence explains. On injected drift in two census tasks and two model families, the procedure identifies the type in 85.7 to 94.3% of windows and outperforms rules used in monitoring practice. A learned classifier does better on the drift it was trained on but reaches only 31.1 to 51.2% on held-out drift mechanisms, where our tests retain 62.4 to 81.5%. On four real datasets with documented changes, the pipeline reported no drift on any control window and traced the known events.</w:t>
+        <w:t xml:space="preserve">Deployed machine learning models lose accuracy when production data drift away from the training data. Monitoring tools raise an alarm when this happens but seldom say what kind of drift occurred, although the right response depends on it: covariate shift calls for reweighting, prior shift for recalibration, concept drift for fresh labels and label noise for a check of the labeling process. This paper presents Data Drift Autopsy, an open monitoring pipeline that detects drift, estimates the lost accuracy without labels, locates the shifted features, names the drift type, scores the trust due to each prediction and advises whether a cheap retrain will help. Its core is a diagnosis built from hypothesis tests that share one family-wise error rate. A label-free stage separates covariate shift from prior shift. A new audit test on a few hundred late labels then separates concept drift from label noise by checking whether the errors changed beyond what the model’s own confidence explains. On drift injected into two census tasks with two model families, the diagnosis names the type in 85.7 to 94.3% of windows and beats the rules used in monitoring practice. A learned meta-classifier wins on the drift it was trained on but falls to 31.1 to 51.2% on held-out drift mechanisms, where our tests keep 62.4 to 81.5%. On four real datasets with documented changes, the pipeline reported no drift on any control window and traced the known events.</w:t>
       </w:r>
     </w:p>
     <w:p>
@@ -188,25 +188,39 @@
         <w:ind w:firstLine="0"/>
       </w:pPr>
       <w:r>
-        <w:t xml:space="preserve">A deployed classifier can lose accuracy quietly as production data move away from the data it was trained on, often long before reliable labels reveal the loss </w:t>
+        <w:t xml:space="preserve">A classifier that works well on the day it is deployed can lose accuracy quietly over the following months. The data it sees in production move away from the data it was trained on. Reliable labels that would reveal the loss often arrive much later </w:t>
       </w:r>
       <w:r>
         <w:t xml:space="preserve">[1]</w:t>
       </w:r>
       <w:r>
-        <w:t xml:space="preserve">. Existing monitors are good at announcing that a distribution has changed </w:t>
+        <w:t xml:space="preserve">. Monitoring therefore has to notice the change and judge what it means while the labels are still missing.</w:t>
+      </w:r>
+    </w:p>
+    <w:p>
+      <w:pPr>
+        <w:pStyle w:val="PPBodyMainText"/>
+      </w:pPr>
+      <w:r>
+        <w:t xml:space="preserve">Current monitors handle the first half of this task well. They can tell that a distribution has changed </w:t>
       </w:r>
       <w:r>
         <w:t xml:space="preserve">[1]</w:t>
       </w:r>
       <w:r>
-        <w:t xml:space="preserve"> and at estimating how much accuracy has been lost </w:t>
+        <w:t xml:space="preserve"> and estimate how much accuracy has been lost </w:t>
       </w:r>
       <w:r>
         <w:t xml:space="preserve">[2, 3]</w:t>
       </w:r>
       <w:r>
-        <w:t xml:space="preserve">. They rarely report what kind of change occurred, although each kind of drift calls for a different response.</w:t>
+        <w:t xml:space="preserve">. What they rarely report is the kind of change. This matters because each kind calls for a different fix. The literature names three types of dataset shift </w:t>
+      </w:r>
+      <w:r>
+        <w:t xml:space="preserve">[4]</w:t>
+      </w:r>
+      <w:r>
+        <w:t xml:space="preserve">. In covariate shift the inputs move but the rule that maps inputs to labels stays the same, so reweighting the training data can help. In prior shift only the class balance changes. Recalibrating the model is then usually enough. Concept drift changes the rule itself and can only be repaired with fresh labels. We treat label noise as a fourth type, since it corrupts the very labels used to judge the model and points to a problem in the labeling process rather than in the model.</w:t>
       </w:r>
     </w:p>
     <w:p>
@@ -214,13 +228,7 @@
         <w:pStyle w:val="PPBodyMainText"/>
       </w:pPr>
       <w:r>
-        <w:t xml:space="preserve">The literature distinguishes three types of dataset shift </w:t>
-      </w:r>
-      <w:r>
-        <w:t xml:space="preserve">[4]</w:t>
-      </w:r>
-      <w:r>
-        <w:t xml:space="preserve">. Under covariate shift the inputs move while the rule linking inputs to labels stays the same, so reweighting the training data can help. Under prior shift only the class balance changes and recalibrating the model is usually enough. Concept drift alters the rule itself and needs fresh labels. We add label noise as a fourth type. It corrupts the labels used to judge the model and points to the labeling process rather than to the model.</w:t>
+        <w:t xml:space="preserve">Telling these types apart is harder than detecting that something changed. Covariate shift and prior shift both move the inputs and the predictions. Concept drift and label noise, on the other hand, leave the inputs as they were, so no test that looks only at unlabeled data can see them.</w:t>
       </w:r>
     </w:p>
     <w:p>
@@ -228,7 +236,7 @@
         <w:pStyle w:val="PPBodyMainText"/>
       </w:pPr>
       <w:r>
-        <w:t xml:space="preserve">Naming the type turns out to be harder than detecting a change. Covariate and prior shift both move the inputs and the predictions, whereas concept drift and label noise leave the inputs untouched and are therefore invisible to any label-free test.</w:t>
+        <w:t xml:space="preserve">This paper presents Data Drift Autopsy, an open monitoring pipeline that takes a deployed model, its labeled training data and a stream of unlabeled production data. For every production window it answers the questions a monitoring team asks in turn. Has the data changed? How much accuracy has been lost? Which features moved? What type of drift is it and what probably caused it? Which individual predictions should not be trusted? Would a cheap retrain recover the loss? The pipeline works for tabular and image models. Every result is written to one report that an interactive dashboard presents.</w:t>
       </w:r>
     </w:p>
     <w:p>
@@ -236,19 +244,19 @@
         <w:pStyle w:val="PPBodyMainText"/>
       </w:pPr>
       <w:r>
-        <w:t xml:space="preserve">We identify the type with a short sequence of hypothesis tests run at one significance level, with the family-wise error rate controlled. The first stage needs no labels and builds on established methods. It tests the inputs and the predictions for a shift, estimates the new class balance with black-box shift estimation (BBSE) </w:t>
+        <w:t xml:space="preserve">The core of the pipeline is the step that names the drift type, which is also the main subject of this paper. It is a short sequence of hypothesis tests run at one significance level, with the family-wise error rate controlled across all of them. The first stage needs no labels and builds on known methods. It tests the inputs and the predictions for a shift, estimates the new class balance with black-box shift estimation (BBSE) </w:t>
       </w:r>
       <w:r>
         <w:t xml:space="preserve">[5]</w:t>
       </w:r>
       <w:r>
-        <w:t xml:space="preserve"> and, following Roschewitz et al. </w:t>
+        <w:t xml:space="preserve"> and then, following Roschewitz et al. </w:t>
       </w:r>
       <w:r>
         <w:t xml:space="preserve">[6]</w:t>
       </w:r>
       <w:r>
-        <w:t xml:space="preserve">, asks whether this balance alone explains the shift in the inputs (prior shift) or not (covariate shift). The second stage is new. Using a few hundred late labels, it asks whether accuracy has fallen and, if so, whether the errors have changed in a way that depends on some input feature. Uniform label noise changes the error rate only according to how confident the model is, whereas concept drift changes it within one region of the input space. Since every step is a formal test, the false alarm rate is fixed in advance.</w:t>
+        <w:t xml:space="preserve">, asks whether this new balance alone explains the shift in the inputs. If it does, the shift is a prior shift; if it does not, it is covariate shift. The second stage is new. It uses a few hundred late labels to ask whether accuracy has dropped and, if so, whether the errors changed in a way that depends on some input feature. Uniform label noise changes the error rate only in line with how confident the model is, while concept drift changes it inside one region of the input space. Because every step is a formal test, the false alarm rate is fixed before the data are seen.</w:t>
       </w:r>
     </w:p>
     <w:p>
@@ -256,7 +264,7 @@
         <w:pStyle w:val="PPBodyMainText"/>
       </w:pPr>
       <w:r>
-        <w:t xml:space="preserve">The contributions are as follows.</w:t>
+        <w:t xml:space="preserve">We evaluate the diagnosis on a benchmark of injected drift where the true type is known. We also run the whole pipeline on four real datasets whose changes are documented. The benchmark includes drift mechanisms that the tests were not designed for, so that a method tuned to its own benchmark cannot look good by construction. The contributions are as follows.</w:t>
       </w:r>
     </w:p>
     <w:p>
@@ -271,7 +279,7 @@
         <w:t xml:space="preserve">[7]</w:t>
       </w:r>
       <w:r>
-        <w:t xml:space="preserve">, either require labeled production data or ignore label noise.</w:t>
+        <w:t xml:space="preserve">, either need labeled production data or do not consider label noise.</w:t>
       </w:r>
     </w:p>
     <w:p>
@@ -289,7 +297,7 @@
         <w:jc w:val="both"/>
       </w:pPr>
       <w:r>
-        <w:t xml:space="preserve">A benchmark covering two tabular tasks and two model families, with matched as well as held-out drift mechanisms. It shows that tests built on the definitions of the types transfer to new drift, whereas a learned rule does not.</w:t>
+        <w:t xml:space="preserve">A benchmark covering two tabular tasks and two model families, with matched as well as held-out drift mechanisms. It shows that tests built on the definitions of the types carry over to new drift, while a learned rule does not.</w:t>
       </w:r>
     </w:p>
     <w:p>
@@ -313,37 +321,25 @@
         <w:t xml:space="preserve">2</w:t>
       </w:r>
       <w:r>
-        <w:t xml:space="preserve"> reviews related work and Section </w:t>
+        <w:t xml:space="preserve"> positions the work against existing methods. Sections </w:t>
       </w:r>
       <w:r>
         <w:t xml:space="preserve">3</w:t>
       </w:r>
       <w:r>
-        <w:t xml:space="preserve"> describes the pipeline. Section </w:t>
-      </w:r>
-      <w:r>
-        <w:t xml:space="preserve">4</w:t>
-      </w:r>
-      <w:r>
-        <w:t xml:space="preserve"> sets out the experiments and Section </w:t>
+        <w:t xml:space="preserve"> to </w:t>
       </w:r>
       <w:r>
         <w:t xml:space="preserve">5</w:t>
       </w:r>
       <w:r>
-        <w:t xml:space="preserve"> reports them. Section </w:t>
+        <w:t xml:space="preserve"> present the pipeline, the experiments and the results, while Section </w:t>
       </w:r>
       <w:r>
         <w:t xml:space="preserve">6</w:t>
       </w:r>
       <w:r>
-        <w:t xml:space="preserve"> discusses what the results mean and where they stop. Section </w:t>
-      </w:r>
-      <w:r>
-        <w:t xml:space="preserve">7</w:t>
-      </w:r>
-      <w:r>
-        <w:t xml:space="preserve"> concludes.</w:t>
+        <w:t xml:space="preserve"> discusses them and concludes.</w:t>
       </w:r>
     </w:p>
     <w:p>
@@ -361,13 +357,13 @@
         <w:ind w:firstLine="0"/>
       </w:pPr>
       <w:r>
-        <w:t xml:space="preserve">Table </w:t>
+        <w:t xml:space="preserve">Work related to ours comes from several directions: how drift types are defined, how drift is detected, how label shift is estimated and how accuracy can be estimated without labels. Before reviewing each of them, Table </w:t>
       </w:r>
       <w:r>
         <w:t xml:space="preserve">1</w:t>
       </w:r>
       <w:r>
-        <w:t xml:space="preserve"> compares our work with the closest existing methods: black-box shift detection (BBSD), BBSE, confidence-based performance estimation (CBPE), DetectShift and the method of Roschewitz et al. The paragraphs after it review what each group of related work offers a monitoring team and what it leaves open.</w:t>
+        <w:t xml:space="preserve"> sets our work beside the methods closest to it. These are black-box shift detection (BBSD), BBSE, confidence-based performance estimation (CBPE), DetectShift and the method of Roschewitz et al.</w:t>
       </w:r>
     </w:p>
     <w:p>
@@ -396,19 +392,19 @@
         <w:jc w:val="center"/>
         <w:tblLayout w:type="fixed"/>
         <w:tblCellMar>
-          <w:left w:w="45" w:type="dxa"/>
-          <w:right w:w="45" w:type="dxa"/>
+          <w:left w:w="30" w:type="dxa"/>
+          <w:right w:w="30" w:type="dxa"/>
         </w:tblCellMar>
         <w:tblLook w:val="04A0" w:firstRow="1" w:lastRow="0" w:firstColumn="1" w:lastColumn="0" w:noHBand="0" w:noVBand="1"/>
       </w:tblPr>
       <w:tblGrid>
-        <w:gridCol w:w="866"/>
-        <w:gridCol w:w="582"/>
-        <w:gridCol w:w="732"/>
-        <w:gridCol w:w="733"/>
-        <w:gridCol w:w="582"/>
-        <w:gridCol w:w="653"/>
-        <w:gridCol w:w="582"/>
+        <w:gridCol w:w="878"/>
+        <w:gridCol w:w="539"/>
+        <w:gridCol w:w="734"/>
+        <w:gridCol w:w="734"/>
+        <w:gridCol w:w="539"/>
+        <w:gridCol w:w="647"/>
+        <w:gridCol w:w="539"/>
       </w:tblGrid>
       <w:tr>
         <w:trPr>
@@ -417,7 +413,7 @@
         </w:trPr>
         <w:tc>
           <w:tcPr>
-            <w:tcW w:w="866" w:type="dxa"/>
+            <w:tcW w:w="878" w:type="dxa"/>
             <w:tcBorders>
               <w:top w:val="single" w:sz="8" w:space="0" w:color="auto"/>
             </w:tcBorders>
@@ -437,7 +433,7 @@
         </w:tc>
         <w:tc>
           <w:tcPr>
-            <w:tcW w:w="582" w:type="dxa"/>
+            <w:tcW w:w="539" w:type="dxa"/>
             <w:tcBorders>
               <w:top w:val="single" w:sz="8" w:space="0" w:color="auto"/>
             </w:tcBorders>
@@ -457,7 +453,7 @@
         </w:tc>
         <w:tc>
           <w:tcPr>
-            <w:tcW w:w="732" w:type="dxa"/>
+            <w:tcW w:w="734" w:type="dxa"/>
             <w:tcBorders>
               <w:top w:val="single" w:sz="8" w:space="0" w:color="auto"/>
             </w:tcBorders>
@@ -477,7 +473,7 @@
         </w:tc>
         <w:tc>
           <w:tcPr>
-            <w:tcW w:w="733" w:type="dxa"/>
+            <w:tcW w:w="734" w:type="dxa"/>
             <w:tcBorders>
               <w:top w:val="single" w:sz="8" w:space="0" w:color="auto"/>
             </w:tcBorders>
@@ -497,7 +493,7 @@
         </w:tc>
         <w:tc>
           <w:tcPr>
-            <w:tcW w:w="582" w:type="dxa"/>
+            <w:tcW w:w="539" w:type="dxa"/>
             <w:tcBorders>
               <w:top w:val="single" w:sz="8" w:space="0" w:color="auto"/>
             </w:tcBorders>
@@ -517,7 +513,7 @@
         </w:tc>
         <w:tc>
           <w:tcPr>
-            <w:tcW w:w="653" w:type="dxa"/>
+            <w:tcW w:w="647" w:type="dxa"/>
             <w:tcBorders>
               <w:top w:val="single" w:sz="8" w:space="0" w:color="auto"/>
             </w:tcBorders>
@@ -537,7 +533,7 @@
         </w:tc>
         <w:tc>
           <w:tcPr>
-            <w:tcW w:w="582" w:type="dxa"/>
+            <w:tcW w:w="539" w:type="dxa"/>
             <w:tcBorders>
               <w:top w:val="single" w:sz="8" w:space="0" w:color="auto"/>
             </w:tcBorders>
@@ -562,7 +558,7 @@
         </w:trPr>
         <w:tc>
           <w:tcPr>
-            <w:tcW w:w="866" w:type="dxa"/>
+            <w:tcW w:w="878" w:type="dxa"/>
             <w:tcBorders>
               <w:top w:val="single" w:sz="4" w:space="0" w:color="auto"/>
             </w:tcBorders>
@@ -585,7 +581,7 @@
         </w:tc>
         <w:tc>
           <w:tcPr>
-            <w:tcW w:w="582" w:type="dxa"/>
+            <w:tcW w:w="539" w:type="dxa"/>
             <w:tcBorders>
               <w:top w:val="single" w:sz="4" w:space="0" w:color="auto"/>
             </w:tcBorders>
@@ -605,7 +601,7 @@
         </w:tc>
         <w:tc>
           <w:tcPr>
-            <w:tcW w:w="732" w:type="dxa"/>
+            <w:tcW w:w="734" w:type="dxa"/>
             <w:tcBorders>
               <w:top w:val="single" w:sz="4" w:space="0" w:color="auto"/>
             </w:tcBorders>
@@ -625,7 +621,7 @@
         </w:tc>
         <w:tc>
           <w:tcPr>
-            <w:tcW w:w="733" w:type="dxa"/>
+            <w:tcW w:w="734" w:type="dxa"/>
             <w:tcBorders>
               <w:top w:val="single" w:sz="4" w:space="0" w:color="auto"/>
             </w:tcBorders>
@@ -645,7 +641,7 @@
         </w:tc>
         <w:tc>
           <w:tcPr>
-            <w:tcW w:w="582" w:type="dxa"/>
+            <w:tcW w:w="539" w:type="dxa"/>
             <w:tcBorders>
               <w:top w:val="single" w:sz="4" w:space="0" w:color="auto"/>
             </w:tcBorders>
@@ -665,7 +661,7 @@
         </w:tc>
         <w:tc>
           <w:tcPr>
-            <w:tcW w:w="653" w:type="dxa"/>
+            <w:tcW w:w="647" w:type="dxa"/>
             <w:tcBorders>
               <w:top w:val="single" w:sz="4" w:space="0" w:color="auto"/>
             </w:tcBorders>
@@ -685,7 +681,7 @@
         </w:tc>
         <w:tc>
           <w:tcPr>
-            <w:tcW w:w="582" w:type="dxa"/>
+            <w:tcW w:w="539" w:type="dxa"/>
             <w:tcBorders>
               <w:top w:val="single" w:sz="4" w:space="0" w:color="auto"/>
             </w:tcBorders>
@@ -710,7 +706,7 @@
         </w:trPr>
         <w:tc>
           <w:tcPr>
-            <w:tcW w:w="866" w:type="dxa"/>
+            <w:tcW w:w="878" w:type="dxa"/>
             <w:tcBorders/>
             <w:vAlign w:val="center"/>
           </w:tcPr>
@@ -731,7 +727,7 @@
         </w:tc>
         <w:tc>
           <w:tcPr>
-            <w:tcW w:w="582" w:type="dxa"/>
+            <w:tcW w:w="539" w:type="dxa"/>
             <w:tcBorders/>
             <w:vAlign w:val="center"/>
           </w:tcPr>
@@ -749,7 +745,7 @@
         </w:tc>
         <w:tc>
           <w:tcPr>
-            <w:tcW w:w="732" w:type="dxa"/>
+            <w:tcW w:w="734" w:type="dxa"/>
             <w:tcBorders/>
             <w:vAlign w:val="center"/>
           </w:tcPr>
@@ -767,7 +763,7 @@
         </w:tc>
         <w:tc>
           <w:tcPr>
-            <w:tcW w:w="733" w:type="dxa"/>
+            <w:tcW w:w="734" w:type="dxa"/>
             <w:tcBorders/>
             <w:vAlign w:val="center"/>
           </w:tcPr>
@@ -785,7 +781,7 @@
         </w:tc>
         <w:tc>
           <w:tcPr>
-            <w:tcW w:w="582" w:type="dxa"/>
+            <w:tcW w:w="539" w:type="dxa"/>
             <w:tcBorders/>
             <w:vAlign w:val="center"/>
           </w:tcPr>
@@ -803,7 +799,7 @@
         </w:tc>
         <w:tc>
           <w:tcPr>
-            <w:tcW w:w="653" w:type="dxa"/>
+            <w:tcW w:w="647" w:type="dxa"/>
             <w:tcBorders/>
             <w:vAlign w:val="center"/>
           </w:tcPr>
@@ -821,7 +817,7 @@
         </w:tc>
         <w:tc>
           <w:tcPr>
-            <w:tcW w:w="582" w:type="dxa"/>
+            <w:tcW w:w="539" w:type="dxa"/>
             <w:tcBorders/>
             <w:vAlign w:val="center"/>
           </w:tcPr>
@@ -844,7 +840,7 @@
         </w:trPr>
         <w:tc>
           <w:tcPr>
-            <w:tcW w:w="866" w:type="dxa"/>
+            <w:tcW w:w="878" w:type="dxa"/>
             <w:tcBorders/>
             <w:vAlign w:val="center"/>
           </w:tcPr>
@@ -865,7 +861,7 @@
         </w:tc>
         <w:tc>
           <w:tcPr>
-            <w:tcW w:w="582" w:type="dxa"/>
+            <w:tcW w:w="539" w:type="dxa"/>
             <w:tcBorders/>
             <w:vAlign w:val="center"/>
           </w:tcPr>
@@ -883,7 +879,7 @@
         </w:tc>
         <w:tc>
           <w:tcPr>
-            <w:tcW w:w="732" w:type="dxa"/>
+            <w:tcW w:w="734" w:type="dxa"/>
             <w:tcBorders/>
             <w:vAlign w:val="center"/>
           </w:tcPr>
@@ -901,7 +897,7 @@
         </w:tc>
         <w:tc>
           <w:tcPr>
-            <w:tcW w:w="733" w:type="dxa"/>
+            <w:tcW w:w="734" w:type="dxa"/>
             <w:tcBorders/>
             <w:vAlign w:val="center"/>
           </w:tcPr>
@@ -919,7 +915,7 @@
         </w:tc>
         <w:tc>
           <w:tcPr>
-            <w:tcW w:w="582" w:type="dxa"/>
+            <w:tcW w:w="539" w:type="dxa"/>
             <w:tcBorders/>
             <w:vAlign w:val="center"/>
           </w:tcPr>
@@ -937,7 +933,7 @@
         </w:tc>
         <w:tc>
           <w:tcPr>
-            <w:tcW w:w="653" w:type="dxa"/>
+            <w:tcW w:w="647" w:type="dxa"/>
             <w:tcBorders/>
             <w:vAlign w:val="center"/>
           </w:tcPr>
@@ -955,7 +951,7 @@
         </w:tc>
         <w:tc>
           <w:tcPr>
-            <w:tcW w:w="582" w:type="dxa"/>
+            <w:tcW w:w="539" w:type="dxa"/>
             <w:tcBorders/>
             <w:vAlign w:val="center"/>
           </w:tcPr>
@@ -978,7 +974,7 @@
         </w:trPr>
         <w:tc>
           <w:tcPr>
-            <w:tcW w:w="866" w:type="dxa"/>
+            <w:tcW w:w="878" w:type="dxa"/>
             <w:tcBorders/>
             <w:vAlign w:val="center"/>
           </w:tcPr>
@@ -999,7 +995,7 @@
         </w:tc>
         <w:tc>
           <w:tcPr>
-            <w:tcW w:w="582" w:type="dxa"/>
+            <w:tcW w:w="539" w:type="dxa"/>
             <w:tcBorders/>
             <w:vAlign w:val="center"/>
           </w:tcPr>
@@ -1017,7 +1013,7 @@
         </w:tc>
         <w:tc>
           <w:tcPr>
-            <w:tcW w:w="732" w:type="dxa"/>
+            <w:tcW w:w="734" w:type="dxa"/>
             <w:tcBorders/>
             <w:vAlign w:val="center"/>
           </w:tcPr>
@@ -1035,7 +1031,7 @@
         </w:tc>
         <w:tc>
           <w:tcPr>
-            <w:tcW w:w="733" w:type="dxa"/>
+            <w:tcW w:w="734" w:type="dxa"/>
             <w:tcBorders/>
             <w:vAlign w:val="center"/>
           </w:tcPr>
@@ -1053,7 +1049,7 @@
         </w:tc>
         <w:tc>
           <w:tcPr>
-            <w:tcW w:w="582" w:type="dxa"/>
+            <w:tcW w:w="539" w:type="dxa"/>
             <w:tcBorders/>
             <w:vAlign w:val="center"/>
           </w:tcPr>
@@ -1071,7 +1067,7 @@
         </w:tc>
         <w:tc>
           <w:tcPr>
-            <w:tcW w:w="653" w:type="dxa"/>
+            <w:tcW w:w="647" w:type="dxa"/>
             <w:tcBorders/>
             <w:vAlign w:val="center"/>
           </w:tcPr>
@@ -1089,7 +1085,7 @@
         </w:tc>
         <w:tc>
           <w:tcPr>
-            <w:tcW w:w="582" w:type="dxa"/>
+            <w:tcW w:w="539" w:type="dxa"/>
             <w:tcBorders/>
             <w:vAlign w:val="center"/>
           </w:tcPr>
@@ -1112,7 +1108,7 @@
         </w:trPr>
         <w:tc>
           <w:tcPr>
-            <w:tcW w:w="866" w:type="dxa"/>
+            <w:tcW w:w="878" w:type="dxa"/>
             <w:tcBorders/>
             <w:vAlign w:val="center"/>
           </w:tcPr>
@@ -1133,7 +1129,7 @@
         </w:tc>
         <w:tc>
           <w:tcPr>
-            <w:tcW w:w="582" w:type="dxa"/>
+            <w:tcW w:w="539" w:type="dxa"/>
             <w:tcBorders/>
             <w:vAlign w:val="center"/>
           </w:tcPr>
@@ -1151,7 +1147,7 @@
         </w:tc>
         <w:tc>
           <w:tcPr>
-            <w:tcW w:w="732" w:type="dxa"/>
+            <w:tcW w:w="734" w:type="dxa"/>
             <w:tcBorders/>
             <w:vAlign w:val="center"/>
           </w:tcPr>
@@ -1169,7 +1165,7 @@
         </w:tc>
         <w:tc>
           <w:tcPr>
-            <w:tcW w:w="733" w:type="dxa"/>
+            <w:tcW w:w="734" w:type="dxa"/>
             <w:tcBorders/>
             <w:vAlign w:val="center"/>
           </w:tcPr>
@@ -1187,7 +1183,7 @@
         </w:tc>
         <w:tc>
           <w:tcPr>
-            <w:tcW w:w="582" w:type="dxa"/>
+            <w:tcW w:w="539" w:type="dxa"/>
             <w:tcBorders/>
             <w:vAlign w:val="center"/>
           </w:tcPr>
@@ -1205,7 +1201,7 @@
         </w:tc>
         <w:tc>
           <w:tcPr>
-            <w:tcW w:w="653" w:type="dxa"/>
+            <w:tcW w:w="647" w:type="dxa"/>
             <w:tcBorders/>
             <w:vAlign w:val="center"/>
           </w:tcPr>
@@ -1223,7 +1219,7 @@
         </w:tc>
         <w:tc>
           <w:tcPr>
-            <w:tcW w:w="582" w:type="dxa"/>
+            <w:tcW w:w="539" w:type="dxa"/>
             <w:tcBorders/>
             <w:vAlign w:val="center"/>
           </w:tcPr>
@@ -1246,7 +1242,7 @@
         </w:trPr>
         <w:tc>
           <w:tcPr>
-            <w:tcW w:w="866" w:type="dxa"/>
+            <w:tcW w:w="878" w:type="dxa"/>
             <w:tcBorders>
               <w:bottom w:val="single" w:sz="8" w:space="0" w:color="auto"/>
             </w:tcBorders>
@@ -1265,7 +1261,7 @@
         </w:tc>
         <w:tc>
           <w:tcPr>
-            <w:tcW w:w="582" w:type="dxa"/>
+            <w:tcW w:w="539" w:type="dxa"/>
             <w:tcBorders>
               <w:bottom w:val="single" w:sz="8" w:space="0" w:color="auto"/>
             </w:tcBorders>
@@ -1284,7 +1280,7 @@
         </w:tc>
         <w:tc>
           <w:tcPr>
-            <w:tcW w:w="732" w:type="dxa"/>
+            <w:tcW w:w="734" w:type="dxa"/>
             <w:tcBorders>
               <w:bottom w:val="single" w:sz="8" w:space="0" w:color="auto"/>
             </w:tcBorders>
@@ -1303,7 +1299,7 @@
         </w:tc>
         <w:tc>
           <w:tcPr>
-            <w:tcW w:w="733" w:type="dxa"/>
+            <w:tcW w:w="734" w:type="dxa"/>
             <w:tcBorders>
               <w:bottom w:val="single" w:sz="8" w:space="0" w:color="auto"/>
             </w:tcBorders>
@@ -1322,7 +1318,7 @@
         </w:tc>
         <w:tc>
           <w:tcPr>
-            <w:tcW w:w="582" w:type="dxa"/>
+            <w:tcW w:w="539" w:type="dxa"/>
             <w:tcBorders>
               <w:bottom w:val="single" w:sz="8" w:space="0" w:color="auto"/>
             </w:tcBorders>
@@ -1341,7 +1337,7 @@
         </w:tc>
         <w:tc>
           <w:tcPr>
-            <w:tcW w:w="653" w:type="dxa"/>
+            <w:tcW w:w="647" w:type="dxa"/>
             <w:tcBorders>
               <w:bottom w:val="single" w:sz="8" w:space="0" w:color="auto"/>
             </w:tcBorders>
@@ -1360,7 +1356,7 @@
         </w:tc>
         <w:tc>
           <w:tcPr>
-            <w:tcW w:w="582" w:type="dxa"/>
+            <w:tcW w:w="539" w:type="dxa"/>
             <w:tcBorders>
               <w:bottom w:val="single" w:sz="8" w:space="0" w:color="auto"/>
             </w:tcBorders>
@@ -1383,6 +1379,14 @@
       <w:pPr>
         <w:spacing w:after="0" w:line="160" w:lineRule="exact"/>
       </w:pPr>
+    </w:p>
+    <w:p>
+      <w:pPr>
+        <w:pStyle w:val="PPBodyMainText"/>
+      </w:pPr>
+      <w:r>
+        <w:t xml:space="preserve">Each existing method covers one or two of the columns. Roschewitz et al. come closest, separating prior from covariate shift without labels, while DetectShift names types only when the production data are labeled. The paragraphs below look at each line of work in turn.</w:t>
+      </w:r>
     </w:p>
     <w:p>
       <w:pPr>
@@ -1401,7 +1405,7 @@
         <w:t xml:space="preserve">[4]</w:t>
       </w:r>
       <w:r>
-        <w:t xml:space="preserve"> define covariate shift, prior shift and concept shift according to which part of the joint distribution of inputs and labels changes. DetectShift tests for a shift in this joint distribution and in each of its parts, </w:t>
+        <w:t xml:space="preserve"> define covariate shift, prior shift and concept shift by the part of the joint distribution of inputs and labels that changes. DetectShift tests for a change in this joint distribution and in each of its parts, </w:t>
       </w:r>
       <m:oMath>
         <m:r>
@@ -1517,7 +1521,7 @@
         <w:t xml:space="preserve">[7]</w:t>
       </w:r>
       <w:r>
-        <w:t xml:space="preserve">. However, it requires labels for the new data, a limitation its authors acknowledge. We adopt the same definitions, add label noise as a fourth type and require labels only for a small audit.</w:t>
+        <w:t xml:space="preserve">. It needs labels for the new data, however, which its authors acknowledge as a limitation. We keep the same definitions, add label noise as a fourth type and ask for labels only in a small audit.</w:t>
       </w:r>
     </w:p>
     <w:p>
@@ -1531,13 +1535,13 @@
         <w:t xml:space="preserve">Drift detection.</w:t>
       </w:r>
       <w:r>
-        <w:t xml:space="preserve"> Detectors that track the error rate, such as the drift detection method (DDM) </w:t>
+        <w:t xml:space="preserve"> Some detectors follow the error rate of the model, for example the drift detection method (DDM) </w:t>
       </w:r>
       <w:r>
         <w:t xml:space="preserve">[8]</w:t>
       </w:r>
       <w:r>
-        <w:t xml:space="preserve">, need a label for every prediction. They can detect concept drift but cannot distinguish it from label noise. Label-free detectors instead compare the inputs or the model outputs. Rabanser et al. </w:t>
+        <w:t xml:space="preserve">. They need a label for every prediction and can detect concept drift, but they cannot tell it apart from label noise. Label-free detectors compare the inputs or the model outputs instead. Rabanser et al. </w:t>
       </w:r>
       <w:r>
         <w:t xml:space="preserve">[1]</w:t>
@@ -1555,7 +1559,7 @@
         <w:t xml:space="preserve">[10]</w:t>
       </w:r>
       <w:r>
-        <w:t xml:space="preserve"> and BBSD applied to the model outputs. They found that BBSD worked best overall. All of them indicate that a shift has occurred but not of which type. Our pipeline uses such tests as building blocks and goes on to name the type.</w:t>
+        <w:t xml:space="preserve"> and BBSD on the model outputs. BBSD worked best overall. Each of these tests says that a shift happened, not what type it was. Our pipeline uses such tests as building blocks and goes on to name the type.</w:t>
       </w:r>
     </w:p>
     <w:p>
@@ -1575,13 +1579,13 @@
         <w:t xml:space="preserve">[5]</w:t>
       </w:r>
       <w:r>
-        <w:t xml:space="preserve">. It assumes that the inputs within each class do not change, which is precisely the assumption that separates prior shift from covariate shift. Roschewitz et al. </w:t>
+        <w:t xml:space="preserve">. It assumes that the inputs inside each class stay as they were, which is exactly the property that separates prior shift from covariate shift. Roschewitz et al. </w:t>
       </w:r>
       <w:r>
         <w:t xml:space="preserve">[6]</w:t>
       </w:r>
       <w:r>
-        <w:t xml:space="preserve"> test this assumption on medical images. They resample the reference data to the estimated prevalence and attribute the shift to prevalence if the features then no longer differ. Our label-free stage builds on the same idea but uses importance weights instead of resampling and places every label-free decision in one family with a stated error rate.</w:t>
+        <w:t xml:space="preserve"> test this property on medical images. They resample the reference data to the estimated prevalence and attribute the shift to prevalence if the features then stop differing. Our label-free stage follows the same idea. It differs in two ways: it uses importance weights in place of resampling and it puts every label-free decision into one family with a stated error rate.</w:t>
       </w:r>
     </w:p>
     <w:p>
@@ -1619,13 +1623,13 @@
         <w:t xml:space="preserve">[3]</w:t>
       </w:r>
       <w:r>
-        <w:t xml:space="preserve"> all estimate accuracy from model outputs. Each assumes that the relationship between confidence and accuracy carries over to production. Because models often remain confident as their accuracy falls under shift </w:t>
+        <w:t xml:space="preserve"> all estimate accuracy from what the model outputs. Each assumes that the link between confidence and accuracy holds in production. Models often stay confident while their accuracy falls under shift </w:t>
       </w:r>
       <w:r>
         <w:t xml:space="preserve">[13]</w:t>
       </w:r>
       <w:r>
-        <w:t xml:space="preserve">, this assumption can fail. Our pipeline reports CBPE alongside the other three and treats it as an upper bound when the assumption breaks.</w:t>
+        <w:t xml:space="preserve">, so the assumption can fail. We report CBPE next to the other three and read it as an upper bound when the assumption breaks.</w:t>
       </w:r>
     </w:p>
     <w:p>
@@ -1645,13 +1649,13 @@
         <w:t xml:space="preserve">[14]</w:t>
       </w:r>
       <w:r>
-        <w:t xml:space="preserve"> and class activation maps (CAM) </w:t>
+        <w:t xml:space="preserve"> attribute a prediction to the input features. Class activation maps (CAM) </w:t>
       </w:r>
       <w:r>
         <w:t xml:space="preserve">[15]</w:t>
       </w:r>
       <w:r>
-        <w:t xml:space="preserve"> attribute predictions to features or to image regions. Out-of-distribution (OOD) scores such as the Isolation Forest </w:t>
+        <w:t xml:space="preserve"> do the same for image regions. Out-of-distribution (OOD) scores such as the Isolation Forest </w:t>
       </w:r>
       <w:r>
         <w:t xml:space="preserve">[16]</w:t>
@@ -1669,19 +1673,19 @@
         <w:t xml:space="preserve">[20]</w:t>
       </w:r>
       <w:r>
-        <w:t xml:space="preserve"> and CLEAR </w:t>
+        <w:t xml:space="preserve"> and the Continual LEArning on Real-World Imagery (CLEAR) benchmark </w:t>
       </w:r>
       <w:r>
         <w:t xml:space="preserve">[21]</w:t>
       </w:r>
       <w:r>
-        <w:t xml:space="preserve"> provide real shifts, although the type of each shift is unknown. Injected shifts supply a ground truth </w:t>
+        <w:t xml:space="preserve"> provide real shifts, although nobody knows their exact type. Injected shifts give a ground truth </w:t>
       </w:r>
       <w:r>
         <w:t xml:space="preserve">[1]</w:t>
       </w:r>
       <w:r>
-        <w:t xml:space="preserve"> but risk favoring the method under test. Each of these tools serves one stage of our pipeline. Our benchmark holds out drift mechanisms to limit that risk.</w:t>
+        <w:t xml:space="preserve"> but may favor the method being tested. Each of these tools serves one stage of our pipeline. Our benchmark holds out drift mechanisms to limit the risk of favoring the tests.</w:t>
       </w:r>
     </w:p>
     <w:p>
@@ -1689,7 +1693,7 @@
         <w:pStyle w:val="PPBodyMainText"/>
       </w:pPr>
       <w:r>
-        <w:t xml:space="preserve">Each prior method thus addresses part of the problem. To our knowledge, no published method separates concept drift from label noise with a small label audit. Nor has any type diagnosis been evaluated on drift mechanisms held out from its design.</w:t>
+        <w:t xml:space="preserve">In short, each prior method solves part of the problem. To our knowledge, no published method separates concept drift from label noise with a small label audit. Neither has any type diagnosis been tested on drift mechanisms held out from its design.</w:t>
       </w:r>
     </w:p>
     <w:p>
@@ -1707,13 +1711,19 @@
         <w:ind w:firstLine="0"/>
       </w:pPr>
       <w:r>
-        <w:t xml:space="preserve">The pipeline is designed for a team that has a deployed model, the labeled data on which it was built and a stream of unlabeled production data. Nothing else is required, although a few hundred late labels sharpen the diagnosis once they arrive. We first define the four drift types and then follow the data through the pipeline, whose stages Fig. </w:t>
+        <w:t xml:space="preserve">This section first defines the four drift types precisely and then follows the data through the pipeline introduced in Section </w:t>
       </w:r>
       <w:r>
         <w:t xml:space="preserve">1</w:t>
       </w:r>
       <w:r>
-        <w:t xml:space="preserve"> shows.</w:t>
+        <w:t xml:space="preserve">. Its input is a deployed model, the labeled data on which it was built and a stream of unlabeled production data, plus a few hundred late labels once they arrive. Fig. </w:t>
+      </w:r>
+      <w:r>
+        <w:t xml:space="preserve">1</w:t>
+      </w:r>
+      <w:r>
+        <w:t xml:space="preserve"> lays out the stages.</w:t>
       </w:r>
     </w:p>
     <w:p>
@@ -1783,7 +1793,7 @@
         <w:pStyle w:val="PPBodyMainText"/>
       </w:pPr>
       <w:r>
-        <w:t xml:space="preserve">Stages A to C bring the data into a common form, test whether anything has changed and estimate how much accuracy the change may cost. Stage D, the core of this paper, names the type of change and points to its likely cause. Stages E and F turn these findings into action for individual predictions and for the retraining decision. Only the optional audit in stage D uses production labels. Apart from the population stability index (PSI), which alarms at its conventional threshold, every decision is a hypothesis test at the significance level </w:t>
+        <w:t xml:space="preserve">Stages A to C bring the data into a common form, test whether anything has changed and estimate how much accuracy the change may cost. Stage D, the core of the paper, names the type of change and points to its likely cause. Stages E and F then act on what was found, first for single predictions and then for the decision to retrain. Only the optional audit in stage D uses production labels. With one exception, every decision in the pipeline is a hypothesis test at the significance level </w:t>
       </w:r>
       <m:oMath>
         <m:r>
@@ -1800,7 +1810,15 @@
         </m:r>
       </m:oMath>
       <w:r>
-        <w:t xml:space="preserve">. The family-wise error rate is controlled by the Holm procedure </w:t>
+        <w:t xml:space="preserve">. The exception is the population stability index (PSI), which raises an alarm at a conventional threshold. When many tests are run together, the chance of at least one false alarm is held at </w:t>
+      </w:r>
+      <m:oMath>
+        <m:r>
+          <m:t>α</m:t>
+        </m:r>
+      </m:oMath>
+      <w:r>
+        <w:t xml:space="preserve"> by the Holm procedure </w:t>
       </w:r>
       <w:r>
         <w:t xml:space="preserve">[22]</w:t>
@@ -1824,7 +1842,7 @@
         <w:ind w:firstLine="0"/>
       </w:pPr>
       <w:r>
-        <w:t xml:space="preserve">The tests described below require a precise statement of what each type of drift changes. The reference data are drawn from a distribution </w:t>
+        <w:t xml:space="preserve">The tests in the following stages need an exact statement of what each type of drift changes, so we fix the notation first. The reference data come from a distribution </w:t>
       </w:r>
       <m:oMath>
         <m:r>
@@ -1872,7 +1890,7 @@
         </m:r>
       </m:oMath>
       <w:r>
-        <w:t xml:space="preserve">. A production window is a batch of rows from a later period or a different region, drawn from </w:t>
+        <w:t xml:space="preserve">. A production window is a batch of rows from a later period or another region, drawn from </w:t>
       </w:r>
       <m:oMath>
         <m:r>
@@ -1904,7 +1922,7 @@
         </m:r>
       </m:oMath>
       <w:r>
-        <w:t xml:space="preserve">. The model returns a predicted label </w:t>
+        <w:t xml:space="preserve">. For each row the model returns a predicted label </w:t>
       </w:r>
       <m:oMath>
         <m:acc>
@@ -2232,7 +2250,7 @@
         </m:r>
       </m:oMath>
       <w:r>
-        <w:t xml:space="preserve">. Under label noise the true distribution stays the same, but each observed label differs from the true one with some probability. An audit is a random sample of </w:t>
+        <w:t xml:space="preserve">. Under label noise the true distribution stays the same, but every observed label differs from the true one with some probability. An audit is a random sample of </w:t>
       </w:r>
       <m:oMath>
         <m:r>
@@ -2240,13 +2258,13 @@
         </m:r>
       </m:oMath>
       <w:r>
-        <w:t xml:space="preserve"> production rows whose labels arrive late. A control window is drawn from the reference distribution itself and should therefore raise no alarm. Real drift can mix several types, as Section </w:t>
+        <w:t xml:space="preserve"> production rows whose labels arrive late. A control window is drawn from the reference distribution itself, so it should raise no alarm. Real drift can mix several types, a point Section </w:t>
       </w:r>
       <w:r>
         <w:t xml:space="preserve">6</w:t>
       </w:r>
       <w:r>
-        <w:t xml:space="preserve"> discusses.</w:t>
+        <w:t xml:space="preserve"> returns to.</w:t>
       </w:r>
     </w:p>
     <w:p>
@@ -2264,13 +2282,13 @@
         <w:ind w:firstLine="0"/>
       </w:pPr>
       <w:r>
-        <w:t xml:space="preserve">Stage C addresses three questions in turn: whether the data have moved, how much accuracy the change might cost and where it is located. It first requires a clean reference. The labeled reference data are split into three disjoint parts, stratified by class: 60% for training, 20% for calibration and 20% for testing. The model is fitted on the training part alone. The calibration part is the reference window for every detector and fits the accuracy estimator, while the test part gives the reference accuracy and acts as the control window. Nominal features, such as an occupation code, are treated as categorical because their numeric order carries no meaning. Images are mapped to the 512-dimensional output of the global average pooling layer of a frozen residual network with 18 layers (ResNet-18) trained on ImageNet </w:t>
+        <w:t xml:space="preserve">Stage C answers three questions: have the data moved, how much accuracy might the change cost and where in the inputs is it located? All three need a clean reference to compare against. The labeled reference data are therefore split into three disjoint parts, stratified by class: 60% for training, 20% for calibration and 20% for testing. The model is fitted on the training part alone. The calibration part is the reference window for every detector and fits the accuracy estimator. The test part gives the reference accuracy and doubles as the control window. Nominal features, such as an occupation code, are treated as categories because their numeric order means nothing. Images are mapped to the 512-dimensional output of the global average pooling layer of a frozen residual network with 18 layers (ResNet-18) trained on ImageNet </w:t>
       </w:r>
       <w:r>
         <w:t xml:space="preserve">[23]</w:t>
       </w:r>
       <w:r>
-        <w:t xml:space="preserve">, so image drift can be tested with the tabular tests </w:t>
+        <w:t xml:space="preserve">. Image drift can then be tested with the same tests as tabular drift </w:t>
       </w:r>
       <w:r>
         <w:t xml:space="preserve">[1]</w:t>
@@ -2284,7 +2302,7 @@
         <w:pStyle w:val="PPBodyMainText"/>
       </w:pPr>
       <w:r>
-        <w:t xml:space="preserve">Six detectors decide whether the inputs or the model outputs have moved. The Kolmogorov–Smirnov (KS) test is applied to each numeric feature with a Bonferroni correction. PSI alarms at the conventional value of 0.2 </w:t>
+        <w:t xml:space="preserve">Six detectors decide whether the inputs or the model outputs have moved. The Kolmogorov–Smirnov (KS) test compares each numeric feature, with a Bonferroni correction over features. PSI raises an alarm at its conventional value of 0.2 </w:t>
       </w:r>
       <w:r>
         <w:t xml:space="preserve">[24]</w:t>
@@ -2296,7 +2314,7 @@
         <w:t xml:space="preserve">[9]</w:t>
       </w:r>
       <w:r>
-        <w:t xml:space="preserve"> is a permutation test on all standardized inputs jointly, using a Gaussian kernel. The confidence test compares histograms of </w:t>
+        <w:t xml:space="preserve"> compares all standardized inputs jointly through a Gaussian kernel, with a permutation p value. The confidence test compares histograms of </w:t>
       </w:r>
       <m:oMath>
         <m:r>
@@ -2321,19 +2339,19 @@
         </m:sSup>
       </m:oMath>
       <w:r>
-        <w:t xml:space="preserve"> test of homogeneity, pooling sparse cells until every expected count reaches 5 </w:t>
+        <w:t xml:space="preserve"> test of homogeneity and pools sparse cells until every expected count reaches 5 </w:t>
       </w:r>
       <w:r>
         <w:t xml:space="preserve">[25]</w:t>
       </w:r>
       <w:r>
-        <w:t xml:space="preserve">. Two detectors from Rabanser et al. </w:t>
+        <w:t xml:space="preserve">. Two further detectors from Rabanser et al. </w:t>
       </w:r>
       <w:r>
         <w:t xml:space="preserve">[1]</w:t>
       </w:r>
       <w:r>
-        <w:t xml:space="preserve"> serve as baselines. BBSD applies a KS test to each class probability. The domain classifier trains gradient boosted trees to separate 3,000 reference rows from as many production rows and compares its held-out accuracy with </w:t>
+        <w:t xml:space="preserve"> act as baselines. BBSD applies a KS test to each class probability. The domain classifier trains gradient boosted trees to tell 3,000 reference rows from as many production rows. An exact binomial test then compares its held-out accuracy with </w:t>
       </w:r>
       <m:oMath>
         <m:r>
@@ -2350,7 +2368,7 @@
         </m:r>
       </m:oMath>
       <w:r>
-        <w:t xml:space="preserve"> by an exact binomial test </w:t>
+        <w:t xml:space="preserve"> </w:t>
       </w:r>
       <w:r>
         <w:t xml:space="preserve">[10]</w:t>
@@ -2445,7 +2463,7 @@
         <w:pStyle w:val="PPBodyMainText"/>
       </w:pPr>
       <w:r>
-        <w:t xml:space="preserve">Because labels arrive late, accuracy is first estimated from the model’s own confidence with CBPE </w:t>
+        <w:t xml:space="preserve">Labels arrive late, so the accuracy is first estimated from the model’s own confidence with CBPE </w:t>
       </w:r>
       <w:r>
         <w:t xml:space="preserve">[3]</w:t>
@@ -2477,22 +2495,7 @@
         </m:r>
       </m:oMath>
       <w:r>
-        <w:t xml:space="preserve"> from confidence to the probability of a correct prediction is fitted by histogram binning on the calibration part. The estimate </w:t>
-      </w:r>
-      <m:oMath>
-        <m:acc>
-          <m:accPr>
-            <m:chr m:val="̂"/>
-          </m:accPr>
-          <m:e>
-            <m:r>
-              <m:t>A</m:t>
-            </m:r>
-          </m:e>
-        </m:acc>
-      </m:oMath>
-      <w:r>
-        <w:t xml:space="preserve"> for a window with confidences </w:t>
+        <w:t xml:space="preserve"> from confidence to the probability of a correct prediction is fitted by histogram binning on the calibration part. For a window with confidences </w:t>
       </w:r>
       <m:oMath>
         <m:sSub>
@@ -2524,6 +2527,21 @@
             </m:r>
           </m:sub>
         </m:sSub>
+      </m:oMath>
+      <w:r>
+        <w:t xml:space="preserve">, the estimate </w:t>
+      </w:r>
+      <m:oMath>
+        <m:acc>
+          <m:accPr>
+            <m:chr m:val="̂"/>
+          </m:accPr>
+          <m:e>
+            <m:r>
+              <m:t>A</m:t>
+            </m:r>
+          </m:e>
+        </m:acc>
       </m:oMath>
       <w:r>
         <w:t xml:space="preserve"> is given by</w:t>
@@ -2646,13 +2664,13 @@
         <w:ind w:firstLine="0"/>
       </w:pPr>
       <w:r>
-        <w:t xml:space="preserve">A confidence bin with fewer than 5 calibration rows gives no reliable accuracy, so predictions in such a bin keep their own confidence in Eq. (</w:t>
+        <w:t xml:space="preserve">A confidence bin that holds fewer than 5 calibration rows cannot give a reliable accuracy, so predictions in such a bin keep their own confidence in Eq. (</w:t>
       </w:r>
       <w:r>
         <w:t xml:space="preserve">1</w:t>
       </w:r>
       <w:r>
-        <w:t xml:space="preserve">). AC, DoC and ATC (with the negative entropy score) are fitted on the same calibration part as baselines </w:t>
+        <w:t xml:space="preserve">). As baselines, AC, DoC and ATC (with the negative entropy score) are fitted on the same calibration part </w:t>
       </w:r>
       <w:r>
         <w:t xml:space="preserve">[2, 11, 12]</w:t>
@@ -2666,7 +2684,7 @@
         <w:pStyle w:val="PPBodyMainText"/>
       </w:pPr>
       <w:r>
-        <w:t xml:space="preserve">An alarm is more useful when it also says where the change is located. Localization tests every feature with KS (numeric) or </w:t>
+        <w:t xml:space="preserve">An alarm helps more when it also says where the change sits. Localization tests every feature, with KS for numeric features and the </w:t>
       </w:r>
       <m:oMath>
         <m:sSup>
@@ -2683,44 +2701,15 @@
         </m:sSup>
       </m:oMath>
       <w:r>
-        <w:t xml:space="preserve"> homogeneity (nominal) under Holm correction and reports an effect size in </w:t>
+        <w:t xml:space="preserve"> homogeneity test for nominal ones, under Holm correction. It reports an effect size between 0 and 1 for each feature: the KS statistic or Cramér’s </w:t>
       </w:r>
       <m:oMath>
         <m:r>
-          <m:rPr>
-            <m:sty m:val="p"/>
-          </m:rPr>
-          <m:t>[</m:t>
-        </m:r>
-        <m:r>
-          <m:t>0</m:t>
-        </m:r>
-        <m:r>
-          <m:rPr>
-            <m:sty m:val="p"/>
-          </m:rPr>
-          <m:t>,</m:t>
-        </m:r>
-        <m:r>
-          <m:t>1</m:t>
-        </m:r>
-        <m:r>
-          <m:rPr>
-            <m:sty m:val="p"/>
-          </m:rPr>
-          <m:t>]</m:t>
+          <m:t>V</m:t>
         </m:r>
       </m:oMath>
       <w:r>
-        <w:t xml:space="preserve">, the KS statistic or Cramér’s </w:t>
-      </w:r>
-      <m:oMath>
-        <m:r>
-          <m:t>V</m:t>
-        </m:r>
-      </m:oMath>
-      <w:r>
-        <w:t xml:space="preserve">. For nominal features it also reports the share of production rows whose category never occurs in the reference.</w:t>
+        <w:t xml:space="preserve">. For nominal features it also gives the share of production rows whose category never occurs in the reference.</w:t>
       </w:r>
     </w:p>
     <w:p>
@@ -2738,13 +2727,13 @@
         <w:ind w:firstLine="0"/>
       </w:pPr>
       <w:r>
-        <w:t xml:space="preserve">Stage D turns an alarm into one of the four types, each with its own response. It works in two stages along the decision path in Fig. </w:t>
+        <w:t xml:space="preserve">Stage D turns an alarm into one of the four types and thereby into a response. It follows the decision path in Fig. </w:t>
       </w:r>
       <w:r>
         <w:t xml:space="preserve">2</w:t>
       </w:r>
       <w:r>
-        <w:t xml:space="preserve">, which the rest of this section explains. The upper row of questions uses no labels and separates covariate from prior shift. The lower row, which runs only when no label-free test rejects and an audit is available, separates concept drift from label noise.</w:t>
+        <w:t xml:space="preserve">. The questions in the upper row use no labels and separate covariate shift from prior shift. The lower row separates concept drift from label noise. It runs only when no label-free test rejects and an audit is available.</w:t>
       </w:r>
     </w:p>
     <w:p>
@@ -2820,13 +2809,7 @@
         <w:t xml:space="preserve">Label-free stage.</w:t>
       </w:r>
       <w:r>
-        <w:t xml:space="preserve"> The first question in Fig. </w:t>
-      </w:r>
-      <w:r>
-        <w:t xml:space="preserve">2</w:t>
-      </w:r>
-      <w:r>
-        <w:t xml:space="preserve"> is whether anything has moved at all. Three blocks of tests answer it: the feature tests, a </w:t>
+        <w:t xml:space="preserve"> The first question is whether anything has moved at all. Three blocks of tests answer it: the feature tests, a </w:t>
       </w:r>
       <m:oMath>
         <m:sSup>
@@ -2843,7 +2826,7 @@
         </m:sSup>
       </m:oMath>
       <w:r>
-        <w:t xml:space="preserve"> test on the predicted labels and the MMD test. They form one family, tested at level </w:t>
+        <w:t xml:space="preserve"> test on the predicted labels and the MMD test. They form one family tested at level </w:t>
       </w:r>
       <m:oMath>
         <m:r>
@@ -2857,7 +2840,7 @@
         <w:t xml:space="preserve">[22]</w:t>
       </w:r>
       <w:r>
-        <w:t xml:space="preserve">. The three blocks receive equal weight, which the feature block divides equally among its features. Whenever a test is rejected, its weight passes to the tests that remain, so the family-wise error rate is controlled over every label-free decision. The first step equals the Holm procedure over the three blocks, with each block’s features pooled by their Bonferroni p value. Pooling lets the MMD test, whose smallest possible p value is </w:t>
+        <w:t xml:space="preserve">. Each block gets an equal share of the weight. The feature block splits its share equally among the features. When a test rejects, its weight passes to the tests still open, so the family-wise error rate holds over every label-free decision. The first step of this procedure is the ordinary Holm procedure over the three blocks, with the features of a block pooled by their Bonferroni p value. Without this pooling, the MMD test, whose smallest possible p value is </w:t>
       </w:r>
       <m:oMath>
         <m:r>
@@ -2895,7 +2878,7 @@
         </m:r>
       </m:oMath>
       <w:r>
-        <w:t xml:space="preserve">, compete with many feature tests. If no test rejects, the label-free stage reports no shift.</w:t>
+        <w:t xml:space="preserve">, could not compete with many feature tests. If no test rejects, this stage reports no shift.</w:t>
       </w:r>
     </w:p>
     <w:p>
@@ -2903,7 +2886,7 @@
         <w:pStyle w:val="PPBodyMainText"/>
       </w:pPr>
       <w:r>
-        <w:t xml:space="preserve">If a block rejects, the diagnosis asks whether a change in the class balance alone explains the shift. BBSE estimates the new class prior. Let </w:t>
+        <w:t xml:space="preserve">When a block does reject, the diagnosis asks whether a change in the class balance alone would explain the shift. BBSE estimates the new class prior for this purpose. Let </w:t>
       </w:r>
       <m:oMath>
         <m:sSub>
@@ -3140,7 +3123,7 @@
         <w:ind w:firstLine="0"/>
       </w:pPr>
       <w:r>
-        <w:t xml:space="preserve">Under a pure prior shift the inputs within each class keep their distribution, so reweighting each reference row by the weight </w:t>
+        <w:t xml:space="preserve">Under a pure prior shift the inputs keep their distribution inside each class. Weighting each reference row by the weight </w:t>
       </w:r>
       <m:oMath>
         <m:sSub>
@@ -3157,25 +3140,25 @@
         </m:sSub>
       </m:oMath>
       <w:r>
-        <w:t xml:space="preserve"> from Eq. (</w:t>
+        <w:t xml:space="preserve"> of its class from Eq. (</w:t>
       </w:r>
       <w:r>
         <w:t xml:space="preserve">2</w:t>
       </w:r>
       <w:r>
-        <w:t xml:space="preserve">) should reproduce the production inputs. This label shift consistency test follows the prevalence adjustment of Roschewitz et al. </w:t>
+        <w:t xml:space="preserve">) should then reproduce the production inputs. This label shift consistency test follows the prevalence adjustment of Roschewitz et al. </w:t>
       </w:r>
       <w:r>
         <w:t xml:space="preserve">[6]</w:t>
       </w:r>
       <w:r>
-        <w:t xml:space="preserve">. The feature tests are repeated against the reweighted reference with Kish’s effective sample size </w:t>
+        <w:t xml:space="preserve">. The feature tests are repeated against the weighted reference, using Kish’s effective sample size </w:t>
       </w:r>
       <w:r>
         <w:t xml:space="preserve">[27]</w:t>
       </w:r>
       <w:r>
-        <w:t xml:space="preserve"> and Holm correction. Any feature that still differs carries a covariate shift. If none differs and the predicted labels have moved, the shift is a prior shift. A prior shift always moves the predicted labels of an informative classifier, so a shift without such a move is called covariate.</w:t>
+        <w:t xml:space="preserve"> and Holm correction. A feature that still differs carries a covariate shift. If no feature differs and the predicted labels have moved, the shift is a prior shift. A prior shift always moves the predicted labels of an informative classifier, so a shift that leaves them in place is called covariate.</w:t>
       </w:r>
     </w:p>
     <w:p>
@@ -3189,7 +3172,7 @@
         <w:t xml:space="preserve">Audit stage.</w:t>
       </w:r>
       <w:r>
-        <w:t xml:space="preserve"> Concept drift and label noise leave the inputs and the model outputs unchanged, so only labels can reveal them. The audit draws </w:t>
+        <w:t xml:space="preserve"> Concept drift and label noise do not touch the inputs or the model outputs, so only labels can reveal them. The audit draws </w:t>
       </w:r>
       <m:oMath>
         <m:r>
@@ -3197,7 +3180,7 @@
         </m:r>
       </m:oMath>
       <w:r>
-        <w:t xml:space="preserve"> late labels and first checks with a one-sided two-proportion test whether accuracy has fallen. If it has, the diagnosis asks whether the change in errors depends on a feature. A logistic model of whether a prediction is correct is fitted on the calibration rows and the audit rows together. Its null form contains 5 confidence bins at reference quantiles, bins of a feature </w:t>
+        <w:t xml:space="preserve"> late labels and first checks, with a one-sided two-proportion test, whether accuracy has dropped. If it has, the next question is whether the change in errors depends on a feature. To answer it, a logistic model of whether a prediction is correct is fitted on the calibration rows and the audit rows together. Its null form holds 5 confidence bins at reference quantiles, bins of a feature </w:t>
       </w:r>
       <m:oMath>
         <m:r>
@@ -3205,7 +3188,7 @@
         </m:r>
       </m:oMath>
       <w:r>
-        <w:t xml:space="preserve">, an audit indicator and the interaction of that indicator with the confidence bins. The alternative adds the interaction of the audit indicator with the bins of </w:t>
+        <w:t xml:space="preserve">, an audit indicator and the interaction of that indicator with the confidence bins. The alternative adds the interaction of the indicator with the bins of </w:t>
       </w:r>
       <m:oMath>
         <m:r>
@@ -3213,7 +3196,7 @@
         </m:r>
       </m:oMath>
       <w:r>
-        <w:t xml:space="preserve"> and is compared with the null by a likelihood ratio test for each feature. A nominal category receives its own bin only if it occurs at least </w:t>
+        <w:t xml:space="preserve">. A likelihood ratio test compares the two for each feature. A nominal category gets its own bin only if it occurs at least </w:t>
       </w:r>
       <m:oMath>
         <m:sSub>
@@ -3334,7 +3317,7 @@
         <w:pStyle w:val="PPBodyMainText"/>
       </w:pPr>
       <w:r>
-        <w:t xml:space="preserve">It is the confidence term that separates the two types. In a binary task, uniform label noise at rate </w:t>
+        <w:t xml:space="preserve">The confidence term is what separates the two types. In a binary task, uniform label noise at rate </w:t>
       </w:r>
       <m:oMath>
         <m:r>
@@ -3466,7 +3449,7 @@
         </m:r>
       </m:oMath>
       <w:r>
-        <w:t xml:space="preserve">, which the confidence bins of the null absorb. Concept drift instead shifts the errors within a region of some feature. A feature that remains significant after Holm correction therefore indicates concept drift, whereas no significant feature indicates label noise. Because each of the two stages is tested at level </w:t>
+        <w:t xml:space="preserve">, which the confidence bins of the null absorb. Concept drift, by contrast, moves the errors inside a region of some feature. A feature that stays significant after Holm correction therefore points to concept drift. If no feature is significant, the verdict is label noise. Each of the two stages is tested at level </w:t>
       </w:r>
       <m:oMath>
         <m:r>
@@ -3474,7 +3457,7 @@
         </m:r>
       </m:oMath>
       <w:r>
-        <w:t xml:space="preserve">, a window without drift receives a drift verdict with probability at most </w:t>
+        <w:t xml:space="preserve">, so a window without drift receives a drift verdict with probability at most </w:t>
       </w:r>
       <m:oMath>
         <m:r>
@@ -3503,13 +3486,13 @@
         <w:ind w:firstLine="0"/>
       </w:pPr>
       <w:r>
-        <w:t xml:space="preserve">Knowing the type tells a team what to do, while root cause analysis tells it where to look. This step asks which inputs the model’s decisions depend on differently after the shift. It narrows the search but does not prove a cause. For tabular models we compute SHAP values </w:t>
+        <w:t xml:space="preserve">Knowing the type tells a team what to do. Root cause analysis tells it where to look. This step asks which inputs the model now relies on differently. It narrows the search for a cause but cannot prove one. For tabular models we compute SHAP values </w:t>
       </w:r>
       <w:r>
         <w:t xml:space="preserve">[14]</w:t>
       </w:r>
       <w:r>
-        <w:t xml:space="preserve"> of the deployed model with its preprocessing and compare the mean absolute attribution of each feature between reference and production rows. Each change carries a percentile bootstrap interval whose level is Bonferroni adjusted over the features. For images, CAM shows which image regions support the prediction of the linear head </w:t>
+        <w:t xml:space="preserve"> of the deployed model with its preprocessing and compare the mean absolute attribution of each feature between reference and production rows. Each change comes with a percentile bootstrap interval whose level is Bonferroni adjusted over the features. For images, CAM shows which regions of an image support the prediction of the linear head </w:t>
       </w:r>
       <w:r>
         <w:t xml:space="preserve">[15]</w:t>
@@ -3533,36 +3516,7 @@
         <w:ind w:firstLine="0"/>
       </w:pPr>
       <w:r>
-        <w:t xml:space="preserve">The tests so far describe a window as a whole. Two practical questions remain: which individual predictions deserve less trust and whether a cheap retrain would recover the lost accuracy. For the first, each prediction receives three signals in </w:t>
-      </w:r>
-      <m:oMath>
-        <m:r>
-          <m:rPr>
-            <m:sty m:val="p"/>
-          </m:rPr>
-          <m:t>[</m:t>
-        </m:r>
-        <m:r>
-          <m:t>0</m:t>
-        </m:r>
-        <m:r>
-          <m:rPr>
-            <m:sty m:val="p"/>
-          </m:rPr>
-          <m:t>,</m:t>
-        </m:r>
-        <m:r>
-          <m:t>1</m:t>
-        </m:r>
-        <m:r>
-          <m:rPr>
-            <m:sty m:val="p"/>
-          </m:rPr>
-          <m:t>]</m:t>
-        </m:r>
-      </m:oMath>
-      <w:r>
-        <w:t xml:space="preserve">: the confidence risk </w:t>
+        <w:t xml:space="preserve">Up to this point the pipeline describes a window as a whole. A team usually has two further questions. Which single predictions deserve less trust? Would a cheap retrain win back the lost accuracy? For the first, every prediction gets three signals between 0 and 1. They are the confidence risk </w:t>
       </w:r>
       <m:oMath>
         <m:r>
@@ -3579,13 +3533,13 @@
         </m:r>
       </m:oMath>
       <w:r>
-        <w:t xml:space="preserve">, an OOD score and its instability under small input perturbations. The OOD score combines an Isolation Forest </w:t>
+        <w:t xml:space="preserve">, an OOD score and the instability of the prediction under small perturbations of the input. The OOD score combines an Isolation Forest </w:t>
       </w:r>
       <w:r>
         <w:t xml:space="preserve">[16]</w:t>
       </w:r>
       <w:r>
-        <w:t xml:space="preserve"> with a standardized distance. A logistic regression fitted on the calibration part combines the three signals into a probability of error. It is fitted only when the calibration part holds at least ten wrong predictions per signal </w:t>
+        <w:t xml:space="preserve"> with a standardized distance. A logistic regression fitted on the calibration part turns the three signals into a probability of error. It is fitted only when the calibration part holds at least ten wrong predictions per signal </w:t>
       </w:r>
       <w:r>
         <w:t xml:space="preserve">[28]</w:t>
@@ -3616,19 +3570,19 @@
         <w:pStyle w:val="PPBodyMainText"/>
       </w:pPr>
       <w:r>
-        <w:t xml:space="preserve">For the second, the triage predicts without production labels whether a cheap retrain will help. A classifier that separates reference from production rows provides density ratio weights, fitted on separate folds and truncated at 20 times their mean </w:t>
+        <w:t xml:space="preserve">For the second, the triage predicts without production labels whether a cheap retrain will help. A classifier that tells reference rows from production rows supplies density ratio weights. They are fitted on separate folds and capped at 20 times their mean </w:t>
       </w:r>
       <w:r>
         <w:t xml:space="preserve">[19]</w:t>
       </w:r>
       <w:r>
-        <w:t xml:space="preserve">. A model trained with these weights is compared with an unweighted one on a held-out 30% of the reference, itself weighted by the density ratio </w:t>
+        <w:t xml:space="preserve">. A model trained with these weights is compared with an unweighted one on a held-out 30% of the reference, which is itself weighted by the density ratio </w:t>
       </w:r>
       <w:r>
         <w:t xml:space="preserve">[17, 18]</w:t>
       </w:r>
       <w:r>
-        <w:t xml:space="preserve">. When late labels from an earlier window are available, a second probe retrains on them and is validated on a held-out part of that window. A retrain is recommended when a probe’s predicted gain is significant after Holm correction across probes.</w:t>
+        <w:t xml:space="preserve">. When late labels from an earlier window exist, a second probe retrains on them and is validated on a held-out part of that window. The triage recommends a retrain when the predicted gain of a probe is significant after Holm correction across probes.</w:t>
       </w:r>
     </w:p>
     <w:p>
@@ -3646,7 +3600,7 @@
         <w:ind w:firstLine="0"/>
       </w:pPr>
       <w:r>
-        <w:t xml:space="preserve">The experiments answer two questions. Does the procedure name the type correctly when the truth is known, including for drift it was not designed for? And does it behave sensibly on real drift, where the type is unknown but the causes are documented?</w:t>
+        <w:t xml:space="preserve">The experiments are built around two questions. First, does the procedure name the type correctly when the truth is known, including for drift it was not designed for? Second, does it behave sensibly on real drift, where the type is unknown but the causes are on record?</w:t>
       </w:r>
     </w:p>
     <w:p>
@@ -3660,13 +3614,13 @@
         <w:t xml:space="preserve">Protocol.</w:t>
       </w:r>
       <w:r>
-        <w:t xml:space="preserve"> All settings below were fixed before the evaluation that uses them. The diagnosis was frozen before the held-out design B was first run. A later code review uncovered two errors in the diagnosis. The label-free stage had used a gatekeeping rule whose family-wise error rate reached 6.6% at a nominal 5% in a simulation, compared with 4.9% for the weighted Holm procedure of Section </w:t>
+        <w:t xml:space="preserve"> Every setting below was fixed before the evaluation that uses it. The diagnosis was frozen before the held-out design B was run for the first time. A later review of the code found two errors in the diagnosis. The label-free stage had used a gatekeeping rule whose family-wise error rate reached 6.6% at a nominal 5% in a simulation, against 4.9% for the weighted Holm procedure of Section </w:t>
       </w:r>
       <w:r>
         <w:t xml:space="preserve">3.3</w:t>
       </w:r>
       <w:r>
-        <w:t xml:space="preserve">. The audit had also counted nominal categories over the reference and audit rows together. Both were corrected without regard to the results and every result was regenerated, which changed the verdict in 115 of the 5,300 benchmark windows. Permutation tests use 200 permutations, SHAP explains 1,000 rows per side against 100 background rows and each real audit uses 600 labels from its own random stream. All randomness is seeded, so every result repeats exactly. One workstation with a 20-core processor and a graphics processor ran everything. The software was scikit-learn </w:t>
+        <w:t xml:space="preserve">. The audit had also counted nominal categories over the reference rows and audit rows together. Both errors were fixed without looking at the results and every result was produced again, which changed the verdict in 115 of the 5,300 benchmark windows. Permutation tests use 200 permutations. SHAP explains 1,000 rows per side against 100 background rows. Each real audit uses 600 labels from its own random stream. All randomness is seeded, so every result can be repeated exactly. Everything ran on one workstation with a 20-core processor and a graphics processor, using scikit-learn </w:t>
       </w:r>
       <w:r>
         <w:t xml:space="preserve">[29]</w:t>
@@ -3690,7 +3644,7 @@
         <w:ind w:firstLine="0"/>
       </w:pPr>
       <w:r>
-        <w:t xml:space="preserve">Since the procedure should not depend on one kind of model, the same pipeline monitors two untuned model families. The first is logistic regression (LR) with </w:t>
+        <w:t xml:space="preserve">A diagnosis that worked for only one kind of model would be of limited use, so the pipeline monitors two untuned model families. The first is logistic regression (LR) with </w:t>
       </w:r>
       <m:oMath>
         <m:sSub>
@@ -3736,7 +3690,7 @@
         <w:t xml:space="preserve">[29]</w:t>
       </w:r>
       <w:r>
-        <w:t xml:space="preserve"> with default settings, no early stopping and native splits on nominal codes. Codes beyond the 254 most frequent are pooled, which is the limit of the implementation. For CLEAR-10 both models operate on the frozen embeddings. SHAP is reported for LR only, because for GB the exact explainer would take hours per window.</w:t>
+        <w:t xml:space="preserve"> with default settings, no early stopping and native splits on nominal codes. Codes beyond the 254 most frequent are pooled, which is the limit of the implementation. For CLEAR-10 both models work on the frozen embeddings. SHAP is reported for LR only, since for GB the exact explainer would take hours per window.</w:t>
       </w:r>
     </w:p>
     <w:p>
@@ -3754,13 +3708,13 @@
         <w:ind w:firstLine="0"/>
       </w:pPr>
       <w:r>
-        <w:t xml:space="preserve">Each of the four datasets contains drift with a documented cause, so the verdicts can be checked against known events. Table </w:t>
+        <w:t xml:space="preserve">The real datasets were chosen because the cause of their drift is documented, which lets us check the verdicts against known events. Table </w:t>
       </w:r>
       <w:r>
         <w:t xml:space="preserve">2</w:t>
       </w:r>
       <w:r>
-        <w:t xml:space="preserve"> summarizes them. The two census tasks come from the American Community Survey (ACS) and use data from California (CA), Texas (TX), New York (NY), Florida (FL) and Washington (WA).</w:t>
+        <w:t xml:space="preserve"> lists the four of them. Two are census tasks from the American Community Survey (ACS) with data from California (CA), Texas (TX), New York (NY), Florida (FL) and Washington (WA). The other two are a gas sensor array and an image stream.</w:t>
       </w:r>
     </w:p>
     <w:p>
@@ -3793,7 +3747,7 @@
         <w:t xml:space="preserve"> </w:t>
       </w:r>
       <w:r>
-        <w:t xml:space="preserve">Datasets, drift windows and reference accuracy. Rows gives the smallest and largest window, Inputs the number of features or embedding dimensions and the last two columns the reference test accuracy of LR and GB</w:t>
+        <w:t xml:space="preserve">Datasets, drift windows and reference accuracy</w:t>
       </w:r>
     </w:p>
     <w:tbl>
@@ -3802,20 +3756,20 @@
         <w:jc w:val="center"/>
         <w:tblLayout w:type="fixed"/>
         <w:tblCellMar>
-          <w:left w:w="45" w:type="dxa"/>
-          <w:right w:w="45" w:type="dxa"/>
+          <w:left w:w="30" w:type="dxa"/>
+          <w:right w:w="30" w:type="dxa"/>
         </w:tblCellMar>
         <w:tblLook w:val="04A0" w:firstRow="1" w:lastRow="0" w:firstColumn="1" w:lastColumn="0" w:noHBand="0" w:noVBand="1"/>
       </w:tblPr>
       <w:tblGrid>
-        <w:gridCol w:w="1297"/>
-        <w:gridCol w:w="906"/>
-        <w:gridCol w:w="3386"/>
-        <w:gridCol w:w="1186"/>
-        <w:gridCol w:w="520"/>
-        <w:gridCol w:w="600"/>
-        <w:gridCol w:w="499"/>
-        <w:gridCol w:w="499"/>
+        <w:gridCol w:w="1344"/>
+        <w:gridCol w:w="921"/>
+        <w:gridCol w:w="3600"/>
+        <w:gridCol w:w="1223"/>
+        <w:gridCol w:w="504"/>
+        <w:gridCol w:w="590"/>
+        <w:gridCol w:w="534"/>
+        <w:gridCol w:w="534"/>
       </w:tblGrid>
       <w:tr>
         <w:trPr>
@@ -3824,7 +3778,7 @@
         </w:trPr>
         <w:tc>
           <w:tcPr>
-            <w:tcW w:w="1297" w:type="dxa"/>
+            <w:tcW w:w="1344" w:type="dxa"/>
             <w:tcBorders>
               <w:top w:val="single" w:sz="8" w:space="0" w:color="auto"/>
             </w:tcBorders>
@@ -3841,7 +3795,7 @@
         </w:tc>
         <w:tc>
           <w:tcPr>
-            <w:tcW w:w="906" w:type="dxa"/>
+            <w:tcW w:w="921" w:type="dxa"/>
             <w:tcBorders>
               <w:top w:val="single" w:sz="8" w:space="0" w:color="auto"/>
             </w:tcBorders>
@@ -3858,7 +3812,7 @@
         </w:tc>
         <w:tc>
           <w:tcPr>
-            <w:tcW w:w="3386" w:type="dxa"/>
+            <w:tcW w:w="3600" w:type="dxa"/>
             <w:tcBorders>
               <w:top w:val="single" w:sz="8" w:space="0" w:color="auto"/>
             </w:tcBorders>
@@ -3875,7 +3829,7 @@
         </w:tc>
         <w:tc>
           <w:tcPr>
-            <w:tcW w:w="1186" w:type="dxa"/>
+            <w:tcW w:w="1223" w:type="dxa"/>
             <w:tcBorders>
               <w:top w:val="single" w:sz="8" w:space="0" w:color="auto"/>
             </w:tcBorders>
@@ -3892,7 +3846,7 @@
         </w:tc>
         <w:tc>
           <w:tcPr>
-            <w:tcW w:w="520" w:type="dxa"/>
+            <w:tcW w:w="504" w:type="dxa"/>
             <w:tcBorders>
               <w:top w:val="single" w:sz="8" w:space="0" w:color="auto"/>
             </w:tcBorders>
@@ -3909,7 +3863,7 @@
         </w:tc>
         <w:tc>
           <w:tcPr>
-            <w:tcW w:w="600" w:type="dxa"/>
+            <w:tcW w:w="590" w:type="dxa"/>
             <w:tcBorders>
               <w:top w:val="single" w:sz="8" w:space="0" w:color="auto"/>
             </w:tcBorders>
@@ -3926,7 +3880,7 @@
         </w:tc>
         <w:tc>
           <w:tcPr>
-            <w:tcW w:w="998" w:type="dxa"/>
+            <w:tcW w:w="1068" w:type="dxa"/>
             <w:gridSpan w:val="2"/>
             <w:tcBorders>
               <w:top w:val="single" w:sz="8" w:space="0" w:color="auto"/>
@@ -3954,7 +3908,7 @@
         </w:trPr>
         <w:tc>
           <w:tcPr>
-            <w:tcW w:w="1297" w:type="dxa"/>
+            <w:tcW w:w="1344" w:type="dxa"/>
             <w:tcBorders/>
             <w:vAlign w:val="center"/>
           </w:tcPr>
@@ -3972,7 +3926,7 @@
         </w:tc>
         <w:tc>
           <w:tcPr>
-            <w:tcW w:w="906" w:type="dxa"/>
+            <w:tcW w:w="921" w:type="dxa"/>
             <w:tcBorders/>
             <w:vAlign w:val="center"/>
           </w:tcPr>
@@ -3990,7 +3944,7 @@
         </w:tc>
         <w:tc>
           <w:tcPr>
-            <w:tcW w:w="3386" w:type="dxa"/>
+            <w:tcW w:w="3600" w:type="dxa"/>
             <w:tcBorders/>
             <w:vAlign w:val="center"/>
           </w:tcPr>
@@ -4008,7 +3962,7 @@
         </w:tc>
         <w:tc>
           <w:tcPr>
-            <w:tcW w:w="1186" w:type="dxa"/>
+            <w:tcW w:w="1223" w:type="dxa"/>
             <w:tcBorders/>
             <w:vAlign w:val="center"/>
           </w:tcPr>
@@ -4026,7 +3980,7 @@
         </w:tc>
         <w:tc>
           <w:tcPr>
-            <w:tcW w:w="520" w:type="dxa"/>
+            <w:tcW w:w="504" w:type="dxa"/>
             <w:tcBorders/>
             <w:vAlign w:val="center"/>
           </w:tcPr>
@@ -4044,7 +3998,7 @@
         </w:tc>
         <w:tc>
           <w:tcPr>
-            <w:tcW w:w="600" w:type="dxa"/>
+            <w:tcW w:w="590" w:type="dxa"/>
             <w:tcBorders/>
             <w:vAlign w:val="center"/>
           </w:tcPr>
@@ -4062,7 +4016,7 @@
         </w:tc>
         <w:tc>
           <w:tcPr>
-            <w:tcW w:w="499" w:type="dxa"/>
+            <w:tcW w:w="534" w:type="dxa"/>
             <w:tcBorders/>
             <w:vAlign w:val="center"/>
           </w:tcPr>
@@ -4080,7 +4034,7 @@
         </w:tc>
         <w:tc>
           <w:tcPr>
-            <w:tcW w:w="499" w:type="dxa"/>
+            <w:tcW w:w="534" w:type="dxa"/>
             <w:tcBorders/>
             <w:vAlign w:val="center"/>
           </w:tcPr>
@@ -4103,7 +4057,7 @@
         </w:trPr>
         <w:tc>
           <w:tcPr>
-            <w:tcW w:w="1297" w:type="dxa"/>
+            <w:tcW w:w="1344" w:type="dxa"/>
             <w:tcBorders>
               <w:top w:val="single" w:sz="4" w:space="0" w:color="auto"/>
             </w:tcBorders>
@@ -4123,7 +4077,7 @@
         </w:tc>
         <w:tc>
           <w:tcPr>
-            <w:tcW w:w="906" w:type="dxa"/>
+            <w:tcW w:w="921" w:type="dxa"/>
             <w:tcBorders>
               <w:top w:val="single" w:sz="4" w:space="0" w:color="auto"/>
             </w:tcBorders>
@@ -4143,7 +4097,7 @@
         </w:tc>
         <w:tc>
           <w:tcPr>
-            <w:tcW w:w="3386" w:type="dxa"/>
+            <w:tcW w:w="3600" w:type="dxa"/>
             <w:tcBorders>
               <w:top w:val="single" w:sz="4" w:space="0" w:color="auto"/>
             </w:tcBorders>
@@ -4163,7 +4117,7 @@
         </w:tc>
         <w:tc>
           <w:tcPr>
-            <w:tcW w:w="1186" w:type="dxa"/>
+            <w:tcW w:w="1223" w:type="dxa"/>
             <w:tcBorders>
               <w:top w:val="single" w:sz="4" w:space="0" w:color="auto"/>
             </w:tcBorders>
@@ -4183,7 +4137,7 @@
         </w:tc>
         <w:tc>
           <w:tcPr>
-            <w:tcW w:w="520" w:type="dxa"/>
+            <w:tcW w:w="504" w:type="dxa"/>
             <w:tcBorders>
               <w:top w:val="single" w:sz="4" w:space="0" w:color="auto"/>
             </w:tcBorders>
@@ -4203,7 +4157,7 @@
         </w:tc>
         <w:tc>
           <w:tcPr>
-            <w:tcW w:w="600" w:type="dxa"/>
+            <w:tcW w:w="590" w:type="dxa"/>
             <w:tcBorders>
               <w:top w:val="single" w:sz="4" w:space="0" w:color="auto"/>
             </w:tcBorders>
@@ -4223,7 +4177,7 @@
         </w:tc>
         <w:tc>
           <w:tcPr>
-            <w:tcW w:w="499" w:type="dxa"/>
+            <w:tcW w:w="534" w:type="dxa"/>
             <w:tcBorders>
               <w:top w:val="single" w:sz="4" w:space="0" w:color="auto"/>
             </w:tcBorders>
@@ -4243,7 +4197,7 @@
         </w:tc>
         <w:tc>
           <w:tcPr>
-            <w:tcW w:w="499" w:type="dxa"/>
+            <w:tcW w:w="534" w:type="dxa"/>
             <w:tcBorders>
               <w:top w:val="single" w:sz="4" w:space="0" w:color="auto"/>
             </w:tcBorders>
@@ -4268,7 +4222,7 @@
         </w:trPr>
         <w:tc>
           <w:tcPr>
-            <w:tcW w:w="1297" w:type="dxa"/>
+            <w:tcW w:w="1344" w:type="dxa"/>
             <w:tcBorders/>
             <w:vAlign w:val="center"/>
           </w:tcPr>
@@ -4286,7 +4240,7 @@
         </w:tc>
         <w:tc>
           <w:tcPr>
-            <w:tcW w:w="906" w:type="dxa"/>
+            <w:tcW w:w="921" w:type="dxa"/>
             <w:tcBorders/>
             <w:vAlign w:val="center"/>
           </w:tcPr>
@@ -4304,7 +4258,7 @@
         </w:tc>
         <w:tc>
           <w:tcPr>
-            <w:tcW w:w="3386" w:type="dxa"/>
+            <w:tcW w:w="3600" w:type="dxa"/>
             <w:tcBorders/>
             <w:vAlign w:val="center"/>
           </w:tcPr>
@@ -4322,7 +4276,7 @@
         </w:tc>
         <w:tc>
           <w:tcPr>
-            <w:tcW w:w="1186" w:type="dxa"/>
+            <w:tcW w:w="1223" w:type="dxa"/>
             <w:tcBorders/>
             <w:vAlign w:val="center"/>
           </w:tcPr>
@@ -4340,7 +4294,7 @@
         </w:tc>
         <w:tc>
           <w:tcPr>
-            <w:tcW w:w="520" w:type="dxa"/>
+            <w:tcW w:w="504" w:type="dxa"/>
             <w:tcBorders/>
             <w:vAlign w:val="center"/>
           </w:tcPr>
@@ -4358,7 +4312,7 @@
         </w:tc>
         <w:tc>
           <w:tcPr>
-            <w:tcW w:w="600" w:type="dxa"/>
+            <w:tcW w:w="590" w:type="dxa"/>
             <w:tcBorders/>
             <w:vAlign w:val="center"/>
           </w:tcPr>
@@ -4376,7 +4330,7 @@
         </w:tc>
         <w:tc>
           <w:tcPr>
-            <w:tcW w:w="499" w:type="dxa"/>
+            <w:tcW w:w="534" w:type="dxa"/>
             <w:tcBorders/>
             <w:vAlign w:val="center"/>
           </w:tcPr>
@@ -4394,7 +4348,7 @@
         </w:tc>
         <w:tc>
           <w:tcPr>
-            <w:tcW w:w="499" w:type="dxa"/>
+            <w:tcW w:w="534" w:type="dxa"/>
             <w:tcBorders/>
             <w:vAlign w:val="center"/>
           </w:tcPr>
@@ -4417,7 +4371,7 @@
         </w:trPr>
         <w:tc>
           <w:tcPr>
-            <w:tcW w:w="1297" w:type="dxa"/>
+            <w:tcW w:w="1344" w:type="dxa"/>
             <w:tcBorders/>
             <w:vAlign w:val="center"/>
           </w:tcPr>
@@ -4435,7 +4389,7 @@
         </w:tc>
         <w:tc>
           <w:tcPr>
-            <w:tcW w:w="906" w:type="dxa"/>
+            <w:tcW w:w="921" w:type="dxa"/>
             <w:tcBorders/>
             <w:vAlign w:val="center"/>
           </w:tcPr>
@@ -4453,7 +4407,7 @@
         </w:tc>
         <w:tc>
           <w:tcPr>
-            <w:tcW w:w="3386" w:type="dxa"/>
+            <w:tcW w:w="3600" w:type="dxa"/>
             <w:tcBorders/>
             <w:vAlign w:val="center"/>
           </w:tcPr>
@@ -4471,7 +4425,7 @@
         </w:tc>
         <w:tc>
           <w:tcPr>
-            <w:tcW w:w="1186" w:type="dxa"/>
+            <w:tcW w:w="1223" w:type="dxa"/>
             <w:tcBorders/>
             <w:vAlign w:val="center"/>
           </w:tcPr>
@@ -4489,7 +4443,7 @@
         </w:tc>
         <w:tc>
           <w:tcPr>
-            <w:tcW w:w="520" w:type="dxa"/>
+            <w:tcW w:w="504" w:type="dxa"/>
             <w:tcBorders/>
             <w:vAlign w:val="center"/>
           </w:tcPr>
@@ -4507,7 +4461,7 @@
         </w:tc>
         <w:tc>
           <w:tcPr>
-            <w:tcW w:w="600" w:type="dxa"/>
+            <w:tcW w:w="590" w:type="dxa"/>
             <w:tcBorders/>
             <w:vAlign w:val="center"/>
           </w:tcPr>
@@ -4525,7 +4479,7 @@
         </w:tc>
         <w:tc>
           <w:tcPr>
-            <w:tcW w:w="499" w:type="dxa"/>
+            <w:tcW w:w="534" w:type="dxa"/>
             <w:tcBorders/>
             <w:vAlign w:val="center"/>
           </w:tcPr>
@@ -4543,7 +4497,7 @@
         </w:tc>
         <w:tc>
           <w:tcPr>
-            <w:tcW w:w="499" w:type="dxa"/>
+            <w:tcW w:w="534" w:type="dxa"/>
             <w:tcBorders/>
             <w:vAlign w:val="center"/>
           </w:tcPr>
@@ -4566,7 +4520,7 @@
         </w:trPr>
         <w:tc>
           <w:tcPr>
-            <w:tcW w:w="1297" w:type="dxa"/>
+            <w:tcW w:w="1344" w:type="dxa"/>
             <w:tcBorders>
               <w:bottom w:val="single" w:sz="8" w:space="0" w:color="auto"/>
             </w:tcBorders>
@@ -4585,7 +4539,7 @@
         </w:tc>
         <w:tc>
           <w:tcPr>
-            <w:tcW w:w="906" w:type="dxa"/>
+            <w:tcW w:w="921" w:type="dxa"/>
             <w:tcBorders>
               <w:bottom w:val="single" w:sz="8" w:space="0" w:color="auto"/>
             </w:tcBorders>
@@ -4604,7 +4558,7 @@
         </w:tc>
         <w:tc>
           <w:tcPr>
-            <w:tcW w:w="3386" w:type="dxa"/>
+            <w:tcW w:w="3600" w:type="dxa"/>
             <w:tcBorders>
               <w:bottom w:val="single" w:sz="8" w:space="0" w:color="auto"/>
             </w:tcBorders>
@@ -4623,7 +4577,7 @@
         </w:tc>
         <w:tc>
           <w:tcPr>
-            <w:tcW w:w="1186" w:type="dxa"/>
+            <w:tcW w:w="1223" w:type="dxa"/>
             <w:tcBorders>
               <w:bottom w:val="single" w:sz="8" w:space="0" w:color="auto"/>
             </w:tcBorders>
@@ -4642,7 +4596,7 @@
         </w:tc>
         <w:tc>
           <w:tcPr>
-            <w:tcW w:w="520" w:type="dxa"/>
+            <w:tcW w:w="504" w:type="dxa"/>
             <w:tcBorders>
               <w:bottom w:val="single" w:sz="8" w:space="0" w:color="auto"/>
             </w:tcBorders>
@@ -4661,7 +4615,7 @@
         </w:tc>
         <w:tc>
           <w:tcPr>
-            <w:tcW w:w="600" w:type="dxa"/>
+            <w:tcW w:w="590" w:type="dxa"/>
             <w:tcBorders>
               <w:bottom w:val="single" w:sz="8" w:space="0" w:color="auto"/>
             </w:tcBorders>
@@ -4680,7 +4634,7 @@
         </w:tc>
         <w:tc>
           <w:tcPr>
-            <w:tcW w:w="499" w:type="dxa"/>
+            <w:tcW w:w="534" w:type="dxa"/>
             <w:tcBorders>
               <w:bottom w:val="single" w:sz="8" w:space="0" w:color="auto"/>
             </w:tcBorders>
@@ -4699,7 +4653,7 @@
         </w:tc>
         <w:tc>
           <w:tcPr>
-            <w:tcW w:w="499" w:type="dxa"/>
+            <w:tcW w:w="534" w:type="dxa"/>
             <w:tcBorders>
               <w:bottom w:val="single" w:sz="8" w:space="0" w:color="auto"/>
             </w:tcBorders>
@@ -4741,6 +4695,14 @@
         <w:pStyle w:val="PPBodyMainText"/>
       </w:pPr>
       <w:r>
+        <w:t xml:space="preserve">Rows gives the smallest and the largest window, Inputs the number of features or embedding dimensions and the last two columns the reference test accuracy of LR and GB.</w:t>
+      </w:r>
+    </w:p>
+    <w:p>
+      <w:pPr>
+        <w:pStyle w:val="PPBodyMainText"/>
+      </w:pPr>
+      <w:r>
         <w:rPr>
           <w:i/>
         </w:rPr>
@@ -4753,7 +4715,7 @@
         <w:t xml:space="preserve">[20]</w:t>
       </w:r>
       <w:r>
-        <w:t xml:space="preserve">. ACS Income predicts whether a person earns more than $50,000 from 10 features. ACS Employment predicts, from 16 features, whether a person aged 16 to 90 is employed. With CA 2014 as the reference, the temporal windows are CA 2015 to 2019 and 2021 to 2023, as there is no standard 2020 release </w:t>
+        <w:t xml:space="preserve">. ACS Income predicts from 10 features whether a person earns more than $50,000. ACS Employment predicts from 16 features whether a person aged 16 to 90 is employed. CA 2014 is the reference. The temporal windows are CA 2015 to 2019 and 2021 to 2023, as no standard 2020 release exists </w:t>
       </w:r>
       <w:r>
         <w:t xml:space="preserve">[31]</w:t>
@@ -4765,13 +4727,13 @@
         <w:t xml:space="preserve">[32]</w:t>
       </w:r>
       <w:r>
-        <w:t xml:space="preserve">, which we map back to RELP using the code labels of the 2018 and 2019 data dictionaries (Table </w:t>
+        <w:t xml:space="preserve">. We map it back to RELP with the code labels of the 2018 and 2019 data dictionaries (Table </w:t>
       </w:r>
       <w:r>
         <w:t xml:space="preserve">S2</w:t>
       </w:r>
       <w:r>
-        <w:t xml:space="preserve"> in the Supplement). Five documented changes fall within these years: new occupation codes in 2018 </w:t>
+        <w:t xml:space="preserve"> in the Supplement). Five documented changes fall in these years: new occupation codes in 2018 </w:t>
       </w:r>
       <w:r>
         <w:t xml:space="preserve">[33]</w:t>
@@ -4797,13 +4759,13 @@
         <w:t xml:space="preserve">Gas sensor array drift.</w:t>
       </w:r>
       <w:r>
-        <w:t xml:space="preserve"> This dataset from the University of California, Irvine (UCI) machine learning repository holds 13,910 measurements of six gases by 16 metal oxide sensors over 36 months, in ten batches </w:t>
+        <w:t xml:space="preserve"> This dataset from the machine learning repository of the University of California, Irvine (UCI) holds 13,910 measurements of six gases by 16 metal oxide sensors, taken over 36 months in ten batches </w:t>
       </w:r>
       <w:r>
         <w:t xml:space="preserve">[35, 36]</w:t>
       </w:r>
       <w:r>
-        <w:t xml:space="preserve">. Each measurement has eight features per sensor. As the sensors age, their response to the same gas drifts while the labels stay exact, a documented change in </w:t>
+        <w:t xml:space="preserve">. Each measurement has eight features per sensor. As the sensors age, their response to the same gas drifts while the labels stay exact. This is a documented change in </w:t>
       </w:r>
       <m:oMath>
         <m:r>
@@ -4835,7 +4797,7 @@
         </m:r>
       </m:oMath>
       <w:r>
-        <w:t xml:space="preserve">. Batches 1 and 2 form the reference and batches 3 to 10 the windows. Because some batches are small, the number of audit labels for a window of </w:t>
+        <w:t xml:space="preserve">. Batches 1 and 2 form the reference and batches 3 to 10 the windows. Some batches are small, so the number of audit labels for a window of </w:t>
       </w:r>
       <m:oMath>
         <m:r>
@@ -4913,13 +4875,13 @@
         <w:t xml:space="preserve">CLEAR-10.</w:t>
       </w:r>
       <w:r>
-        <w:t xml:space="preserve"> This image stream holds ten object classes and a background class in ten time-ordered buckets of about 3,300 images each </w:t>
+        <w:t xml:space="preserve"> This image stream has ten object classes and a background class, spread over ten time-ordered buckets of about 3,300 images each </w:t>
       </w:r>
       <w:r>
         <w:t xml:space="preserve">[21]</w:t>
       </w:r>
       <w:r>
-        <w:t xml:space="preserve">. Bucket 1 serves as the reference.</w:t>
+        <w:t xml:space="preserve">. Bucket 1 is the reference.</w:t>
       </w:r>
     </w:p>
     <w:p>
@@ -4937,7 +4899,7 @@
         <w:ind w:firstLine="0"/>
       </w:pPr>
       <w:r>
-        <w:t xml:space="preserve">Real drift has no known type, so the diagnosis is graded on injected drift. The benchmark uses the 2014 data of 5 states (CA, TX, NY, FL, WA) for both ACS tasks. Each state is a reference distribution with its own model, split as above. For each of 10 seeds the split, the window and the injection are redrawn, which gives 50 replicates per configuration. Each replicate draws a production window of 4,000 rows and a grading holdout of 2,000 rows from the test part. Each mechanism is injected into both at three intensities. The audit uses 600 labels. Proportions carry Wilson intervals </w:t>
+        <w:t xml:space="preserve">The type of a real drift is never known for certain, so the diagnosis is graded on drift that we inject ourselves. The benchmark uses the 2014 data of 5 states (CA, TX, NY, FL, WA) for both ACS tasks. Each state acts as a reference distribution with its own model, split as described above. For each of 10 seeds the split, the window and the injection are drawn again, which gives 50 replicates per configuration. A replicate draws a production window of 4,000 rows and a grading holdout of 2,000 rows from the test part. Each mechanism is injected into both at three intensities. The audit uses 600 labels. Proportions carry Wilson intervals </w:t>
       </w:r>
       <w:r>
         <w:t xml:space="preserve">[37]</w:t>
@@ -4957,7 +4919,7 @@
         <w:t xml:space="preserve">Design A</w:t>
       </w:r>
       <w:r>
-        <w:t xml:space="preserve"> injects the four types in ways that partly match the tests. Covariate shift rescales two numeric features (ACS Income: AGEP and WKHP) for a random subset of rows. Prior shift drops rows of one class until the positive rate rises by 0.14, 0.23 and 0.32. Concept drift inverts the labels of the 15, 30 and 50% of rows with the highest value of one feature (ACS Income: SCHL). Label noise flips a random 8, 18 and 32% of labels. Each replicate also includes a control window without drift.</w:t>
+        <w:t xml:space="preserve"> injects the four types in ways that partly match how the tests work. Covariate shift rescales two numeric features (ACS Income: AGEP and WKHP) for a random subset of rows. Prior shift drops rows of one class until the positive rate rises by 0.14, 0.23 and 0.32. Concept drift inverts the labels of the 15, 30 and 50% of rows with the highest value of one feature (ACS Income: SCHL). Label noise flips a random 8, 18 and 32% of the labels. Each replicate also contains a control window without drift.</w:t>
       </w:r>
     </w:p>
     <w:p>
@@ -4971,7 +4933,7 @@
         <w:t xml:space="preserve">Design B</w:t>
       </w:r>
       <w:r>
-        <w:t xml:space="preserve"> uses mechanisms that the tests were not designed for. Covariate shift is selection bias: each row is kept with a probability given by </w:t>
+        <w:t xml:space="preserve"> uses mechanisms that the tests were not built for. Covariate shift becomes selection bias. Each row is kept with a probability given by </w:t>
       </w:r>
       <m:oMath>
         <m:r>
@@ -5107,7 +5069,7 @@
         </m:r>
       </m:oMath>
       <w:r>
-        <w:t xml:space="preserve"> is exactly unchanged. Prior shift lowers the positive rate by 0.08, 0.14 and 0.20. Concept drift inverts the labels in the top 15, 30 and 50% of a second random score, which defines an oblique region that no single feature describes. For ACS Income a second concept drift raises the income threshold to $55,000, $60,000 and $70,000. Label noise is class-conditional, with positive labels flipped to negative at rates of 10, 20 and 35%.</w:t>
+        <w:t xml:space="preserve"> is exactly unchanged. Prior shift lowers the positive rate by 0.08, 0.14 and 0.20. Concept drift inverts the labels in the top 15, 30 and 50% of a second random score, which marks out an oblique region that no single feature describes. For ACS Income a second concept drift raises the income threshold to $55,000, $60,000 and $70,000. Label noise is class-conditional: positive labels are flipped to negative at rates of 10, 20 and 35%.</w:t>
       </w:r>
     </w:p>
     <w:p>
@@ -5125,7 +5087,7 @@
         <w:ind w:firstLine="0"/>
       </w:pPr>
       <w:r>
-        <w:t xml:space="preserve">A diagnosis is only worth its cost if it beats simpler options. Every method names one of the five outcomes (no drift or one of the four types) from the same tests and audit labels. Three rules represent current practice. </w:t>
+        <w:t xml:space="preserve">A diagnosis is only worth running if it does better than simpler options. Every method below names one of the five outcomes (no drift or one of the four types) from the same tests and the same audit labels. Three rules stand for current practice. </w:t>
       </w:r>
       <w:r>
         <w:rPr>
@@ -5149,7 +5111,7 @@
         <w:t xml:space="preserve">[1, 5]</w:t>
       </w:r>
       <w:r>
-        <w:t xml:space="preserve"> and any other alarm as covariate shift, which makes it our label-free stage without the consistency test. </w:t>
+        <w:t xml:space="preserve"> and any other alarm as covariate shift. It is our label-free stage without the consistency test. </w:t>
       </w:r>
       <w:r>
         <w:rPr>
@@ -5158,7 +5120,7 @@
         <w:t xml:space="preserve">Error-rate monitoring</w:t>
       </w:r>
       <w:r>
-        <w:t xml:space="preserve"> also reads a significant audit accuracy drop as concept drift, like an error-rate detector </w:t>
+        <w:t xml:space="preserve"> also reads a significant drop in audit accuracy as concept drift, as an error-rate detector would </w:t>
       </w:r>
       <w:r>
         <w:t xml:space="preserve">[8]</w:t>
@@ -5181,7 +5143,7 @@
         <w:t xml:space="preserve">learned meta-classifier</w:t>
       </w:r>
       <w:r>
-        <w:t xml:space="preserve"> tests whether a learned rule could replace the tests. It is a GB model on nine statistics of each window: the evidence </w:t>
+        <w:t xml:space="preserve"> checks whether a learned rule could replace the tests. It is a GB model trained on nine statistics of each window: the evidence </w:t>
       </w:r>
       <m:oMath>
         <m:r>
@@ -5210,7 +5172,7 @@
         </m:r>
       </m:oMath>
       <w:r>
-        <w:t xml:space="preserve"> of each block test, the share of features with residual shift, the BBSE prior change, the CBPE change, the evidence and size of the audit accuracy drop and the evidence of the error structure test. In design A it is validated by leaving one state out. In design B it is trained on design A without the predicted state, so it never sees a held-out mechanism. Three ablations remove the MMD block, remove the confidence term from the audit null or replace the confidence bins by cells of predicted class and confidence.</w:t>
+        <w:t xml:space="preserve"> of each block test, the share of features with residual shift, the BBSE prior change, the CBPE change, the evidence and size of the drop in audit accuracy and the evidence of the error structure test. In design A it is validated by leaving one state out. In design B it is trained on design A without the state being predicted, so it never sees a held-out mechanism. Three ablations take parts out of our procedure: the MMD block, the confidence term of the audit null and, in a third variant, the confidence bins, which are replaced by cells of predicted class and confidence.</w:t>
       </w:r>
     </w:p>
     <w:p>
@@ -5218,7 +5180,7 @@
         <w:pStyle w:val="PPBodyMainText"/>
       </w:pPr>
       <w:r>
-        <w:t xml:space="preserve">Our procedure is compared with each other method by the per-replicate difference in the share of correctly typed windows, tested by sign-flip permutation (10,000 flips) with Holm correction. Replicates are the unit of analysis because the windows of one replicate share a model and a reference.</w:t>
+        <w:t xml:space="preserve">Each method is compared with ours through the per-replicate difference in the share of correctly typed windows, tested by sign-flip permutation (10,000 flips) with Holm correction. Replicates are the unit of analysis because the windows of one replicate share a model and a reference.</w:t>
       </w:r>
     </w:p>
     <w:p>
@@ -5236,7 +5198,7 @@
         <w:ind w:firstLine="0"/>
       </w:pPr>
       <w:r>
-        <w:t xml:space="preserve">The benchmark results come first: how often the type is named, whether the procedure transfers to held-out drift and how well its building blocks work. Real drift follows.</w:t>
+        <w:t xml:space="preserve">The benchmark comes first: how often the type is named, whether the procedure carries over to drift it was not designed for and how well its building blocks work. Real drift follows.</w:t>
       </w:r>
     </w:p>
     <w:p>
@@ -5254,13 +5216,13 @@
         <w:ind w:firstLine="0"/>
       </w:pPr>
       <w:r>
-        <w:t xml:space="preserve">The central question is how often each method names the injected type. Table </w:t>
+        <w:t xml:space="preserve">The most direct test of the diagnosis is how often it names the injected type, compared with the baselines. Table </w:t>
       </w:r>
       <w:r>
         <w:t xml:space="preserve">3</w:t>
       </w:r>
       <w:r>
-        <w:t xml:space="preserve"> gives the answer for every configuration, each with 50 replicates.</w:t>
+        <w:t xml:space="preserve"> gives this share for every configuration, each with 50 replicates.</w:t>
       </w:r>
     </w:p>
     <w:p>
@@ -5289,17 +5251,17 @@
         <w:jc w:val="center"/>
         <w:tblLayout w:type="fixed"/>
         <w:tblCellMar>
-          <w:left w:w="45" w:type="dxa"/>
-          <w:right w:w="45" w:type="dxa"/>
+          <w:left w:w="30" w:type="dxa"/>
+          <w:right w:w="30" w:type="dxa"/>
         </w:tblCellMar>
         <w:tblLook w:val="04A0" w:firstRow="1" w:lastRow="0" w:firstColumn="1" w:lastColumn="0" w:noHBand="0" w:noVBand="1"/>
       </w:tblPr>
       <w:tblGrid>
-        <w:gridCol w:w="1498"/>
-        <w:gridCol w:w="511"/>
-        <w:gridCol w:w="511"/>
-        <w:gridCol w:w="608"/>
-        <w:gridCol w:w="608"/>
+        <w:gridCol w:w="1560"/>
+        <w:gridCol w:w="494"/>
+        <w:gridCol w:w="494"/>
+        <w:gridCol w:w="600"/>
+        <w:gridCol w:w="600"/>
       </w:tblGrid>
       <w:tr>
         <w:trPr>
@@ -5308,7 +5270,7 @@
         </w:trPr>
         <w:tc>
           <w:tcPr>
-            <w:tcW w:w="1498" w:type="dxa"/>
+            <w:tcW w:w="1560" w:type="dxa"/>
             <w:tcBorders>
               <w:top w:val="single" w:sz="8" w:space="0" w:color="auto"/>
             </w:tcBorders>
@@ -5325,7 +5287,7 @@
         </w:tc>
         <w:tc>
           <w:tcPr>
-            <w:tcW w:w="511" w:type="dxa"/>
+            <w:tcW w:w="494" w:type="dxa"/>
             <w:tcBorders>
               <w:top w:val="single" w:sz="8" w:space="0" w:color="auto"/>
             </w:tcBorders>
@@ -5345,7 +5307,7 @@
         </w:tc>
         <w:tc>
           <w:tcPr>
-            <w:tcW w:w="511" w:type="dxa"/>
+            <w:tcW w:w="494" w:type="dxa"/>
             <w:tcBorders>
               <w:top w:val="single" w:sz="8" w:space="0" w:color="auto"/>
             </w:tcBorders>
@@ -5365,7 +5327,7 @@
         </w:tc>
         <w:tc>
           <w:tcPr>
-            <w:tcW w:w="608" w:type="dxa"/>
+            <w:tcW w:w="600" w:type="dxa"/>
             <w:tcBorders>
               <w:top w:val="single" w:sz="8" w:space="0" w:color="auto"/>
             </w:tcBorders>
@@ -5385,7 +5347,7 @@
         </w:tc>
         <w:tc>
           <w:tcPr>
-            <w:tcW w:w="608" w:type="dxa"/>
+            <w:tcW w:w="600" w:type="dxa"/>
             <w:tcBorders>
               <w:top w:val="single" w:sz="8" w:space="0" w:color="auto"/>
             </w:tcBorders>
@@ -5410,7 +5372,7 @@
         </w:trPr>
         <w:tc>
           <w:tcPr>
-            <w:tcW w:w="3736" w:type="dxa"/>
+            <w:tcW w:w="3748" w:type="dxa"/>
             <w:gridSpan w:val="5"/>
             <w:tcBorders>
               <w:top w:val="single" w:sz="4" w:space="0" w:color="auto"/>
@@ -5436,7 +5398,7 @@
         </w:trPr>
         <w:tc>
           <w:tcPr>
-            <w:tcW w:w="1498" w:type="dxa"/>
+            <w:tcW w:w="1560" w:type="dxa"/>
             <w:tcBorders>
               <w:top w:val="single" w:sz="4" w:space="0" w:color="auto"/>
             </w:tcBorders>
@@ -5456,7 +5418,7 @@
         </w:tc>
         <w:tc>
           <w:tcPr>
-            <w:tcW w:w="511" w:type="dxa"/>
+            <w:tcW w:w="494" w:type="dxa"/>
             <w:tcBorders>
               <w:top w:val="single" w:sz="4" w:space="0" w:color="auto"/>
             </w:tcBorders>
@@ -5476,7 +5438,7 @@
         </w:tc>
         <w:tc>
           <w:tcPr>
-            <w:tcW w:w="511" w:type="dxa"/>
+            <w:tcW w:w="494" w:type="dxa"/>
             <w:tcBorders>
               <w:top w:val="single" w:sz="4" w:space="0" w:color="auto"/>
             </w:tcBorders>
@@ -5496,7 +5458,7 @@
         </w:tc>
         <w:tc>
           <w:tcPr>
-            <w:tcW w:w="608" w:type="dxa"/>
+            <w:tcW w:w="600" w:type="dxa"/>
             <w:tcBorders>
               <w:top w:val="single" w:sz="4" w:space="0" w:color="auto"/>
             </w:tcBorders>
@@ -5516,7 +5478,7 @@
         </w:tc>
         <w:tc>
           <w:tcPr>
-            <w:tcW w:w="608" w:type="dxa"/>
+            <w:tcW w:w="600" w:type="dxa"/>
             <w:tcBorders>
               <w:top w:val="single" w:sz="4" w:space="0" w:color="auto"/>
             </w:tcBorders>
@@ -5541,7 +5503,7 @@
         </w:trPr>
         <w:tc>
           <w:tcPr>
-            <w:tcW w:w="1498" w:type="dxa"/>
+            <w:tcW w:w="1560" w:type="dxa"/>
             <w:tcBorders/>
             <w:vAlign w:val="center"/>
           </w:tcPr>
@@ -5559,7 +5521,7 @@
         </w:tc>
         <w:tc>
           <w:tcPr>
-            <w:tcW w:w="511" w:type="dxa"/>
+            <w:tcW w:w="494" w:type="dxa"/>
             <w:tcBorders/>
             <w:vAlign w:val="center"/>
           </w:tcPr>
@@ -5577,7 +5539,7 @@
         </w:tc>
         <w:tc>
           <w:tcPr>
-            <w:tcW w:w="511" w:type="dxa"/>
+            <w:tcW w:w="494" w:type="dxa"/>
             <w:tcBorders/>
             <w:vAlign w:val="center"/>
           </w:tcPr>
@@ -5595,7 +5557,7 @@
         </w:tc>
         <w:tc>
           <w:tcPr>
-            <w:tcW w:w="608" w:type="dxa"/>
+            <w:tcW w:w="600" w:type="dxa"/>
             <w:tcBorders/>
             <w:vAlign w:val="center"/>
           </w:tcPr>
@@ -5613,7 +5575,7 @@
         </w:tc>
         <w:tc>
           <w:tcPr>
-            <w:tcW w:w="608" w:type="dxa"/>
+            <w:tcW w:w="600" w:type="dxa"/>
             <w:tcBorders/>
             <w:vAlign w:val="center"/>
           </w:tcPr>
@@ -5636,7 +5598,7 @@
         </w:trPr>
         <w:tc>
           <w:tcPr>
-            <w:tcW w:w="1498" w:type="dxa"/>
+            <w:tcW w:w="1560" w:type="dxa"/>
             <w:tcBorders/>
             <w:vAlign w:val="center"/>
           </w:tcPr>
@@ -5654,7 +5616,7 @@
         </w:tc>
         <w:tc>
           <w:tcPr>
-            <w:tcW w:w="511" w:type="dxa"/>
+            <w:tcW w:w="494" w:type="dxa"/>
             <w:tcBorders/>
             <w:vAlign w:val="center"/>
           </w:tcPr>
@@ -5672,7 +5634,7 @@
         </w:tc>
         <w:tc>
           <w:tcPr>
-            <w:tcW w:w="511" w:type="dxa"/>
+            <w:tcW w:w="494" w:type="dxa"/>
             <w:tcBorders/>
             <w:vAlign w:val="center"/>
           </w:tcPr>
@@ -5690,7 +5652,7 @@
         </w:tc>
         <w:tc>
           <w:tcPr>
-            <w:tcW w:w="608" w:type="dxa"/>
+            <w:tcW w:w="600" w:type="dxa"/>
             <w:tcBorders/>
             <w:vAlign w:val="center"/>
           </w:tcPr>
@@ -5708,7 +5670,7 @@
         </w:tc>
         <w:tc>
           <w:tcPr>
-            <w:tcW w:w="608" w:type="dxa"/>
+            <w:tcW w:w="600" w:type="dxa"/>
             <w:tcBorders/>
             <w:vAlign w:val="center"/>
           </w:tcPr>
@@ -5731,7 +5693,7 @@
         </w:trPr>
         <w:tc>
           <w:tcPr>
-            <w:tcW w:w="1498" w:type="dxa"/>
+            <w:tcW w:w="1560" w:type="dxa"/>
             <w:tcBorders/>
             <w:vAlign w:val="center"/>
           </w:tcPr>
@@ -5749,7 +5711,7 @@
         </w:tc>
         <w:tc>
           <w:tcPr>
-            <w:tcW w:w="511" w:type="dxa"/>
+            <w:tcW w:w="494" w:type="dxa"/>
             <w:tcBorders/>
             <w:vAlign w:val="center"/>
           </w:tcPr>
@@ -5767,7 +5729,7 @@
         </w:tc>
         <w:tc>
           <w:tcPr>
-            <w:tcW w:w="511" w:type="dxa"/>
+            <w:tcW w:w="494" w:type="dxa"/>
             <w:tcBorders/>
             <w:vAlign w:val="center"/>
           </w:tcPr>
@@ -5785,7 +5747,7 @@
         </w:tc>
         <w:tc>
           <w:tcPr>
-            <w:tcW w:w="608" w:type="dxa"/>
+            <w:tcW w:w="600" w:type="dxa"/>
             <w:tcBorders/>
             <w:vAlign w:val="center"/>
           </w:tcPr>
@@ -5803,7 +5765,7 @@
         </w:tc>
         <w:tc>
           <w:tcPr>
-            <w:tcW w:w="608" w:type="dxa"/>
+            <w:tcW w:w="600" w:type="dxa"/>
             <w:tcBorders/>
             <w:vAlign w:val="center"/>
           </w:tcPr>
@@ -5826,7 +5788,7 @@
         </w:trPr>
         <w:tc>
           <w:tcPr>
-            <w:tcW w:w="1498" w:type="dxa"/>
+            <w:tcW w:w="1560" w:type="dxa"/>
             <w:tcBorders/>
             <w:vAlign w:val="center"/>
           </w:tcPr>
@@ -5844,7 +5806,7 @@
         </w:tc>
         <w:tc>
           <w:tcPr>
-            <w:tcW w:w="511" w:type="dxa"/>
+            <w:tcW w:w="494" w:type="dxa"/>
             <w:tcBorders/>
             <w:vAlign w:val="center"/>
           </w:tcPr>
@@ -5862,7 +5824,7 @@
         </w:tc>
         <w:tc>
           <w:tcPr>
-            <w:tcW w:w="511" w:type="dxa"/>
+            <w:tcW w:w="494" w:type="dxa"/>
             <w:tcBorders/>
             <w:vAlign w:val="center"/>
           </w:tcPr>
@@ -5880,7 +5842,7 @@
         </w:tc>
         <w:tc>
           <w:tcPr>
-            <w:tcW w:w="608" w:type="dxa"/>
+            <w:tcW w:w="600" w:type="dxa"/>
             <w:tcBorders/>
             <w:vAlign w:val="center"/>
           </w:tcPr>
@@ -5898,7 +5860,7 @@
         </w:tc>
         <w:tc>
           <w:tcPr>
-            <w:tcW w:w="608" w:type="dxa"/>
+            <w:tcW w:w="600" w:type="dxa"/>
             <w:tcBorders/>
             <w:vAlign w:val="center"/>
           </w:tcPr>
@@ -5921,7 +5883,7 @@
         </w:trPr>
         <w:tc>
           <w:tcPr>
-            <w:tcW w:w="1498" w:type="dxa"/>
+            <w:tcW w:w="1560" w:type="dxa"/>
             <w:tcBorders>
               <w:top w:val="single" w:sz="4" w:space="0" w:color="auto"/>
             </w:tcBorders>
@@ -5941,7 +5903,7 @@
         </w:tc>
         <w:tc>
           <w:tcPr>
-            <w:tcW w:w="511" w:type="dxa"/>
+            <w:tcW w:w="494" w:type="dxa"/>
             <w:tcBorders>
               <w:top w:val="single" w:sz="4" w:space="0" w:color="auto"/>
             </w:tcBorders>
@@ -5961,7 +5923,7 @@
         </w:tc>
         <w:tc>
           <w:tcPr>
-            <w:tcW w:w="511" w:type="dxa"/>
+            <w:tcW w:w="494" w:type="dxa"/>
             <w:tcBorders>
               <w:top w:val="single" w:sz="4" w:space="0" w:color="auto"/>
             </w:tcBorders>
@@ -5981,7 +5943,7 @@
         </w:tc>
         <w:tc>
           <w:tcPr>
-            <w:tcW w:w="608" w:type="dxa"/>
+            <w:tcW w:w="600" w:type="dxa"/>
             <w:tcBorders>
               <w:top w:val="single" w:sz="4" w:space="0" w:color="auto"/>
             </w:tcBorders>
@@ -6001,7 +5963,7 @@
         </w:tc>
         <w:tc>
           <w:tcPr>
-            <w:tcW w:w="608" w:type="dxa"/>
+            <w:tcW w:w="600" w:type="dxa"/>
             <w:tcBorders>
               <w:top w:val="single" w:sz="4" w:space="0" w:color="auto"/>
             </w:tcBorders>
@@ -6026,7 +5988,7 @@
         </w:trPr>
         <w:tc>
           <w:tcPr>
-            <w:tcW w:w="1498" w:type="dxa"/>
+            <w:tcW w:w="1560" w:type="dxa"/>
             <w:tcBorders/>
             <w:vAlign w:val="center"/>
           </w:tcPr>
@@ -6044,7 +6006,7 @@
         </w:tc>
         <w:tc>
           <w:tcPr>
-            <w:tcW w:w="511" w:type="dxa"/>
+            <w:tcW w:w="494" w:type="dxa"/>
             <w:tcBorders/>
             <w:vAlign w:val="center"/>
           </w:tcPr>
@@ -6062,7 +6024,7 @@
         </w:tc>
         <w:tc>
           <w:tcPr>
-            <w:tcW w:w="511" w:type="dxa"/>
+            <w:tcW w:w="494" w:type="dxa"/>
             <w:tcBorders/>
             <w:vAlign w:val="center"/>
           </w:tcPr>
@@ -6080,7 +6042,7 @@
         </w:tc>
         <w:tc>
           <w:tcPr>
-            <w:tcW w:w="608" w:type="dxa"/>
+            <w:tcW w:w="600" w:type="dxa"/>
             <w:tcBorders/>
             <w:vAlign w:val="center"/>
           </w:tcPr>
@@ -6098,7 +6060,7 @@
         </w:tc>
         <w:tc>
           <w:tcPr>
-            <w:tcW w:w="608" w:type="dxa"/>
+            <w:tcW w:w="600" w:type="dxa"/>
             <w:tcBorders/>
             <w:vAlign w:val="center"/>
           </w:tcPr>
@@ -6121,7 +6083,7 @@
         </w:trPr>
         <w:tc>
           <w:tcPr>
-            <w:tcW w:w="1498" w:type="dxa"/>
+            <w:tcW w:w="1560" w:type="dxa"/>
             <w:tcBorders/>
             <w:vAlign w:val="center"/>
           </w:tcPr>
@@ -6139,7 +6101,7 @@
         </w:tc>
         <w:tc>
           <w:tcPr>
-            <w:tcW w:w="511" w:type="dxa"/>
+            <w:tcW w:w="494" w:type="dxa"/>
             <w:tcBorders/>
             <w:vAlign w:val="center"/>
           </w:tcPr>
@@ -6157,7 +6119,7 @@
         </w:tc>
         <w:tc>
           <w:tcPr>
-            <w:tcW w:w="511" w:type="dxa"/>
+            <w:tcW w:w="494" w:type="dxa"/>
             <w:tcBorders/>
             <w:vAlign w:val="center"/>
           </w:tcPr>
@@ -6175,7 +6137,7 @@
         </w:tc>
         <w:tc>
           <w:tcPr>
-            <w:tcW w:w="608" w:type="dxa"/>
+            <w:tcW w:w="600" w:type="dxa"/>
             <w:tcBorders/>
             <w:vAlign w:val="center"/>
           </w:tcPr>
@@ -6193,7 +6155,7 @@
         </w:tc>
         <w:tc>
           <w:tcPr>
-            <w:tcW w:w="608" w:type="dxa"/>
+            <w:tcW w:w="600" w:type="dxa"/>
             <w:tcBorders/>
             <w:vAlign w:val="center"/>
           </w:tcPr>
@@ -6216,7 +6178,7 @@
         </w:trPr>
         <w:tc>
           <w:tcPr>
-            <w:tcW w:w="3736" w:type="dxa"/>
+            <w:tcW w:w="3748" w:type="dxa"/>
             <w:gridSpan w:val="5"/>
             <w:tcBorders>
               <w:top w:val="single" w:sz="4" w:space="0" w:color="auto"/>
@@ -6242,7 +6204,7 @@
         </w:trPr>
         <w:tc>
           <w:tcPr>
-            <w:tcW w:w="1498" w:type="dxa"/>
+            <w:tcW w:w="1560" w:type="dxa"/>
             <w:tcBorders>
               <w:top w:val="single" w:sz="4" w:space="0" w:color="auto"/>
             </w:tcBorders>
@@ -6262,7 +6224,7 @@
         </w:tc>
         <w:tc>
           <w:tcPr>
-            <w:tcW w:w="511" w:type="dxa"/>
+            <w:tcW w:w="494" w:type="dxa"/>
             <w:tcBorders>
               <w:top w:val="single" w:sz="4" w:space="0" w:color="auto"/>
             </w:tcBorders>
@@ -6282,7 +6244,7 @@
         </w:tc>
         <w:tc>
           <w:tcPr>
-            <w:tcW w:w="511" w:type="dxa"/>
+            <w:tcW w:w="494" w:type="dxa"/>
             <w:tcBorders>
               <w:top w:val="single" w:sz="4" w:space="0" w:color="auto"/>
             </w:tcBorders>
@@ -6302,7 +6264,7 @@
         </w:tc>
         <w:tc>
           <w:tcPr>
-            <w:tcW w:w="608" w:type="dxa"/>
+            <w:tcW w:w="600" w:type="dxa"/>
             <w:tcBorders>
               <w:top w:val="single" w:sz="4" w:space="0" w:color="auto"/>
             </w:tcBorders>
@@ -6322,7 +6284,7 @@
         </w:tc>
         <w:tc>
           <w:tcPr>
-            <w:tcW w:w="608" w:type="dxa"/>
+            <w:tcW w:w="600" w:type="dxa"/>
             <w:tcBorders>
               <w:top w:val="single" w:sz="4" w:space="0" w:color="auto"/>
             </w:tcBorders>
@@ -6347,7 +6309,7 @@
         </w:trPr>
         <w:tc>
           <w:tcPr>
-            <w:tcW w:w="1498" w:type="dxa"/>
+            <w:tcW w:w="1560" w:type="dxa"/>
             <w:tcBorders/>
             <w:vAlign w:val="center"/>
           </w:tcPr>
@@ -6365,7 +6327,7 @@
         </w:tc>
         <w:tc>
           <w:tcPr>
-            <w:tcW w:w="511" w:type="dxa"/>
+            <w:tcW w:w="494" w:type="dxa"/>
             <w:tcBorders/>
             <w:vAlign w:val="center"/>
           </w:tcPr>
@@ -6383,7 +6345,7 @@
         </w:tc>
         <w:tc>
           <w:tcPr>
-            <w:tcW w:w="511" w:type="dxa"/>
+            <w:tcW w:w="494" w:type="dxa"/>
             <w:tcBorders/>
             <w:vAlign w:val="center"/>
           </w:tcPr>
@@ -6401,7 +6363,7 @@
         </w:tc>
         <w:tc>
           <w:tcPr>
-            <w:tcW w:w="608" w:type="dxa"/>
+            <w:tcW w:w="600" w:type="dxa"/>
             <w:tcBorders/>
             <w:vAlign w:val="center"/>
           </w:tcPr>
@@ -6419,7 +6381,7 @@
         </w:tc>
         <w:tc>
           <w:tcPr>
-            <w:tcW w:w="608" w:type="dxa"/>
+            <w:tcW w:w="600" w:type="dxa"/>
             <w:tcBorders/>
             <w:vAlign w:val="center"/>
           </w:tcPr>
@@ -6442,7 +6404,7 @@
         </w:trPr>
         <w:tc>
           <w:tcPr>
-            <w:tcW w:w="1498" w:type="dxa"/>
+            <w:tcW w:w="1560" w:type="dxa"/>
             <w:tcBorders/>
             <w:vAlign w:val="center"/>
           </w:tcPr>
@@ -6460,7 +6422,7 @@
         </w:tc>
         <w:tc>
           <w:tcPr>
-            <w:tcW w:w="511" w:type="dxa"/>
+            <w:tcW w:w="494" w:type="dxa"/>
             <w:tcBorders/>
             <w:vAlign w:val="center"/>
           </w:tcPr>
@@ -6478,7 +6440,7 @@
         </w:tc>
         <w:tc>
           <w:tcPr>
-            <w:tcW w:w="511" w:type="dxa"/>
+            <w:tcW w:w="494" w:type="dxa"/>
             <w:tcBorders/>
             <w:vAlign w:val="center"/>
           </w:tcPr>
@@ -6496,7 +6458,7 @@
         </w:tc>
         <w:tc>
           <w:tcPr>
-            <w:tcW w:w="608" w:type="dxa"/>
+            <w:tcW w:w="600" w:type="dxa"/>
             <w:tcBorders/>
             <w:vAlign w:val="center"/>
           </w:tcPr>
@@ -6514,7 +6476,7 @@
         </w:tc>
         <w:tc>
           <w:tcPr>
-            <w:tcW w:w="608" w:type="dxa"/>
+            <w:tcW w:w="600" w:type="dxa"/>
             <w:tcBorders/>
             <w:vAlign w:val="center"/>
           </w:tcPr>
@@ -6537,7 +6499,7 @@
         </w:trPr>
         <w:tc>
           <w:tcPr>
-            <w:tcW w:w="1498" w:type="dxa"/>
+            <w:tcW w:w="1560" w:type="dxa"/>
             <w:tcBorders/>
             <w:vAlign w:val="center"/>
           </w:tcPr>
@@ -6555,7 +6517,7 @@
         </w:tc>
         <w:tc>
           <w:tcPr>
-            <w:tcW w:w="511" w:type="dxa"/>
+            <w:tcW w:w="494" w:type="dxa"/>
             <w:tcBorders/>
             <w:vAlign w:val="center"/>
           </w:tcPr>
@@ -6573,7 +6535,7 @@
         </w:tc>
         <w:tc>
           <w:tcPr>
-            <w:tcW w:w="511" w:type="dxa"/>
+            <w:tcW w:w="494" w:type="dxa"/>
             <w:tcBorders/>
             <w:vAlign w:val="center"/>
           </w:tcPr>
@@ -6591,7 +6553,7 @@
         </w:tc>
         <w:tc>
           <w:tcPr>
-            <w:tcW w:w="608" w:type="dxa"/>
+            <w:tcW w:w="600" w:type="dxa"/>
             <w:tcBorders/>
             <w:vAlign w:val="center"/>
           </w:tcPr>
@@ -6609,7 +6571,7 @@
         </w:tc>
         <w:tc>
           <w:tcPr>
-            <w:tcW w:w="608" w:type="dxa"/>
+            <w:tcW w:w="600" w:type="dxa"/>
             <w:tcBorders/>
             <w:vAlign w:val="center"/>
           </w:tcPr>
@@ -6632,7 +6594,7 @@
         </w:trPr>
         <w:tc>
           <w:tcPr>
-            <w:tcW w:w="1498" w:type="dxa"/>
+            <w:tcW w:w="1560" w:type="dxa"/>
             <w:tcBorders/>
             <w:vAlign w:val="center"/>
           </w:tcPr>
@@ -6650,7 +6612,7 @@
         </w:tc>
         <w:tc>
           <w:tcPr>
-            <w:tcW w:w="511" w:type="dxa"/>
+            <w:tcW w:w="494" w:type="dxa"/>
             <w:tcBorders/>
             <w:vAlign w:val="center"/>
           </w:tcPr>
@@ -6668,7 +6630,7 @@
         </w:tc>
         <w:tc>
           <w:tcPr>
-            <w:tcW w:w="511" w:type="dxa"/>
+            <w:tcW w:w="494" w:type="dxa"/>
             <w:tcBorders/>
             <w:vAlign w:val="center"/>
           </w:tcPr>
@@ -6686,7 +6648,7 @@
         </w:tc>
         <w:tc>
           <w:tcPr>
-            <w:tcW w:w="608" w:type="dxa"/>
+            <w:tcW w:w="600" w:type="dxa"/>
             <w:tcBorders/>
             <w:vAlign w:val="center"/>
           </w:tcPr>
@@ -6704,7 +6666,7 @@
         </w:tc>
         <w:tc>
           <w:tcPr>
-            <w:tcW w:w="608" w:type="dxa"/>
+            <w:tcW w:w="600" w:type="dxa"/>
             <w:tcBorders/>
             <w:vAlign w:val="center"/>
           </w:tcPr>
@@ -6727,7 +6689,7 @@
         </w:trPr>
         <w:tc>
           <w:tcPr>
-            <w:tcW w:w="1498" w:type="dxa"/>
+            <w:tcW w:w="1560" w:type="dxa"/>
             <w:tcBorders>
               <w:top w:val="single" w:sz="4" w:space="0" w:color="auto"/>
             </w:tcBorders>
@@ -6747,7 +6709,7 @@
         </w:tc>
         <w:tc>
           <w:tcPr>
-            <w:tcW w:w="511" w:type="dxa"/>
+            <w:tcW w:w="494" w:type="dxa"/>
             <w:tcBorders>
               <w:top w:val="single" w:sz="4" w:space="0" w:color="auto"/>
             </w:tcBorders>
@@ -6767,7 +6729,7 @@
         </w:tc>
         <w:tc>
           <w:tcPr>
-            <w:tcW w:w="511" w:type="dxa"/>
+            <w:tcW w:w="494" w:type="dxa"/>
             <w:tcBorders>
               <w:top w:val="single" w:sz="4" w:space="0" w:color="auto"/>
             </w:tcBorders>
@@ -6787,7 +6749,7 @@
         </w:tc>
         <w:tc>
           <w:tcPr>
-            <w:tcW w:w="608" w:type="dxa"/>
+            <w:tcW w:w="600" w:type="dxa"/>
             <w:tcBorders>
               <w:top w:val="single" w:sz="4" w:space="0" w:color="auto"/>
             </w:tcBorders>
@@ -6807,7 +6769,7 @@
         </w:tc>
         <w:tc>
           <w:tcPr>
-            <w:tcW w:w="608" w:type="dxa"/>
+            <w:tcW w:w="600" w:type="dxa"/>
             <w:tcBorders>
               <w:top w:val="single" w:sz="4" w:space="0" w:color="auto"/>
             </w:tcBorders>
@@ -6832,7 +6794,7 @@
         </w:trPr>
         <w:tc>
           <w:tcPr>
-            <w:tcW w:w="1498" w:type="dxa"/>
+            <w:tcW w:w="1560" w:type="dxa"/>
             <w:tcBorders/>
             <w:vAlign w:val="center"/>
           </w:tcPr>
@@ -6850,7 +6812,7 @@
         </w:tc>
         <w:tc>
           <w:tcPr>
-            <w:tcW w:w="511" w:type="dxa"/>
+            <w:tcW w:w="494" w:type="dxa"/>
             <w:tcBorders/>
             <w:vAlign w:val="center"/>
           </w:tcPr>
@@ -6868,7 +6830,7 @@
         </w:tc>
         <w:tc>
           <w:tcPr>
-            <w:tcW w:w="511" w:type="dxa"/>
+            <w:tcW w:w="494" w:type="dxa"/>
             <w:tcBorders/>
             <w:vAlign w:val="center"/>
           </w:tcPr>
@@ -6886,7 +6848,7 @@
         </w:tc>
         <w:tc>
           <w:tcPr>
-            <w:tcW w:w="608" w:type="dxa"/>
+            <w:tcW w:w="600" w:type="dxa"/>
             <w:tcBorders/>
             <w:vAlign w:val="center"/>
           </w:tcPr>
@@ -6904,7 +6866,7 @@
         </w:tc>
         <w:tc>
           <w:tcPr>
-            <w:tcW w:w="608" w:type="dxa"/>
+            <w:tcW w:w="600" w:type="dxa"/>
             <w:tcBorders/>
             <w:vAlign w:val="center"/>
           </w:tcPr>
@@ -6927,7 +6889,7 @@
         </w:trPr>
         <w:tc>
           <w:tcPr>
-            <w:tcW w:w="1498" w:type="dxa"/>
+            <w:tcW w:w="1560" w:type="dxa"/>
             <w:tcBorders>
               <w:bottom w:val="single" w:sz="8" w:space="0" w:color="auto"/>
             </w:tcBorders>
@@ -6946,7 +6908,7 @@
         </w:tc>
         <w:tc>
           <w:tcPr>
-            <w:tcW w:w="511" w:type="dxa"/>
+            <w:tcW w:w="494" w:type="dxa"/>
             <w:tcBorders>
               <w:bottom w:val="single" w:sz="8" w:space="0" w:color="auto"/>
             </w:tcBorders>
@@ -6965,7 +6927,7 @@
         </w:tc>
         <w:tc>
           <w:tcPr>
-            <w:tcW w:w="511" w:type="dxa"/>
+            <w:tcW w:w="494" w:type="dxa"/>
             <w:tcBorders>
               <w:bottom w:val="single" w:sz="8" w:space="0" w:color="auto"/>
             </w:tcBorders>
@@ -6984,7 +6946,7 @@
         </w:tc>
         <w:tc>
           <w:tcPr>
-            <w:tcW w:w="608" w:type="dxa"/>
+            <w:tcW w:w="600" w:type="dxa"/>
             <w:tcBorders>
               <w:bottom w:val="single" w:sz="8" w:space="0" w:color="auto"/>
             </w:tcBorders>
@@ -7003,7 +6965,7 @@
         </w:tc>
         <w:tc>
           <w:tcPr>
-            <w:tcW w:w="608" w:type="dxa"/>
+            <w:tcW w:w="600" w:type="dxa"/>
             <w:tcBorders>
               <w:bottom w:val="single" w:sz="8" w:space="0" w:color="auto"/>
             </w:tcBorders>
@@ -7032,7 +6994,7 @@
         <w:pStyle w:val="PPBodyMainText"/>
       </w:pPr>
       <w:r>
-        <w:t xml:space="preserve">Inc. and Emp. denote ACS Income and ACS Employment. A and B are the two designs. An arrow marks a method that differs significantly from ours after Holm correction: a down arrow means that ours is better and an up arrow that ours is worse. Within each model family the upper block contains the competing methods and the lower block the ablations of our procedure.</w:t>
+        <w:t xml:space="preserve">Inc. and Emp. stand for ACS Income and ACS Employment. A and B are the two designs. An arrow marks a method that differs significantly from ours after Holm correction: a down arrow means that ours is better and an up arrow that ours is worse. Within each model family the upper block lists the competing methods and the lower block the ablations of our procedure.</w:t>
       </w:r>
     </w:p>
     <w:p>
@@ -7040,7 +7002,7 @@
         <w:pStyle w:val="PPBodyMainText"/>
       </w:pPr>
       <w:r>
-        <w:t xml:space="preserve">With LR on ACS Income, our procedure names the type in 94.3% of design A windows (95% interval [92.3, 95.8]), compared with at most 52.3% for a rule baseline. Each rule can name only some of the five outcomes, which caps its score. Across all eight configurations our procedure is significantly better in 28 of the 32 comparisons with a baseline or the learned rule and significantly worse in 3, all against the learned meta-classifier on design A (ACS Employment LR, ACS Income GB and ACS Employment GB).</w:t>
+        <w:t xml:space="preserve">With LR on ACS Income, our procedure names the type in 94.3% of design A windows (95% interval [92.3, 95.8]). The best rule baseline reaches 52.3%. The rules are held back by design, since each can name only some of the five outcomes. Over all eight configurations our procedure is significantly better in 28 of the 32 comparisons with a baseline or the learned rule. It is significantly worse in 3, all against the learned meta-classifier on design A (ACS Employment LR, ACS Income GB and ACS Employment GB).</w:t>
       </w:r>
     </w:p>
     <w:p>
@@ -7048,7 +7010,7 @@
         <w:pStyle w:val="PPBodyMainText"/>
       </w:pPr>
       <w:r>
-        <w:t xml:space="preserve">The learned meta-classifier is the strongest competitor on design A. Validated on states it has not seen, it reaches 97.5% on ACS Income, above our 94.3%. On the held-out mechanisms of design B, however, the picture reverses. Trained on design A, the meta-classifier falls to 31.1% on ACS Income and 48.2% on ACS Employment, while our procedure retains 62.4% and 80.5%. The learned rule had tied each type to the size and shape of the injected shift. For example, it associated covariate shift with a large shift in two features and therefore misses selection bias, which moves many features slightly. This is the main argument for tests over a learned rule: the tests encode the definitions of the drift types rather than the appearance of the training examples.</w:t>
+        <w:t xml:space="preserve">On design A the learned meta-classifier is the strongest competitor. Validated on states it has not seen, it reaches 97.5% on ACS Income, above our 94.3%. The held-out mechanisms of design B turn this around. Trained on design A, the meta-classifier drops to 31.1% on ACS Income and 48.2% on ACS Employment, while our procedure keeps 62.4% and 80.5%. The learned rule had tied each type to the size and shape of the injected shift. It had learned, for example, that covariate shift means a large shift in two features. It therefore misses selection bias, which moves many features a little. This is the main argument for tests over a learned rule. The tests encode what the drift types are, not what the training examples happened to look like.</w:t>
       </w:r>
     </w:p>
     <w:p>
@@ -7056,13 +7018,13 @@
         <w:pStyle w:val="PPBodyMainText"/>
       </w:pPr>
       <w:r>
-        <w:t xml:space="preserve">The overall rates hide which types are confused with which, so Fig. </w:t>
+        <w:t xml:space="preserve">The overall rates do not show which types get confused with which. Fig. </w:t>
       </w:r>
       <w:r>
         <w:t xml:space="preserve">3</w:t>
       </w:r>
       <w:r>
-        <w:t xml:space="preserve"> shows this breakdown for LR.</w:t>
+        <w:t xml:space="preserve"> breaks the results down by type for LR.</w:t>
       </w:r>
     </w:p>
     <w:p>
@@ -7132,13 +7094,13 @@
         <w:pStyle w:val="PPBodyMainText"/>
       </w:pPr>
       <w:r>
-        <w:t xml:space="preserve">A perfect result would fill only the diagonal. Because design B has no control windows, false alarms are measured on design A. In design A most errors fall in the label noise row, where noise is read as concept drift or as no drift. The control row holds the false alarms. Our procedure raised them on 13 of 200 control windows (6.5%), 7 in the label-free stage and 6 in the audit, which is below the bound of 10% derived in Section </w:t>
+        <w:t xml:space="preserve">A perfect diagnosis would fill only the diagonal. Design B has no control windows, so false alarms are measured on design A. There, most errors sit in the label noise row, where noise is read either as concept drift or as no drift. The control row holds the false alarms. Our procedure raised one on 13 of 200 control windows (6.5%), 7 in the label-free stage and 6 in the audit. That is below the bound of 10% derived in Section </w:t>
       </w:r>
       <w:r>
         <w:t xml:space="preserve">3.3</w:t>
       </w:r>
       <w:r>
-        <w:t xml:space="preserve">. In design B the errors concentrate in the concept and noise rows, for reasons explained in Section </w:t>
+        <w:t xml:space="preserve">. In design B the errors gather in the concept and noise rows, for reasons given in Section </w:t>
       </w:r>
       <w:r>
         <w:t xml:space="preserve">5.2</w:t>
@@ -7152,13 +7114,13 @@
         <w:pStyle w:val="PPBodyMainText"/>
       </w:pPr>
       <w:r>
-        <w:t xml:space="preserve">The ablations show which parts of the procedure matter. Removing the confidence term from the audit null costs 15.2 points on ACS Income design A, because uniform label noise then looks like concept drift. Removing the MMD block makes little difference on the benchmark (−0.9 points), whose shifts are visible feature by feature, but its value becomes clear on the image embeddings in Section </w:t>
+        <w:t xml:space="preserve">The ablations show which parts of the procedure carry the weight. Without the confidence term in the audit null, accuracy on ACS Income design A falls by 15.2 points, because uniform label noise then looks like concept drift. Dropping the MMD block changes little on the benchmark (−0.9 points), whose shifts are visible feature by feature. Its value shows on the image embeddings of Section </w:t>
       </w:r>
       <w:r>
         <w:t xml:space="preserve">5.4</w:t>
       </w:r>
       <w:r>
-        <w:t xml:space="preserve">. Replacing the confidence bins by cells of predicted class and confidence helps on ACS Employment design B (91.8% against 80.5%) but costs accuracy on ACS Income design A (93.1%). Adopting it now would mean choosing the method after seeing design B, so it remains an ablation and a direction for future work.</w:t>
+        <w:t xml:space="preserve">. Replacing the confidence bins by cells of predicted class and confidence helps on ACS Employment design B (91.8% against 80.5%) but costs accuracy on ACS Income design A (93.1%). Switching to it now would mean choosing the method after seeing design B. It therefore stays an ablation and a direction for future work.</w:t>
       </w:r>
     </w:p>
     <w:p>
@@ -7176,13 +7138,13 @@
         <w:ind w:firstLine="0"/>
       </w:pPr>
       <w:r>
-        <w:t xml:space="preserve">Design B asks whether the procedure transfers to drift it was not designed for. It is the stronger of the two tests, since no part of the procedure was shaped by these mechanisms. Table </w:t>
+        <w:t xml:space="preserve">Design B asks whether the procedure carries over to drift it was not built for. It is the harder of the two tests, since none of its mechanisms shaped any part of the procedure. Table </w:t>
       </w:r>
       <w:r>
         <w:t xml:space="preserve">4</w:t>
       </w:r>
       <w:r>
-        <w:t xml:space="preserve"> breaks the results down by mechanism.</w:t>
+        <w:t xml:space="preserve"> gives the results for each mechanism.</w:t>
       </w:r>
     </w:p>
     <w:p>
@@ -7211,21 +7173,21 @@
         <w:jc w:val="center"/>
         <w:tblLayout w:type="fixed"/>
         <w:tblCellMar>
-          <w:left w:w="45" w:type="dxa"/>
-          <w:right w:w="45" w:type="dxa"/>
+          <w:left w:w="30" w:type="dxa"/>
+          <w:right w:w="30" w:type="dxa"/>
         </w:tblCellMar>
         <w:tblLook w:val="04A0" w:firstRow="1" w:lastRow="0" w:firstColumn="1" w:lastColumn="0" w:noHBand="0" w:noVBand="1"/>
       </w:tblPr>
       <w:tblGrid>
-        <w:gridCol w:w="1160"/>
-        <w:gridCol w:w="444"/>
-        <w:gridCol w:w="448"/>
-        <w:gridCol w:w="444"/>
-        <w:gridCol w:w="448"/>
-        <w:gridCol w:w="444"/>
-        <w:gridCol w:w="448"/>
-        <w:gridCol w:w="444"/>
-        <w:gridCol w:w="448"/>
+        <w:gridCol w:w="1215"/>
+        <w:gridCol w:w="422"/>
+        <w:gridCol w:w="427"/>
+        <w:gridCol w:w="422"/>
+        <w:gridCol w:w="427"/>
+        <w:gridCol w:w="422"/>
+        <w:gridCol w:w="427"/>
+        <w:gridCol w:w="422"/>
+        <w:gridCol w:w="427"/>
       </w:tblGrid>
       <w:tr>
         <w:trPr>
@@ -7234,7 +7196,7 @@
         </w:trPr>
         <w:tc>
           <w:tcPr>
-            <w:tcW w:w="1160" w:type="dxa"/>
+            <w:tcW w:w="1215" w:type="dxa"/>
             <w:tcBorders>
               <w:top w:val="single" w:sz="8" w:space="0" w:color="auto"/>
             </w:tcBorders>
@@ -7251,7 +7213,7 @@
         </w:tc>
         <w:tc>
           <w:tcPr>
-            <w:tcW w:w="1784" w:type="dxa"/>
+            <w:tcW w:w="1698" w:type="dxa"/>
             <w:gridSpan w:val="4"/>
             <w:tcBorders>
               <w:top w:val="single" w:sz="8" w:space="0" w:color="auto"/>
@@ -7273,7 +7235,7 @@
         </w:tc>
         <w:tc>
           <w:tcPr>
-            <w:tcW w:w="1784" w:type="dxa"/>
+            <w:tcW w:w="1698" w:type="dxa"/>
             <w:gridSpan w:val="4"/>
             <w:tcBorders>
               <w:top w:val="single" w:sz="8" w:space="0" w:color="auto"/>
@@ -7301,7 +7263,7 @@
         </w:trPr>
         <w:tc>
           <w:tcPr>
-            <w:tcW w:w="1160" w:type="dxa"/>
+            <w:tcW w:w="1215" w:type="dxa"/>
             <w:tcBorders/>
             <w:vAlign w:val="center"/>
           </w:tcPr>
@@ -7316,7 +7278,7 @@
         </w:tc>
         <w:tc>
           <w:tcPr>
-            <w:tcW w:w="892" w:type="dxa"/>
+            <w:tcW w:w="849" w:type="dxa"/>
             <w:gridSpan w:val="2"/>
             <w:tcBorders>
               <w:bottom w:val="single" w:sz="4" w:space="0" w:color="auto"/>
@@ -7337,7 +7299,7 @@
         </w:tc>
         <w:tc>
           <w:tcPr>
-            <w:tcW w:w="892" w:type="dxa"/>
+            <w:tcW w:w="849" w:type="dxa"/>
             <w:gridSpan w:val="2"/>
             <w:tcBorders>
               <w:bottom w:val="single" w:sz="4" w:space="0" w:color="auto"/>
@@ -7358,7 +7320,7 @@
         </w:tc>
         <w:tc>
           <w:tcPr>
-            <w:tcW w:w="892" w:type="dxa"/>
+            <w:tcW w:w="849" w:type="dxa"/>
             <w:gridSpan w:val="2"/>
             <w:tcBorders>
               <w:bottom w:val="single" w:sz="4" w:space="0" w:color="auto"/>
@@ -7379,7 +7341,7 @@
         </w:tc>
         <w:tc>
           <w:tcPr>
-            <w:tcW w:w="892" w:type="dxa"/>
+            <w:tcW w:w="849" w:type="dxa"/>
             <w:gridSpan w:val="2"/>
             <w:tcBorders>
               <w:bottom w:val="single" w:sz="4" w:space="0" w:color="auto"/>
@@ -7406,7 +7368,7 @@
         </w:trPr>
         <w:tc>
           <w:tcPr>
-            <w:tcW w:w="1160" w:type="dxa"/>
+            <w:tcW w:w="1215" w:type="dxa"/>
             <w:tcBorders/>
             <w:vAlign w:val="center"/>
           </w:tcPr>
@@ -7424,7 +7386,7 @@
         </w:tc>
         <w:tc>
           <w:tcPr>
-            <w:tcW w:w="444" w:type="dxa"/>
+            <w:tcW w:w="422" w:type="dxa"/>
             <w:tcBorders/>
             <w:vAlign w:val="center"/>
           </w:tcPr>
@@ -7442,7 +7404,7 @@
         </w:tc>
         <w:tc>
           <w:tcPr>
-            <w:tcW w:w="448" w:type="dxa"/>
+            <w:tcW w:w="427" w:type="dxa"/>
             <w:tcBorders/>
             <w:vAlign w:val="center"/>
           </w:tcPr>
@@ -7460,7 +7422,7 @@
         </w:tc>
         <w:tc>
           <w:tcPr>
-            <w:tcW w:w="444" w:type="dxa"/>
+            <w:tcW w:w="422" w:type="dxa"/>
             <w:tcBorders/>
             <w:vAlign w:val="center"/>
           </w:tcPr>
@@ -7478,7 +7440,7 @@
         </w:tc>
         <w:tc>
           <w:tcPr>
-            <w:tcW w:w="448" w:type="dxa"/>
+            <w:tcW w:w="427" w:type="dxa"/>
             <w:tcBorders/>
             <w:vAlign w:val="center"/>
           </w:tcPr>
@@ -7496,7 +7458,7 @@
         </w:tc>
         <w:tc>
           <w:tcPr>
-            <w:tcW w:w="444" w:type="dxa"/>
+            <w:tcW w:w="422" w:type="dxa"/>
             <w:tcBorders/>
             <w:vAlign w:val="center"/>
           </w:tcPr>
@@ -7514,7 +7476,7 @@
         </w:tc>
         <w:tc>
           <w:tcPr>
-            <w:tcW w:w="448" w:type="dxa"/>
+            <w:tcW w:w="427" w:type="dxa"/>
             <w:tcBorders/>
             <w:vAlign w:val="center"/>
           </w:tcPr>
@@ -7532,7 +7494,7 @@
         </w:tc>
         <w:tc>
           <w:tcPr>
-            <w:tcW w:w="444" w:type="dxa"/>
+            <w:tcW w:w="422" w:type="dxa"/>
             <w:tcBorders/>
             <w:vAlign w:val="center"/>
           </w:tcPr>
@@ -7550,7 +7512,7 @@
         </w:tc>
         <w:tc>
           <w:tcPr>
-            <w:tcW w:w="448" w:type="dxa"/>
+            <w:tcW w:w="427" w:type="dxa"/>
             <w:tcBorders/>
             <w:vAlign w:val="center"/>
           </w:tcPr>
@@ -7573,7 +7535,7 @@
         </w:trPr>
         <w:tc>
           <w:tcPr>
-            <w:tcW w:w="1160" w:type="dxa"/>
+            <w:tcW w:w="1215" w:type="dxa"/>
             <w:tcBorders>
               <w:top w:val="single" w:sz="4" w:space="0" w:color="auto"/>
             </w:tcBorders>
@@ -7593,7 +7555,7 @@
         </w:tc>
         <w:tc>
           <w:tcPr>
-            <w:tcW w:w="444" w:type="dxa"/>
+            <w:tcW w:w="422" w:type="dxa"/>
             <w:tcBorders>
               <w:top w:val="single" w:sz="4" w:space="0" w:color="auto"/>
             </w:tcBorders>
@@ -7613,7 +7575,7 @@
         </w:tc>
         <w:tc>
           <w:tcPr>
-            <w:tcW w:w="448" w:type="dxa"/>
+            <w:tcW w:w="427" w:type="dxa"/>
             <w:tcBorders>
               <w:top w:val="single" w:sz="4" w:space="0" w:color="auto"/>
             </w:tcBorders>
@@ -7633,7 +7595,7 @@
         </w:tc>
         <w:tc>
           <w:tcPr>
-            <w:tcW w:w="444" w:type="dxa"/>
+            <w:tcW w:w="422" w:type="dxa"/>
             <w:tcBorders>
               <w:top w:val="single" w:sz="4" w:space="0" w:color="auto"/>
             </w:tcBorders>
@@ -7653,7 +7615,7 @@
         </w:tc>
         <w:tc>
           <w:tcPr>
-            <w:tcW w:w="448" w:type="dxa"/>
+            <w:tcW w:w="427" w:type="dxa"/>
             <w:tcBorders>
               <w:top w:val="single" w:sz="4" w:space="0" w:color="auto"/>
             </w:tcBorders>
@@ -7673,7 +7635,7 @@
         </w:tc>
         <w:tc>
           <w:tcPr>
-            <w:tcW w:w="444" w:type="dxa"/>
+            <w:tcW w:w="422" w:type="dxa"/>
             <w:tcBorders>
               <w:top w:val="single" w:sz="4" w:space="0" w:color="auto"/>
             </w:tcBorders>
@@ -7693,7 +7655,7 @@
         </w:tc>
         <w:tc>
           <w:tcPr>
-            <w:tcW w:w="448" w:type="dxa"/>
+            <w:tcW w:w="427" w:type="dxa"/>
             <w:tcBorders>
               <w:top w:val="single" w:sz="4" w:space="0" w:color="auto"/>
             </w:tcBorders>
@@ -7713,7 +7675,7 @@
         </w:tc>
         <w:tc>
           <w:tcPr>
-            <w:tcW w:w="444" w:type="dxa"/>
+            <w:tcW w:w="422" w:type="dxa"/>
             <w:tcBorders>
               <w:top w:val="single" w:sz="4" w:space="0" w:color="auto"/>
             </w:tcBorders>
@@ -7733,7 +7695,7 @@
         </w:tc>
         <w:tc>
           <w:tcPr>
-            <w:tcW w:w="448" w:type="dxa"/>
+            <w:tcW w:w="427" w:type="dxa"/>
             <w:tcBorders>
               <w:top w:val="single" w:sz="4" w:space="0" w:color="auto"/>
             </w:tcBorders>
@@ -7758,7 +7720,7 @@
         </w:trPr>
         <w:tc>
           <w:tcPr>
-            <w:tcW w:w="1160" w:type="dxa"/>
+            <w:tcW w:w="1215" w:type="dxa"/>
             <w:tcBorders/>
             <w:vAlign w:val="center"/>
           </w:tcPr>
@@ -7776,7 +7738,7 @@
         </w:tc>
         <w:tc>
           <w:tcPr>
-            <w:tcW w:w="444" w:type="dxa"/>
+            <w:tcW w:w="422" w:type="dxa"/>
             <w:tcBorders/>
             <w:vAlign w:val="center"/>
           </w:tcPr>
@@ -7794,7 +7756,7 @@
         </w:tc>
         <w:tc>
           <w:tcPr>
-            <w:tcW w:w="448" w:type="dxa"/>
+            <w:tcW w:w="427" w:type="dxa"/>
             <w:tcBorders/>
             <w:vAlign w:val="center"/>
           </w:tcPr>
@@ -7812,7 +7774,7 @@
         </w:tc>
         <w:tc>
           <w:tcPr>
-            <w:tcW w:w="444" w:type="dxa"/>
+            <w:tcW w:w="422" w:type="dxa"/>
             <w:tcBorders/>
             <w:vAlign w:val="center"/>
           </w:tcPr>
@@ -7830,7 +7792,7 @@
         </w:tc>
         <w:tc>
           <w:tcPr>
-            <w:tcW w:w="448" w:type="dxa"/>
+            <w:tcW w:w="427" w:type="dxa"/>
             <w:tcBorders/>
             <w:vAlign w:val="center"/>
           </w:tcPr>
@@ -7848,7 +7810,7 @@
         </w:tc>
         <w:tc>
           <w:tcPr>
-            <w:tcW w:w="444" w:type="dxa"/>
+            <w:tcW w:w="422" w:type="dxa"/>
             <w:tcBorders/>
             <w:vAlign w:val="center"/>
           </w:tcPr>
@@ -7866,7 +7828,7 @@
         </w:tc>
         <w:tc>
           <w:tcPr>
-            <w:tcW w:w="448" w:type="dxa"/>
+            <w:tcW w:w="427" w:type="dxa"/>
             <w:tcBorders/>
             <w:vAlign w:val="center"/>
           </w:tcPr>
@@ -7884,7 +7846,7 @@
         </w:tc>
         <w:tc>
           <w:tcPr>
-            <w:tcW w:w="444" w:type="dxa"/>
+            <w:tcW w:w="422" w:type="dxa"/>
             <w:tcBorders/>
             <w:vAlign w:val="center"/>
           </w:tcPr>
@@ -7902,7 +7864,7 @@
         </w:tc>
         <w:tc>
           <w:tcPr>
-            <w:tcW w:w="448" w:type="dxa"/>
+            <w:tcW w:w="427" w:type="dxa"/>
             <w:tcBorders/>
             <w:vAlign w:val="center"/>
           </w:tcPr>
@@ -7925,7 +7887,7 @@
         </w:trPr>
         <w:tc>
           <w:tcPr>
-            <w:tcW w:w="1160" w:type="dxa"/>
+            <w:tcW w:w="1215" w:type="dxa"/>
             <w:tcBorders/>
             <w:vAlign w:val="center"/>
           </w:tcPr>
@@ -7943,7 +7905,7 @@
         </w:tc>
         <w:tc>
           <w:tcPr>
-            <w:tcW w:w="444" w:type="dxa"/>
+            <w:tcW w:w="422" w:type="dxa"/>
             <w:tcBorders/>
             <w:vAlign w:val="center"/>
           </w:tcPr>
@@ -7961,7 +7923,7 @@
         </w:tc>
         <w:tc>
           <w:tcPr>
-            <w:tcW w:w="448" w:type="dxa"/>
+            <w:tcW w:w="427" w:type="dxa"/>
             <w:tcBorders/>
             <w:vAlign w:val="center"/>
           </w:tcPr>
@@ -7979,7 +7941,7 @@
         </w:tc>
         <w:tc>
           <w:tcPr>
-            <w:tcW w:w="444" w:type="dxa"/>
+            <w:tcW w:w="422" w:type="dxa"/>
             <w:tcBorders/>
             <w:vAlign w:val="center"/>
           </w:tcPr>
@@ -7997,7 +7959,7 @@
         </w:tc>
         <w:tc>
           <w:tcPr>
-            <w:tcW w:w="448" w:type="dxa"/>
+            <w:tcW w:w="427" w:type="dxa"/>
             <w:tcBorders/>
             <w:vAlign w:val="center"/>
           </w:tcPr>
@@ -8015,7 +7977,7 @@
         </w:tc>
         <w:tc>
           <w:tcPr>
-            <w:tcW w:w="444" w:type="dxa"/>
+            <w:tcW w:w="422" w:type="dxa"/>
             <w:tcBorders/>
             <w:vAlign w:val="center"/>
           </w:tcPr>
@@ -8033,7 +7995,7 @@
         </w:tc>
         <w:tc>
           <w:tcPr>
-            <w:tcW w:w="448" w:type="dxa"/>
+            <w:tcW w:w="427" w:type="dxa"/>
             <w:tcBorders/>
             <w:vAlign w:val="center"/>
           </w:tcPr>
@@ -8051,7 +8013,7 @@
         </w:tc>
         <w:tc>
           <w:tcPr>
-            <w:tcW w:w="444" w:type="dxa"/>
+            <w:tcW w:w="422" w:type="dxa"/>
             <w:tcBorders/>
             <w:vAlign w:val="center"/>
           </w:tcPr>
@@ -8069,7 +8031,7 @@
         </w:tc>
         <w:tc>
           <w:tcPr>
-            <w:tcW w:w="448" w:type="dxa"/>
+            <w:tcW w:w="427" w:type="dxa"/>
             <w:tcBorders/>
             <w:vAlign w:val="center"/>
           </w:tcPr>
@@ -8092,7 +8054,7 @@
         </w:trPr>
         <w:tc>
           <w:tcPr>
-            <w:tcW w:w="1160" w:type="dxa"/>
+            <w:tcW w:w="1215" w:type="dxa"/>
             <w:tcBorders/>
             <w:vAlign w:val="center"/>
           </w:tcPr>
@@ -8110,7 +8072,7 @@
         </w:tc>
         <w:tc>
           <w:tcPr>
-            <w:tcW w:w="444" w:type="dxa"/>
+            <w:tcW w:w="422" w:type="dxa"/>
             <w:tcBorders/>
             <w:vAlign w:val="center"/>
           </w:tcPr>
@@ -8128,7 +8090,7 @@
         </w:tc>
         <w:tc>
           <w:tcPr>
-            <w:tcW w:w="448" w:type="dxa"/>
+            <w:tcW w:w="427" w:type="dxa"/>
             <w:tcBorders/>
             <w:vAlign w:val="center"/>
           </w:tcPr>
@@ -8146,7 +8108,7 @@
         </w:tc>
         <w:tc>
           <w:tcPr>
-            <w:tcW w:w="444" w:type="dxa"/>
+            <w:tcW w:w="422" w:type="dxa"/>
             <w:tcBorders/>
             <w:vAlign w:val="center"/>
           </w:tcPr>
@@ -8164,7 +8126,7 @@
         </w:tc>
         <w:tc>
           <w:tcPr>
-            <w:tcW w:w="448" w:type="dxa"/>
+            <w:tcW w:w="427" w:type="dxa"/>
             <w:tcBorders/>
             <w:vAlign w:val="center"/>
           </w:tcPr>
@@ -8182,7 +8144,7 @@
         </w:tc>
         <w:tc>
           <w:tcPr>
-            <w:tcW w:w="444" w:type="dxa"/>
+            <w:tcW w:w="422" w:type="dxa"/>
             <w:tcBorders/>
             <w:vAlign w:val="center"/>
           </w:tcPr>
@@ -8200,7 +8162,7 @@
         </w:tc>
         <w:tc>
           <w:tcPr>
-            <w:tcW w:w="448" w:type="dxa"/>
+            <w:tcW w:w="427" w:type="dxa"/>
             <w:tcBorders/>
             <w:vAlign w:val="center"/>
           </w:tcPr>
@@ -8218,7 +8180,7 @@
         </w:tc>
         <w:tc>
           <w:tcPr>
-            <w:tcW w:w="444" w:type="dxa"/>
+            <w:tcW w:w="422" w:type="dxa"/>
             <w:tcBorders/>
             <w:vAlign w:val="center"/>
           </w:tcPr>
@@ -8236,7 +8198,7 @@
         </w:tc>
         <w:tc>
           <w:tcPr>
-            <w:tcW w:w="448" w:type="dxa"/>
+            <w:tcW w:w="427" w:type="dxa"/>
             <w:tcBorders/>
             <w:vAlign w:val="center"/>
           </w:tcPr>
@@ -8259,7 +8221,7 @@
         </w:trPr>
         <w:tc>
           <w:tcPr>
-            <w:tcW w:w="1160" w:type="dxa"/>
+            <w:tcW w:w="1215" w:type="dxa"/>
             <w:tcBorders>
               <w:bottom w:val="single" w:sz="8" w:space="0" w:color="auto"/>
             </w:tcBorders>
@@ -8278,7 +8240,7 @@
         </w:tc>
         <w:tc>
           <w:tcPr>
-            <w:tcW w:w="444" w:type="dxa"/>
+            <w:tcW w:w="422" w:type="dxa"/>
             <w:tcBorders>
               <w:bottom w:val="single" w:sz="8" w:space="0" w:color="auto"/>
             </w:tcBorders>
@@ -8297,7 +8259,7 @@
         </w:tc>
         <w:tc>
           <w:tcPr>
-            <w:tcW w:w="448" w:type="dxa"/>
+            <w:tcW w:w="427" w:type="dxa"/>
             <w:tcBorders>
               <w:bottom w:val="single" w:sz="8" w:space="0" w:color="auto"/>
             </w:tcBorders>
@@ -8316,7 +8278,7 @@
         </w:tc>
         <w:tc>
           <w:tcPr>
-            <w:tcW w:w="444" w:type="dxa"/>
+            <w:tcW w:w="422" w:type="dxa"/>
             <w:tcBorders>
               <w:bottom w:val="single" w:sz="8" w:space="0" w:color="auto"/>
             </w:tcBorders>
@@ -8335,7 +8297,7 @@
         </w:tc>
         <w:tc>
           <w:tcPr>
-            <w:tcW w:w="448" w:type="dxa"/>
+            <w:tcW w:w="427" w:type="dxa"/>
             <w:tcBorders>
               <w:bottom w:val="single" w:sz="8" w:space="0" w:color="auto"/>
             </w:tcBorders>
@@ -8354,7 +8316,7 @@
         </w:tc>
         <w:tc>
           <w:tcPr>
-            <w:tcW w:w="444" w:type="dxa"/>
+            <w:tcW w:w="422" w:type="dxa"/>
             <w:tcBorders>
               <w:bottom w:val="single" w:sz="8" w:space="0" w:color="auto"/>
             </w:tcBorders>
@@ -8373,7 +8335,7 @@
         </w:tc>
         <w:tc>
           <w:tcPr>
-            <w:tcW w:w="448" w:type="dxa"/>
+            <w:tcW w:w="427" w:type="dxa"/>
             <w:tcBorders>
               <w:bottom w:val="single" w:sz="8" w:space="0" w:color="auto"/>
             </w:tcBorders>
@@ -8392,7 +8354,7 @@
         </w:tc>
         <w:tc>
           <w:tcPr>
-            <w:tcW w:w="444" w:type="dxa"/>
+            <w:tcW w:w="422" w:type="dxa"/>
             <w:tcBorders>
               <w:bottom w:val="single" w:sz="8" w:space="0" w:color="auto"/>
             </w:tcBorders>
@@ -8411,7 +8373,7 @@
         </w:tc>
         <w:tc>
           <w:tcPr>
-            <w:tcW w:w="448" w:type="dxa"/>
+            <w:tcW w:w="427" w:type="dxa"/>
             <w:tcBorders>
               <w:bottom w:val="single" w:sz="8" w:space="0" w:color="auto"/>
             </w:tcBorders>
@@ -8440,7 +8402,7 @@
         <w:pStyle w:val="PPBodyMainText"/>
       </w:pPr>
       <w:r>
-        <w:t xml:space="preserve">Corr. is the share of windows typed correctly (%) and Drop is the mean true accuracy drop in points, where a negative value means that accuracy rose. The income threshold mechanism exists only for ACS Income.</w:t>
+        <w:t xml:space="preserve">Corr. is the share of windows typed correctly (%) and Drop is the mean true accuracy drop in points; a negative value means that accuracy rose. The income threshold mechanism exists only for ACS Income.</w:t>
       </w:r>
     </w:p>
     <w:p>
@@ -8448,7 +8410,7 @@
         <w:pStyle w:val="PPBodyMainText"/>
       </w:pPr>
       <w:r>
-        <w:t xml:space="preserve">Three of the mechanisms transfer well. Selection bias is identified as covariate shift in 99% of ACS Income windows with LR, even though no value is distorted and the shift spreads over all features. A lower positive rate is identified as prior shift in 92%. Concept drift in an oblique region is found in 95%, although no single feature defines that region.</w:t>
+        <w:t xml:space="preserve">Three of the five mechanisms carry over well. Selection bias is named covariate shift in 99% of ACS Income windows with LR, even though no value is distorted and the shift is spread across all features. A lower positive rate is named prior shift in 92%. Concept drift in an oblique region is found in 95%, although no single feature defines the region.</w:t>
       </w:r>
     </w:p>
     <w:p>
@@ -8456,7 +8418,7 @@
         <w:pStyle w:val="PPBodyMainText"/>
       </w:pPr>
       <w:r>
-        <w:t xml:space="preserve">Two mechanisms do not transfer. Raising the income threshold relabels some rows in every window but barely changes accuracy (mean drop −0.3 points). Because the audit first asks whether accuracy fell, it reports no drift in 132 of the 150 windows. The procedure is designed to find drift that harms the model, which this drift does not. Class-conditional label noise is identified correctly in only 21% of ACS Income windows. At low rates the accuracy drop is too small to detect with 600 labels. At high rates the errors follow the true class, which correlates with the features, so the error structure test reads the pattern as concept drift. This is a genuine limitation of a null model that conditions on confidence alone. Both failures lie in the audit rather than in the label-free stage.</w:t>
+        <w:t xml:space="preserve">The other two do not. Raising the income threshold relabels some rows in every window but hardly changes accuracy (mean drop −0.3 points). Because the audit first asks whether accuracy fell, it reports no drift in 132 of the 150 windows. The procedure looks for drift that harms the model. This drift does not. Class-conditional label noise is named correctly in only 21% of ACS Income windows. At low rates the drop in accuracy is too small to detect with 600 labels. At high rates the errors follow the true class, which is correlated with the features, so the error structure test reads the pattern as concept drift. This is a real limitation of a null model that conditions on confidence alone. Both failures come from the audit, not from the label-free stage.</w:t>
       </w:r>
     </w:p>
     <w:p>
@@ -8464,7 +8426,7 @@
         <w:pStyle w:val="PPBodyMainText"/>
       </w:pPr>
       <w:r>
-        <w:t xml:space="preserve">The same patterns hold for ACS Employment and for GB. On design A our procedure reaches 85.7% on ACS Employment with LR and, with GB, 94.2% on ACS Income and 90.5% on ACS Employment. Label noise is the hardest type on ACS Employment, identified in 50.0% of windows. The methods rank the same for both model families. The tests read only the model’s outputs and its errors, so they need no modification for a nonlinear model.</w:t>
+        <w:t xml:space="preserve">The same patterns appear for ACS Employment and for GB. On design A our procedure reaches 85.7% on ACS Employment with LR and, with GB, 94.2% on ACS Income and 90.5% on ACS Employment. Label noise is the hardest type on ACS Employment, named in 50.0% of windows. The methods rank the same for both model families. The tests read only the outputs and errors of the model, so a nonlinear model needs no changes to them.</w:t>
       </w:r>
     </w:p>
     <w:p>
@@ -8482,13 +8444,13 @@
         <w:ind w:firstLine="0"/>
       </w:pPr>
       <w:r>
-        <w:t xml:space="preserve">The diagnosis builds on the detectors and the accuracy estimate, so both are also checked on the benchmark. Table </w:t>
+        <w:t xml:space="preserve">The diagnosis rests on the detectors and on the accuracy estimate, so we also check both on the benchmark. Table </w:t>
       </w:r>
       <w:r>
         <w:t xml:space="preserve">5</w:t>
       </w:r>
       <w:r>
-        <w:t xml:space="preserve"> gives the alarm rate of each detector by injected type, pooled over the four design A configurations.</w:t>
+        <w:t xml:space="preserve"> gives the alarm rate of each detector for each injected type, pooled over the four design A configurations.</w:t>
       </w:r>
     </w:p>
     <w:p>
@@ -8517,18 +8479,18 @@
         <w:jc w:val="center"/>
         <w:tblLayout w:type="fixed"/>
         <w:tblCellMar>
-          <w:left w:w="45" w:type="dxa"/>
-          <w:right w:w="45" w:type="dxa"/>
+          <w:left w:w="30" w:type="dxa"/>
+          <w:right w:w="30" w:type="dxa"/>
         </w:tblCellMar>
         <w:tblLook w:val="04A0" w:firstRow="1" w:lastRow="0" w:firstColumn="1" w:lastColumn="0" w:noHBand="0" w:noVBand="1"/>
       </w:tblPr>
       <w:tblGrid>
-        <w:gridCol w:w="1182"/>
-        <w:gridCol w:w="1182"/>
-        <w:gridCol w:w="742"/>
-        <w:gridCol w:w="480"/>
-        <w:gridCol w:w="653"/>
-        <w:gridCol w:w="493"/>
+        <w:gridCol w:w="1143"/>
+        <w:gridCol w:w="1143"/>
+        <w:gridCol w:w="743"/>
+        <w:gridCol w:w="460"/>
+        <w:gridCol w:w="647"/>
+        <w:gridCol w:w="475"/>
       </w:tblGrid>
       <w:tr>
         <w:trPr>
@@ -8537,7 +8499,7 @@
         </w:trPr>
         <w:tc>
           <w:tcPr>
-            <w:tcW w:w="1182" w:type="dxa"/>
+            <w:tcW w:w="1143" w:type="dxa"/>
             <w:tcBorders>
               <w:top w:val="single" w:sz="8" w:space="0" w:color="auto"/>
             </w:tcBorders>
@@ -8554,7 +8516,7 @@
         </w:tc>
         <w:tc>
           <w:tcPr>
-            <w:tcW w:w="3550" w:type="dxa"/>
+            <w:tcW w:w="3468" w:type="dxa"/>
             <w:gridSpan w:val="5"/>
             <w:tcBorders>
               <w:top w:val="single" w:sz="8" w:space="0" w:color="auto"/>
@@ -8582,7 +8544,7 @@
         </w:trPr>
         <w:tc>
           <w:tcPr>
-            <w:tcW w:w="1182" w:type="dxa"/>
+            <w:tcW w:w="1143" w:type="dxa"/>
             <w:tcBorders/>
             <w:vAlign w:val="center"/>
           </w:tcPr>
@@ -8600,7 +8562,7 @@
         </w:tc>
         <w:tc>
           <w:tcPr>
-            <w:tcW w:w="1182" w:type="dxa"/>
+            <w:tcW w:w="1143" w:type="dxa"/>
             <w:tcBorders/>
             <w:vAlign w:val="center"/>
           </w:tcPr>
@@ -8618,7 +8580,7 @@
         </w:tc>
         <w:tc>
           <w:tcPr>
-            <w:tcW w:w="742" w:type="dxa"/>
+            <w:tcW w:w="743" w:type="dxa"/>
             <w:tcBorders/>
             <w:vAlign w:val="center"/>
           </w:tcPr>
@@ -8636,7 +8598,7 @@
         </w:tc>
         <w:tc>
           <w:tcPr>
-            <w:tcW w:w="480" w:type="dxa"/>
+            <w:tcW w:w="460" w:type="dxa"/>
             <w:tcBorders/>
             <w:vAlign w:val="center"/>
           </w:tcPr>
@@ -8654,7 +8616,7 @@
         </w:tc>
         <w:tc>
           <w:tcPr>
-            <w:tcW w:w="653" w:type="dxa"/>
+            <w:tcW w:w="647" w:type="dxa"/>
             <w:tcBorders/>
             <w:vAlign w:val="center"/>
           </w:tcPr>
@@ -8672,7 +8634,7 @@
         </w:tc>
         <w:tc>
           <w:tcPr>
-            <w:tcW w:w="493" w:type="dxa"/>
+            <w:tcW w:w="475" w:type="dxa"/>
             <w:tcBorders/>
             <w:vAlign w:val="center"/>
           </w:tcPr>
@@ -8695,7 +8657,7 @@
         </w:trPr>
         <w:tc>
           <w:tcPr>
-            <w:tcW w:w="1182" w:type="dxa"/>
+            <w:tcW w:w="1143" w:type="dxa"/>
             <w:tcBorders>
               <w:top w:val="single" w:sz="4" w:space="0" w:color="auto"/>
             </w:tcBorders>
@@ -8715,7 +8677,7 @@
         </w:tc>
         <w:tc>
           <w:tcPr>
-            <w:tcW w:w="1182" w:type="dxa"/>
+            <w:tcW w:w="1143" w:type="dxa"/>
             <w:tcBorders>
               <w:top w:val="single" w:sz="4" w:space="0" w:color="auto"/>
             </w:tcBorders>
@@ -8735,7 +8697,7 @@
         </w:tc>
         <w:tc>
           <w:tcPr>
-            <w:tcW w:w="742" w:type="dxa"/>
+            <w:tcW w:w="743" w:type="dxa"/>
             <w:tcBorders>
               <w:top w:val="single" w:sz="4" w:space="0" w:color="auto"/>
             </w:tcBorders>
@@ -8755,7 +8717,7 @@
         </w:tc>
         <w:tc>
           <w:tcPr>
-            <w:tcW w:w="480" w:type="dxa"/>
+            <w:tcW w:w="460" w:type="dxa"/>
             <w:tcBorders>
               <w:top w:val="single" w:sz="4" w:space="0" w:color="auto"/>
             </w:tcBorders>
@@ -8775,7 +8737,7 @@
         </w:tc>
         <w:tc>
           <w:tcPr>
-            <w:tcW w:w="653" w:type="dxa"/>
+            <w:tcW w:w="647" w:type="dxa"/>
             <w:tcBorders>
               <w:top w:val="single" w:sz="4" w:space="0" w:color="auto"/>
             </w:tcBorders>
@@ -8795,7 +8757,7 @@
         </w:tc>
         <w:tc>
           <w:tcPr>
-            <w:tcW w:w="493" w:type="dxa"/>
+            <w:tcW w:w="475" w:type="dxa"/>
             <w:tcBorders>
               <w:top w:val="single" w:sz="4" w:space="0" w:color="auto"/>
             </w:tcBorders>
@@ -8820,7 +8782,7 @@
         </w:trPr>
         <w:tc>
           <w:tcPr>
-            <w:tcW w:w="1182" w:type="dxa"/>
+            <w:tcW w:w="1143" w:type="dxa"/>
             <w:tcBorders/>
             <w:vAlign w:val="center"/>
           </w:tcPr>
@@ -8838,7 +8800,7 @@
         </w:tc>
         <w:tc>
           <w:tcPr>
-            <w:tcW w:w="1182" w:type="dxa"/>
+            <w:tcW w:w="1143" w:type="dxa"/>
             <w:tcBorders/>
             <w:vAlign w:val="center"/>
           </w:tcPr>
@@ -8856,7 +8818,7 @@
         </w:tc>
         <w:tc>
           <w:tcPr>
-            <w:tcW w:w="742" w:type="dxa"/>
+            <w:tcW w:w="743" w:type="dxa"/>
             <w:tcBorders/>
             <w:vAlign w:val="center"/>
           </w:tcPr>
@@ -8874,7 +8836,7 @@
         </w:tc>
         <w:tc>
           <w:tcPr>
-            <w:tcW w:w="480" w:type="dxa"/>
+            <w:tcW w:w="460" w:type="dxa"/>
             <w:tcBorders/>
             <w:vAlign w:val="center"/>
           </w:tcPr>
@@ -8892,7 +8854,7 @@
         </w:tc>
         <w:tc>
           <w:tcPr>
-            <w:tcW w:w="653" w:type="dxa"/>
+            <w:tcW w:w="647" w:type="dxa"/>
             <w:tcBorders/>
             <w:vAlign w:val="center"/>
           </w:tcPr>
@@ -8910,7 +8872,7 @@
         </w:tc>
         <w:tc>
           <w:tcPr>
-            <w:tcW w:w="493" w:type="dxa"/>
+            <w:tcW w:w="475" w:type="dxa"/>
             <w:tcBorders/>
             <w:vAlign w:val="center"/>
           </w:tcPr>
@@ -8933,7 +8895,7 @@
         </w:trPr>
         <w:tc>
           <w:tcPr>
-            <w:tcW w:w="1182" w:type="dxa"/>
+            <w:tcW w:w="1143" w:type="dxa"/>
             <w:tcBorders/>
             <w:vAlign w:val="center"/>
           </w:tcPr>
@@ -8951,7 +8913,7 @@
         </w:tc>
         <w:tc>
           <w:tcPr>
-            <w:tcW w:w="1182" w:type="dxa"/>
+            <w:tcW w:w="1143" w:type="dxa"/>
             <w:tcBorders/>
             <w:vAlign w:val="center"/>
           </w:tcPr>
@@ -8969,7 +8931,7 @@
         </w:tc>
         <w:tc>
           <w:tcPr>
-            <w:tcW w:w="742" w:type="dxa"/>
+            <w:tcW w:w="743" w:type="dxa"/>
             <w:tcBorders/>
             <w:vAlign w:val="center"/>
           </w:tcPr>
@@ -8987,7 +8949,7 @@
         </w:tc>
         <w:tc>
           <w:tcPr>
-            <w:tcW w:w="480" w:type="dxa"/>
+            <w:tcW w:w="460" w:type="dxa"/>
             <w:tcBorders/>
             <w:vAlign w:val="center"/>
           </w:tcPr>
@@ -9005,7 +8967,7 @@
         </w:tc>
         <w:tc>
           <w:tcPr>
-            <w:tcW w:w="653" w:type="dxa"/>
+            <w:tcW w:w="647" w:type="dxa"/>
             <w:tcBorders/>
             <w:vAlign w:val="center"/>
           </w:tcPr>
@@ -9023,7 +8985,7 @@
         </w:tc>
         <w:tc>
           <w:tcPr>
-            <w:tcW w:w="493" w:type="dxa"/>
+            <w:tcW w:w="475" w:type="dxa"/>
             <w:tcBorders/>
             <w:vAlign w:val="center"/>
           </w:tcPr>
@@ -9046,7 +9008,7 @@
         </w:trPr>
         <w:tc>
           <w:tcPr>
-            <w:tcW w:w="1182" w:type="dxa"/>
+            <w:tcW w:w="1143" w:type="dxa"/>
             <w:tcBorders/>
             <w:vAlign w:val="center"/>
           </w:tcPr>
@@ -9064,7 +9026,7 @@
         </w:tc>
         <w:tc>
           <w:tcPr>
-            <w:tcW w:w="1182" w:type="dxa"/>
+            <w:tcW w:w="1143" w:type="dxa"/>
             <w:tcBorders/>
             <w:vAlign w:val="center"/>
           </w:tcPr>
@@ -9082,7 +9044,7 @@
         </w:tc>
         <w:tc>
           <w:tcPr>
-            <w:tcW w:w="742" w:type="dxa"/>
+            <w:tcW w:w="743" w:type="dxa"/>
             <w:tcBorders/>
             <w:vAlign w:val="center"/>
           </w:tcPr>
@@ -9100,7 +9062,7 @@
         </w:tc>
         <w:tc>
           <w:tcPr>
-            <w:tcW w:w="480" w:type="dxa"/>
+            <w:tcW w:w="460" w:type="dxa"/>
             <w:tcBorders/>
             <w:vAlign w:val="center"/>
           </w:tcPr>
@@ -9118,7 +9080,7 @@
         </w:tc>
         <w:tc>
           <w:tcPr>
-            <w:tcW w:w="653" w:type="dxa"/>
+            <w:tcW w:w="647" w:type="dxa"/>
             <w:tcBorders/>
             <w:vAlign w:val="center"/>
           </w:tcPr>
@@ -9136,7 +9098,7 @@
         </w:tc>
         <w:tc>
           <w:tcPr>
-            <w:tcW w:w="493" w:type="dxa"/>
+            <w:tcW w:w="475" w:type="dxa"/>
             <w:tcBorders/>
             <w:vAlign w:val="center"/>
           </w:tcPr>
@@ -9159,7 +9121,7 @@
         </w:trPr>
         <w:tc>
           <w:tcPr>
-            <w:tcW w:w="1182" w:type="dxa"/>
+            <w:tcW w:w="1143" w:type="dxa"/>
             <w:tcBorders/>
             <w:vAlign w:val="center"/>
           </w:tcPr>
@@ -9177,7 +9139,7 @@
         </w:tc>
         <w:tc>
           <w:tcPr>
-            <w:tcW w:w="1182" w:type="dxa"/>
+            <w:tcW w:w="1143" w:type="dxa"/>
             <w:tcBorders/>
             <w:vAlign w:val="center"/>
           </w:tcPr>
@@ -9195,7 +9157,7 @@
         </w:tc>
         <w:tc>
           <w:tcPr>
-            <w:tcW w:w="742" w:type="dxa"/>
+            <w:tcW w:w="743" w:type="dxa"/>
             <w:tcBorders/>
             <w:vAlign w:val="center"/>
           </w:tcPr>
@@ -9213,7 +9175,7 @@
         </w:tc>
         <w:tc>
           <w:tcPr>
-            <w:tcW w:w="480" w:type="dxa"/>
+            <w:tcW w:w="460" w:type="dxa"/>
             <w:tcBorders/>
             <w:vAlign w:val="center"/>
           </w:tcPr>
@@ -9231,7 +9193,7 @@
         </w:tc>
         <w:tc>
           <w:tcPr>
-            <w:tcW w:w="653" w:type="dxa"/>
+            <w:tcW w:w="647" w:type="dxa"/>
             <w:tcBorders/>
             <w:vAlign w:val="center"/>
           </w:tcPr>
@@ -9249,7 +9211,7 @@
         </w:tc>
         <w:tc>
           <w:tcPr>
-            <w:tcW w:w="493" w:type="dxa"/>
+            <w:tcW w:w="475" w:type="dxa"/>
             <w:tcBorders/>
             <w:vAlign w:val="center"/>
           </w:tcPr>
@@ -9272,7 +9234,7 @@
         </w:trPr>
         <w:tc>
           <w:tcPr>
-            <w:tcW w:w="1182" w:type="dxa"/>
+            <w:tcW w:w="1143" w:type="dxa"/>
             <w:tcBorders>
               <w:bottom w:val="single" w:sz="8" w:space="0" w:color="auto"/>
             </w:tcBorders>
@@ -9291,7 +9253,7 @@
         </w:tc>
         <w:tc>
           <w:tcPr>
-            <w:tcW w:w="1182" w:type="dxa"/>
+            <w:tcW w:w="1143" w:type="dxa"/>
             <w:tcBorders>
               <w:bottom w:val="single" w:sz="8" w:space="0" w:color="auto"/>
             </w:tcBorders>
@@ -9310,7 +9272,7 @@
         </w:tc>
         <w:tc>
           <w:tcPr>
-            <w:tcW w:w="742" w:type="dxa"/>
+            <w:tcW w:w="743" w:type="dxa"/>
             <w:tcBorders>
               <w:bottom w:val="single" w:sz="8" w:space="0" w:color="auto"/>
             </w:tcBorders>
@@ -9329,7 +9291,7 @@
         </w:tc>
         <w:tc>
           <w:tcPr>
-            <w:tcW w:w="480" w:type="dxa"/>
+            <w:tcW w:w="460" w:type="dxa"/>
             <w:tcBorders>
               <w:bottom w:val="single" w:sz="8" w:space="0" w:color="auto"/>
             </w:tcBorders>
@@ -9348,7 +9310,7 @@
         </w:tc>
         <w:tc>
           <w:tcPr>
-            <w:tcW w:w="653" w:type="dxa"/>
+            <w:tcW w:w="647" w:type="dxa"/>
             <w:tcBorders>
               <w:bottom w:val="single" w:sz="8" w:space="0" w:color="auto"/>
             </w:tcBorders>
@@ -9367,7 +9329,7 @@
         </w:tc>
         <w:tc>
           <w:tcPr>
-            <w:tcW w:w="493" w:type="dxa"/>
+            <w:tcW w:w="475" w:type="dxa"/>
             <w:tcBorders>
               <w:bottom w:val="single" w:sz="8" w:space="0" w:color="auto"/>
             </w:tcBorders>
@@ -9413,13 +9375,13 @@
         </m:r>
       </m:oMath>
       <w:r>
-        <w:t xml:space="preserve"> or lies below it. Every detector catches covariate shift and all except PSI also catch most prior shifts. Concept drift and label noise windows share their inputs with the control window of their replicate, so no detector can see them, which is why the audit is needed. Table </w:t>
+        <w:t xml:space="preserve"> or lies below it. All detectors catch covariate shift and all except PSI also catch most prior shifts. In concept drift and label noise windows the inputs are the same as in the control window of their replicate, so no detector can see them. This is why the audit is needed. Table </w:t>
       </w:r>
       <w:r>
         <w:t xml:space="preserve">6</w:t>
       </w:r>
       <w:r>
-        <w:t xml:space="preserve"> compares the four accuracy estimates by their mean absolute error against the measured accuracy.</w:t>
+        <w:t xml:space="preserve"> turns to the four accuracy estimates and compares them by their mean absolute error against the measured accuracy.</w:t>
       </w:r>
     </w:p>
     <w:p>
@@ -9448,21 +9410,21 @@
         <w:jc w:val="center"/>
         <w:tblLayout w:type="fixed"/>
         <w:tblCellMar>
-          <w:left w:w="45" w:type="dxa"/>
-          <w:right w:w="45" w:type="dxa"/>
+          <w:left w:w="30" w:type="dxa"/>
+          <w:right w:w="30" w:type="dxa"/>
         </w:tblCellMar>
         <w:tblLook w:val="04A0" w:firstRow="1" w:lastRow="0" w:firstColumn="1" w:lastColumn="0" w:noHBand="0" w:noVBand="1"/>
       </w:tblPr>
       <w:tblGrid>
-        <w:gridCol w:w="742"/>
-        <w:gridCol w:w="466"/>
-        <w:gridCol w:w="480"/>
-        <w:gridCol w:w="440"/>
-        <w:gridCol w:w="618"/>
-        <w:gridCol w:w="400"/>
-        <w:gridCol w:w="462"/>
-        <w:gridCol w:w="480"/>
-        <w:gridCol w:w="644"/>
+        <w:gridCol w:w="743"/>
+        <w:gridCol w:w="446"/>
+        <w:gridCol w:w="460"/>
+        <w:gridCol w:w="417"/>
+        <w:gridCol w:w="629"/>
+        <w:gridCol w:w="374"/>
+        <w:gridCol w:w="441"/>
+        <w:gridCol w:w="460"/>
+        <w:gridCol w:w="638"/>
       </w:tblGrid>
       <w:tr>
         <w:trPr>
@@ -9471,7 +9433,7 @@
         </w:trPr>
         <w:tc>
           <w:tcPr>
-            <w:tcW w:w="742" w:type="dxa"/>
+            <w:tcW w:w="743" w:type="dxa"/>
             <w:tcBorders>
               <w:top w:val="single" w:sz="8" w:space="0" w:color="auto"/>
             </w:tcBorders>
@@ -9488,7 +9450,7 @@
         </w:tc>
         <w:tc>
           <w:tcPr>
-            <w:tcW w:w="2004" w:type="dxa"/>
+            <w:tcW w:w="1952" w:type="dxa"/>
             <w:gridSpan w:val="4"/>
             <w:tcBorders>
               <w:top w:val="single" w:sz="8" w:space="0" w:color="auto"/>
@@ -9510,7 +9472,7 @@
         </w:tc>
         <w:tc>
           <w:tcPr>
-            <w:tcW w:w="1986" w:type="dxa"/>
+            <w:tcW w:w="1913" w:type="dxa"/>
             <w:gridSpan w:val="4"/>
             <w:tcBorders>
               <w:top w:val="single" w:sz="8" w:space="0" w:color="auto"/>
@@ -9538,7 +9500,7 @@
         </w:trPr>
         <w:tc>
           <w:tcPr>
-            <w:tcW w:w="742" w:type="dxa"/>
+            <w:tcW w:w="743" w:type="dxa"/>
             <w:tcBorders/>
             <w:vAlign w:val="center"/>
           </w:tcPr>
@@ -9556,7 +9518,7 @@
         </w:tc>
         <w:tc>
           <w:tcPr>
-            <w:tcW w:w="466" w:type="dxa"/>
+            <w:tcW w:w="446" w:type="dxa"/>
             <w:tcBorders/>
             <w:vAlign w:val="center"/>
           </w:tcPr>
@@ -9574,7 +9536,7 @@
         </w:tc>
         <w:tc>
           <w:tcPr>
-            <w:tcW w:w="480" w:type="dxa"/>
+            <w:tcW w:w="460" w:type="dxa"/>
             <w:tcBorders/>
             <w:vAlign w:val="center"/>
           </w:tcPr>
@@ -9592,7 +9554,7 @@
         </w:tc>
         <w:tc>
           <w:tcPr>
-            <w:tcW w:w="440" w:type="dxa"/>
+            <w:tcW w:w="417" w:type="dxa"/>
             <w:tcBorders/>
             <w:vAlign w:val="center"/>
           </w:tcPr>
@@ -9610,7 +9572,7 @@
         </w:tc>
         <w:tc>
           <w:tcPr>
-            <w:tcW w:w="618" w:type="dxa"/>
+            <w:tcW w:w="629" w:type="dxa"/>
             <w:tcBorders/>
             <w:vAlign w:val="center"/>
           </w:tcPr>
@@ -9628,7 +9590,7 @@
         </w:tc>
         <w:tc>
           <w:tcPr>
-            <w:tcW w:w="400" w:type="dxa"/>
+            <w:tcW w:w="374" w:type="dxa"/>
             <w:tcBorders/>
             <w:vAlign w:val="center"/>
           </w:tcPr>
@@ -9646,7 +9608,7 @@
         </w:tc>
         <w:tc>
           <w:tcPr>
-            <w:tcW w:w="462" w:type="dxa"/>
+            <w:tcW w:w="441" w:type="dxa"/>
             <w:tcBorders/>
             <w:vAlign w:val="center"/>
           </w:tcPr>
@@ -9664,7 +9626,7 @@
         </w:tc>
         <w:tc>
           <w:tcPr>
-            <w:tcW w:w="480" w:type="dxa"/>
+            <w:tcW w:w="460" w:type="dxa"/>
             <w:tcBorders/>
             <w:vAlign w:val="center"/>
           </w:tcPr>
@@ -9682,7 +9644,7 @@
         </w:tc>
         <w:tc>
           <w:tcPr>
-            <w:tcW w:w="644" w:type="dxa"/>
+            <w:tcW w:w="638" w:type="dxa"/>
             <w:tcBorders/>
             <w:vAlign w:val="center"/>
           </w:tcPr>
@@ -9705,7 +9667,7 @@
         </w:trPr>
         <w:tc>
           <w:tcPr>
-            <w:tcW w:w="742" w:type="dxa"/>
+            <w:tcW w:w="743" w:type="dxa"/>
             <w:tcBorders>
               <w:top w:val="single" w:sz="4" w:space="0" w:color="auto"/>
             </w:tcBorders>
@@ -9725,7 +9687,7 @@
         </w:tc>
         <w:tc>
           <w:tcPr>
-            <w:tcW w:w="466" w:type="dxa"/>
+            <w:tcW w:w="446" w:type="dxa"/>
             <w:tcBorders>
               <w:top w:val="single" w:sz="4" w:space="0" w:color="auto"/>
             </w:tcBorders>
@@ -9748,7 +9710,7 @@
         </w:tc>
         <w:tc>
           <w:tcPr>
-            <w:tcW w:w="480" w:type="dxa"/>
+            <w:tcW w:w="460" w:type="dxa"/>
             <w:tcBorders>
               <w:top w:val="single" w:sz="4" w:space="0" w:color="auto"/>
             </w:tcBorders>
@@ -9771,7 +9733,7 @@
         </w:tc>
         <w:tc>
           <w:tcPr>
-            <w:tcW w:w="440" w:type="dxa"/>
+            <w:tcW w:w="417" w:type="dxa"/>
             <w:tcBorders>
               <w:top w:val="single" w:sz="4" w:space="0" w:color="auto"/>
             </w:tcBorders>
@@ -9791,7 +9753,7 @@
         </w:tc>
         <w:tc>
           <w:tcPr>
-            <w:tcW w:w="618" w:type="dxa"/>
+            <w:tcW w:w="629" w:type="dxa"/>
             <w:tcBorders>
               <w:top w:val="single" w:sz="4" w:space="0" w:color="auto"/>
             </w:tcBorders>
@@ -9811,7 +9773,7 @@
         </w:tc>
         <w:tc>
           <w:tcPr>
-            <w:tcW w:w="400" w:type="dxa"/>
+            <w:tcW w:w="374" w:type="dxa"/>
             <w:tcBorders>
               <w:top w:val="single" w:sz="4" w:space="0" w:color="auto"/>
             </w:tcBorders>
@@ -9831,7 +9793,7 @@
         </w:tc>
         <w:tc>
           <w:tcPr>
-            <w:tcW w:w="462" w:type="dxa"/>
+            <w:tcW w:w="441" w:type="dxa"/>
             <w:tcBorders>
               <w:top w:val="single" w:sz="4" w:space="0" w:color="auto"/>
             </w:tcBorders>
@@ -9851,7 +9813,7 @@
         </w:tc>
         <w:tc>
           <w:tcPr>
-            <w:tcW w:w="480" w:type="dxa"/>
+            <w:tcW w:w="460" w:type="dxa"/>
             <w:tcBorders>
               <w:top w:val="single" w:sz="4" w:space="0" w:color="auto"/>
             </w:tcBorders>
@@ -9871,7 +9833,7 @@
         </w:tc>
         <w:tc>
           <w:tcPr>
-            <w:tcW w:w="644" w:type="dxa"/>
+            <w:tcW w:w="638" w:type="dxa"/>
             <w:tcBorders>
               <w:top w:val="single" w:sz="4" w:space="0" w:color="auto"/>
             </w:tcBorders>
@@ -9896,7 +9858,7 @@
         </w:trPr>
         <w:tc>
           <w:tcPr>
-            <w:tcW w:w="742" w:type="dxa"/>
+            <w:tcW w:w="743" w:type="dxa"/>
             <w:tcBorders/>
             <w:vAlign w:val="center"/>
           </w:tcPr>
@@ -9914,7 +9876,7 @@
         </w:tc>
         <w:tc>
           <w:tcPr>
-            <w:tcW w:w="466" w:type="dxa"/>
+            <w:tcW w:w="446" w:type="dxa"/>
             <w:tcBorders/>
             <w:vAlign w:val="center"/>
           </w:tcPr>
@@ -9932,7 +9894,7 @@
         </w:tc>
         <w:tc>
           <w:tcPr>
-            <w:tcW w:w="480" w:type="dxa"/>
+            <w:tcW w:w="460" w:type="dxa"/>
             <w:tcBorders/>
             <w:vAlign w:val="center"/>
           </w:tcPr>
@@ -9950,7 +9912,7 @@
         </w:tc>
         <w:tc>
           <w:tcPr>
-            <w:tcW w:w="440" w:type="dxa"/>
+            <w:tcW w:w="417" w:type="dxa"/>
             <w:tcBorders/>
             <w:vAlign w:val="center"/>
           </w:tcPr>
@@ -9968,7 +9930,7 @@
         </w:tc>
         <w:tc>
           <w:tcPr>
-            <w:tcW w:w="618" w:type="dxa"/>
+            <w:tcW w:w="629" w:type="dxa"/>
             <w:tcBorders/>
             <w:vAlign w:val="center"/>
           </w:tcPr>
@@ -9989,7 +9951,7 @@
         </w:tc>
         <w:tc>
           <w:tcPr>
-            <w:tcW w:w="400" w:type="dxa"/>
+            <w:tcW w:w="374" w:type="dxa"/>
             <w:tcBorders/>
             <w:vAlign w:val="center"/>
           </w:tcPr>
@@ -10007,7 +9969,7 @@
         </w:tc>
         <w:tc>
           <w:tcPr>
-            <w:tcW w:w="462" w:type="dxa"/>
+            <w:tcW w:w="441" w:type="dxa"/>
             <w:tcBorders/>
             <w:vAlign w:val="center"/>
           </w:tcPr>
@@ -10025,7 +9987,7 @@
         </w:tc>
         <w:tc>
           <w:tcPr>
-            <w:tcW w:w="480" w:type="dxa"/>
+            <w:tcW w:w="460" w:type="dxa"/>
             <w:tcBorders/>
             <w:vAlign w:val="center"/>
           </w:tcPr>
@@ -10043,7 +10005,7 @@
         </w:tc>
         <w:tc>
           <w:tcPr>
-            <w:tcW w:w="644" w:type="dxa"/>
+            <w:tcW w:w="638" w:type="dxa"/>
             <w:tcBorders/>
             <w:vAlign w:val="center"/>
           </w:tcPr>
@@ -10066,7 +10028,7 @@
         </w:trPr>
         <w:tc>
           <w:tcPr>
-            <w:tcW w:w="742" w:type="dxa"/>
+            <w:tcW w:w="743" w:type="dxa"/>
             <w:tcBorders/>
             <w:vAlign w:val="center"/>
           </w:tcPr>
@@ -10084,7 +10046,7 @@
         </w:tc>
         <w:tc>
           <w:tcPr>
-            <w:tcW w:w="466" w:type="dxa"/>
+            <w:tcW w:w="446" w:type="dxa"/>
             <w:tcBorders/>
             <w:vAlign w:val="center"/>
           </w:tcPr>
@@ -10105,7 +10067,7 @@
         </w:tc>
         <w:tc>
           <w:tcPr>
-            <w:tcW w:w="480" w:type="dxa"/>
+            <w:tcW w:w="460" w:type="dxa"/>
             <w:tcBorders/>
             <w:vAlign w:val="center"/>
           </w:tcPr>
@@ -10123,7 +10085,7 @@
         </w:tc>
         <w:tc>
           <w:tcPr>
-            <w:tcW w:w="440" w:type="dxa"/>
+            <w:tcW w:w="417" w:type="dxa"/>
             <w:tcBorders/>
             <w:vAlign w:val="center"/>
           </w:tcPr>
@@ -10141,7 +10103,7 @@
         </w:tc>
         <w:tc>
           <w:tcPr>
-            <w:tcW w:w="618" w:type="dxa"/>
+            <w:tcW w:w="629" w:type="dxa"/>
             <w:tcBorders/>
             <w:vAlign w:val="center"/>
           </w:tcPr>
@@ -10159,7 +10121,7 @@
         </w:tc>
         <w:tc>
           <w:tcPr>
-            <w:tcW w:w="400" w:type="dxa"/>
+            <w:tcW w:w="374" w:type="dxa"/>
             <w:tcBorders/>
             <w:vAlign w:val="center"/>
           </w:tcPr>
@@ -10177,7 +10139,7 @@
         </w:tc>
         <w:tc>
           <w:tcPr>
-            <w:tcW w:w="462" w:type="dxa"/>
+            <w:tcW w:w="441" w:type="dxa"/>
             <w:tcBorders/>
             <w:vAlign w:val="center"/>
           </w:tcPr>
@@ -10195,7 +10157,7 @@
         </w:tc>
         <w:tc>
           <w:tcPr>
-            <w:tcW w:w="480" w:type="dxa"/>
+            <w:tcW w:w="460" w:type="dxa"/>
             <w:tcBorders/>
             <w:vAlign w:val="center"/>
           </w:tcPr>
@@ -10213,7 +10175,7 @@
         </w:tc>
         <w:tc>
           <w:tcPr>
-            <w:tcW w:w="644" w:type="dxa"/>
+            <w:tcW w:w="638" w:type="dxa"/>
             <w:tcBorders/>
             <w:vAlign w:val="center"/>
           </w:tcPr>
@@ -10236,7 +10198,7 @@
         </w:trPr>
         <w:tc>
           <w:tcPr>
-            <w:tcW w:w="742" w:type="dxa"/>
+            <w:tcW w:w="743" w:type="dxa"/>
             <w:tcBorders>
               <w:bottom w:val="single" w:sz="8" w:space="0" w:color="auto"/>
             </w:tcBorders>
@@ -10255,7 +10217,7 @@
         </w:tc>
         <w:tc>
           <w:tcPr>
-            <w:tcW w:w="466" w:type="dxa"/>
+            <w:tcW w:w="446" w:type="dxa"/>
             <w:tcBorders>
               <w:bottom w:val="single" w:sz="8" w:space="0" w:color="auto"/>
             </w:tcBorders>
@@ -10274,7 +10236,7 @@
         </w:tc>
         <w:tc>
           <w:tcPr>
-            <w:tcW w:w="480" w:type="dxa"/>
+            <w:tcW w:w="460" w:type="dxa"/>
             <w:tcBorders>
               <w:bottom w:val="single" w:sz="8" w:space="0" w:color="auto"/>
             </w:tcBorders>
@@ -10293,7 +10255,7 @@
         </w:tc>
         <w:tc>
           <w:tcPr>
-            <w:tcW w:w="440" w:type="dxa"/>
+            <w:tcW w:w="417" w:type="dxa"/>
             <w:tcBorders>
               <w:bottom w:val="single" w:sz="8" w:space="0" w:color="auto"/>
             </w:tcBorders>
@@ -10315,7 +10277,7 @@
         </w:tc>
         <w:tc>
           <w:tcPr>
-            <w:tcW w:w="618" w:type="dxa"/>
+            <w:tcW w:w="629" w:type="dxa"/>
             <w:tcBorders>
               <w:bottom w:val="single" w:sz="8" w:space="0" w:color="auto"/>
             </w:tcBorders>
@@ -10337,7 +10299,7 @@
         </w:tc>
         <w:tc>
           <w:tcPr>
-            <w:tcW w:w="400" w:type="dxa"/>
+            <w:tcW w:w="374" w:type="dxa"/>
             <w:tcBorders>
               <w:bottom w:val="single" w:sz="8" w:space="0" w:color="auto"/>
             </w:tcBorders>
@@ -10359,7 +10321,7 @@
         </w:tc>
         <w:tc>
           <w:tcPr>
-            <w:tcW w:w="462" w:type="dxa"/>
+            <w:tcW w:w="441" w:type="dxa"/>
             <w:tcBorders>
               <w:bottom w:val="single" w:sz="8" w:space="0" w:color="auto"/>
             </w:tcBorders>
@@ -10381,7 +10343,7 @@
         </w:tc>
         <w:tc>
           <w:tcPr>
-            <w:tcW w:w="480" w:type="dxa"/>
+            <w:tcW w:w="460" w:type="dxa"/>
             <w:tcBorders>
               <w:bottom w:val="single" w:sz="8" w:space="0" w:color="auto"/>
             </w:tcBorders>
@@ -10403,7 +10365,7 @@
         </w:tc>
         <w:tc>
           <w:tcPr>
-            <w:tcW w:w="644" w:type="dxa"/>
+            <w:tcW w:w="638" w:type="dxa"/>
             <w:tcBorders>
               <w:bottom w:val="single" w:sz="8" w:space="0" w:color="auto"/>
             </w:tcBorders>
@@ -10435,7 +10397,7 @@
         <w:pStyle w:val="PPBodyMainText"/>
       </w:pPr>
       <w:r>
-        <w:t xml:space="preserve">Cov. and Conc. denote covariate shift and concept drift, Inc. and Emp. the two ACS tasks. The smallest error in each column is shown in bold. On design A the errors of all four estimates stay below 0.83 points without drift and below 10.31 under covariate shift. Under concept drift and label noise every error equals the whole loss, about 14.71 points, because the inputs do not change. Across these 8 comparisons, ATC has the smallest error in 6 and CBPE in only 2. On the gas sensor data all four are off by 26.95 to 30.98 points on average. In batch 8 the LR model’s mean confidence falls from 0.973 to 0.595 and its accuracy to 0.330, yet CBPE estimates 0.618, so the estimate is best read as an upper bound on accuracy.</w:t>
+        <w:t xml:space="preserve">Cov. and Conc. stand for covariate shift and concept drift, Inc. and Emp. for the two ACS tasks. The smallest error in each column is in bold. On design A all four estimates stay within 0.83 points without drift and within 10.31 points under covariate shift. Under concept drift and label noise every error equals the whole loss, about 14.71 points, because the inputs do not change. Across these 8 comparisons ATC has the smallest error in 6 and CBPE in only 2. On the gas sensor data all four miss by 26.95 to 30.98 points on average. In batch 8 the mean confidence of the LR model falls from 0.973 to 0.595 and its accuracy to 0.330, yet CBPE estimates 0.618. The estimate is best read as an upper bound on accuracy.</w:t>
       </w:r>
     </w:p>
     <w:p>
@@ -10453,13 +10415,13 @@
         <w:ind w:firstLine="0"/>
       </w:pPr>
       <w:r>
-        <w:t xml:space="preserve">Real drift has no known type, but its causes are documented. The question here is whether the verdicts agree with those causes and whether the control windows stay quiet. Fig. </w:t>
+        <w:t xml:space="preserve">On real data the type of drift is not known, but its causes are on record. Here we ask whether the verdicts agree with those causes and whether the control windows stay quiet. Fig. </w:t>
       </w:r>
       <w:r>
         <w:t xml:space="preserve">4</w:t>
       </w:r>
       <w:r>
-        <w:t xml:space="preserve"> shows how accuracy evolves over time in all four datasets.</w:t>
+        <w:t xml:space="preserve"> shows how accuracy changes over time in all four datasets.</w:t>
       </w:r>
     </w:p>
     <w:p>
@@ -10529,7 +10491,7 @@
         <w:pStyle w:val="PPBodyMainText"/>
       </w:pPr>
       <w:r>
-        <w:t xml:space="preserve">C marks the control window and the numbers mark years (ACS), batches (gas sensor) or buckets (CLEAR-10). The gap in the ACS lines marks the missing 2020 release.</w:t>
+        <w:t xml:space="preserve">C marks the control window. The numbers mark years (ACS), batches (gas sensor) or buckets (CLEAR-10). The gap in the ACS lines is the missing 2020 release.</w:t>
       </w:r>
     </w:p>
     <w:p>
@@ -10537,13 +10499,13 @@
         <w:pStyle w:val="PPBodyMainText"/>
       </w:pPr>
       <w:r>
-        <w:t xml:space="preserve">ACS Income shows the clearest trend, so we discuss it first. Its accuracy falls over time for both models, from 0.824 in 2015 to 0.749 in 2023 with LR, while the CBPE estimate falls much less. Table </w:t>
+        <w:t xml:space="preserve">ACS Income shows the clearest trend, so we start there. Its accuracy falls over time for both models, with LR going from 0.824 in 2015 to 0.749 in 2023, while the CBPE estimate falls far less. Table </w:t>
       </w:r>
       <w:r>
         <w:t xml:space="preserve">7</w:t>
       </w:r>
       <w:r>
-        <w:t xml:space="preserve"> gives the details behind the ACS Income panel of Fig. </w:t>
+        <w:t xml:space="preserve"> lists the details behind the ACS Income panel of Fig. </w:t>
       </w:r>
       <w:r>
         <w:t xml:space="preserve">4</w:t>
@@ -10578,24 +10540,23 @@
         <w:jc w:val="center"/>
         <w:tblLayout w:type="fixed"/>
         <w:tblCellMar>
-          <w:left w:w="45" w:type="dxa"/>
-          <w:right w:w="45" w:type="dxa"/>
+          <w:left w:w="30" w:type="dxa"/>
+          <w:right w:w="30" w:type="dxa"/>
         </w:tblCellMar>
         <w:tblLook w:val="04A0" w:firstRow="1" w:lastRow="0" w:firstColumn="1" w:lastColumn="0" w:noHBand="0" w:noVBand="1"/>
       </w:tblPr>
       <w:tblGrid>
-        <w:gridCol w:w="728"/>
-        <w:gridCol w:w="480"/>
-        <w:gridCol w:w="427"/>
-        <w:gridCol w:w="445"/>
-        <w:gridCol w:w="410"/>
-        <w:gridCol w:w="300"/>
-        <w:gridCol w:w="300"/>
-        <w:gridCol w:w="300"/>
-        <w:gridCol w:w="300"/>
-        <w:gridCol w:w="300"/>
-        <w:gridCol w:w="618"/>
-        <w:gridCol w:w="437"/>
+        <w:gridCol w:w="660"/>
+        <w:gridCol w:w="403"/>
+        <w:gridCol w:w="423"/>
+        <w:gridCol w:w="531"/>
+        <w:gridCol w:w="206"/>
+        <w:gridCol w:w="225"/>
+        <w:gridCol w:w="206"/>
+        <w:gridCol w:w="206"/>
+        <w:gridCol w:w="206"/>
+        <w:gridCol w:w="1128"/>
+        <w:gridCol w:w="415"/>
       </w:tblGrid>
       <w:tr>
         <w:trPr>
@@ -10604,7 +10565,7 @@
         </w:trPr>
         <w:tc>
           <w:tcPr>
-            <w:tcW w:w="728" w:type="dxa"/>
+            <w:tcW w:w="660" w:type="dxa"/>
             <w:tcBorders>
               <w:top w:val="single" w:sz="8" w:space="0" w:color="auto"/>
             </w:tcBorders>
@@ -10621,8 +10582,8 @@
         </w:tc>
         <w:tc>
           <w:tcPr>
-            <w:tcW w:w="1762" w:type="dxa"/>
-            <w:gridSpan w:val="4"/>
+            <w:tcW w:w="1357" w:type="dxa"/>
+            <w:gridSpan w:val="3"/>
             <w:tcBorders>
               <w:top w:val="single" w:sz="8" w:space="0" w:color="auto"/>
               <w:bottom w:val="single" w:sz="4" w:space="0" w:color="auto"/>
@@ -10643,7 +10604,7 @@
         </w:tc>
         <w:tc>
           <w:tcPr>
-            <w:tcW w:w="1500" w:type="dxa"/>
+            <w:tcW w:w="1049" w:type="dxa"/>
             <w:gridSpan w:val="5"/>
             <w:tcBorders>
               <w:top w:val="single" w:sz="8" w:space="0" w:color="auto"/>
@@ -10665,7 +10626,7 @@
         </w:tc>
         <w:tc>
           <w:tcPr>
-            <w:tcW w:w="618" w:type="dxa"/>
+            <w:tcW w:w="1128" w:type="dxa"/>
             <w:tcBorders>
               <w:top w:val="single" w:sz="8" w:space="0" w:color="auto"/>
             </w:tcBorders>
@@ -10682,7 +10643,7 @@
         </w:tc>
         <w:tc>
           <w:tcPr>
-            <w:tcW w:w="437" w:type="dxa"/>
+            <w:tcW w:w="415" w:type="dxa"/>
             <w:tcBorders>
               <w:top w:val="single" w:sz="8" w:space="0" w:color="auto"/>
             </w:tcBorders>
@@ -10705,7 +10666,7 @@
         </w:trPr>
         <w:tc>
           <w:tcPr>
-            <w:tcW w:w="728" w:type="dxa"/>
+            <w:tcW w:w="660" w:type="dxa"/>
             <w:tcBorders/>
             <w:vAlign w:val="center"/>
           </w:tcPr>
@@ -10723,25 +10684,7 @@
         </w:tc>
         <w:tc>
           <w:tcPr>
-            <w:tcW w:w="480" w:type="dxa"/>
-            <w:tcBorders/>
-            <w:vAlign w:val="center"/>
-          </w:tcPr>
-          <w:p>
-            <w:pPr>
-              <w:pStyle w:val="PPTableBody"/>
-              <w:keepNext/>
-              <w:spacing w:before="10" w:after="10"/>
-              <w:jc w:val="right"/>
-            </w:pPr>
-            <w:r>
-              <w:t xml:space="preserve">LR</w:t>
-            </w:r>
-          </w:p>
-        </w:tc>
-        <w:tc>
-          <w:tcPr>
-            <w:tcW w:w="427" w:type="dxa"/>
+            <w:tcW w:w="403" w:type="dxa"/>
             <w:tcBorders/>
             <w:vAlign w:val="center"/>
           </w:tcPr>
@@ -10759,7 +10702,7 @@
         </w:tc>
         <w:tc>
           <w:tcPr>
-            <w:tcW w:w="445" w:type="dxa"/>
+            <w:tcW w:w="423" w:type="dxa"/>
             <w:tcBorders/>
             <w:vAlign w:val="center"/>
           </w:tcPr>
@@ -10777,7 +10720,7 @@
         </w:tc>
         <w:tc>
           <w:tcPr>
-            <w:tcW w:w="410" w:type="dxa"/>
+            <w:tcW w:w="531" w:type="dxa"/>
             <w:tcBorders/>
             <w:vAlign w:val="center"/>
           </w:tcPr>
@@ -10795,7 +10738,7 @@
         </w:tc>
         <w:tc>
           <w:tcPr>
-            <w:tcW w:w="300" w:type="dxa"/>
+            <w:tcW w:w="206" w:type="dxa"/>
             <w:tcBorders/>
             <w:vAlign w:val="center"/>
           </w:tcPr>
@@ -10813,7 +10756,7 @@
         </w:tc>
         <w:tc>
           <w:tcPr>
-            <w:tcW w:w="300" w:type="dxa"/>
+            <w:tcW w:w="225" w:type="dxa"/>
             <w:tcBorders/>
             <w:vAlign w:val="center"/>
           </w:tcPr>
@@ -10831,7 +10774,7 @@
         </w:tc>
         <w:tc>
           <w:tcPr>
-            <w:tcW w:w="300" w:type="dxa"/>
+            <w:tcW w:w="206" w:type="dxa"/>
             <w:tcBorders/>
             <w:vAlign w:val="center"/>
           </w:tcPr>
@@ -10849,7 +10792,7 @@
         </w:tc>
         <w:tc>
           <w:tcPr>
-            <w:tcW w:w="300" w:type="dxa"/>
+            <w:tcW w:w="206" w:type="dxa"/>
             <w:tcBorders/>
             <w:vAlign w:val="center"/>
           </w:tcPr>
@@ -10867,7 +10810,7 @@
         </w:tc>
         <w:tc>
           <w:tcPr>
-            <w:tcW w:w="300" w:type="dxa"/>
+            <w:tcW w:w="206" w:type="dxa"/>
             <w:tcBorders/>
             <w:vAlign w:val="center"/>
           </w:tcPr>
@@ -10885,7 +10828,7 @@
         </w:tc>
         <w:tc>
           <w:tcPr>
-            <w:tcW w:w="618" w:type="dxa"/>
+            <w:tcW w:w="1128" w:type="dxa"/>
             <w:tcBorders/>
             <w:vAlign w:val="center"/>
           </w:tcPr>
@@ -10903,7 +10846,7 @@
         </w:tc>
         <w:tc>
           <w:tcPr>
-            <w:tcW w:w="437" w:type="dxa"/>
+            <w:tcW w:w="415" w:type="dxa"/>
             <w:tcBorders/>
             <w:vAlign w:val="center"/>
           </w:tcPr>
@@ -10926,7 +10869,7 @@
         </w:trPr>
         <w:tc>
           <w:tcPr>
-            <w:tcW w:w="728" w:type="dxa"/>
+            <w:tcW w:w="660" w:type="dxa"/>
             <w:tcBorders>
               <w:top w:val="single" w:sz="4" w:space="0" w:color="auto"/>
             </w:tcBorders>
@@ -10946,7 +10889,7 @@
         </w:tc>
         <w:tc>
           <w:tcPr>
-            <w:tcW w:w="480" w:type="dxa"/>
+            <w:tcW w:w="403" w:type="dxa"/>
             <w:tcBorders>
               <w:top w:val="single" w:sz="4" w:space="0" w:color="auto"/>
             </w:tcBorders>
@@ -10960,13 +10903,13 @@
               <w:jc w:val="right"/>
             </w:pPr>
             <w:r>
-              <w:t xml:space="preserve">0.826</w:t>
-            </w:r>
-          </w:p>
-        </w:tc>
-        <w:tc>
-          <w:tcPr>
-            <w:tcW w:w="427" w:type="dxa"/>
+              <w:t xml:space="preserve">0.0</w:t>
+            </w:r>
+          </w:p>
+        </w:tc>
+        <w:tc>
+          <w:tcPr>
+            <w:tcW w:w="423" w:type="dxa"/>
             <w:tcBorders>
               <w:top w:val="single" w:sz="4" w:space="0" w:color="auto"/>
             </w:tcBorders>
@@ -10986,7 +10929,7 @@
         </w:tc>
         <w:tc>
           <w:tcPr>
-            <w:tcW w:w="445" w:type="dxa"/>
+            <w:tcW w:w="531" w:type="dxa"/>
             <w:tcBorders>
               <w:top w:val="single" w:sz="4" w:space="0" w:color="auto"/>
             </w:tcBorders>
@@ -11006,7 +10949,7 @@
         </w:tc>
         <w:tc>
           <w:tcPr>
-            <w:tcW w:w="410" w:type="dxa"/>
+            <w:tcW w:w="206" w:type="dxa"/>
             <w:tcBorders>
               <w:top w:val="single" w:sz="4" w:space="0" w:color="auto"/>
             </w:tcBorders>
@@ -11017,16 +10960,16 @@
               <w:pStyle w:val="PPTableBody"/>
               <w:keepNext/>
               <w:spacing w:before="10" w:after="10"/>
-              <w:jc w:val="right"/>
-            </w:pPr>
-            <w:r>
-              <w:t xml:space="preserve">0.0</w:t>
-            </w:r>
-          </w:p>
-        </w:tc>
-        <w:tc>
-          <w:tcPr>
-            <w:tcW w:w="300" w:type="dxa"/>
+              <w:jc w:val="center"/>
+            </w:pPr>
+            <w:r>
+              <w:t xml:space="preserve">–</w:t>
+            </w:r>
+          </w:p>
+        </w:tc>
+        <w:tc>
+          <w:tcPr>
+            <w:tcW w:w="225" w:type="dxa"/>
             <w:tcBorders>
               <w:top w:val="single" w:sz="4" w:space="0" w:color="auto"/>
             </w:tcBorders>
@@ -11046,7 +10989,7 @@
         </w:tc>
         <w:tc>
           <w:tcPr>
-            <w:tcW w:w="300" w:type="dxa"/>
+            <w:tcW w:w="206" w:type="dxa"/>
             <w:tcBorders>
               <w:top w:val="single" w:sz="4" w:space="0" w:color="auto"/>
             </w:tcBorders>
@@ -11066,7 +11009,7 @@
         </w:tc>
         <w:tc>
           <w:tcPr>
-            <w:tcW w:w="300" w:type="dxa"/>
+            <w:tcW w:w="206" w:type="dxa"/>
             <w:tcBorders>
               <w:top w:val="single" w:sz="4" w:space="0" w:color="auto"/>
             </w:tcBorders>
@@ -11086,7 +11029,7 @@
         </w:tc>
         <w:tc>
           <w:tcPr>
-            <w:tcW w:w="300" w:type="dxa"/>
+            <w:tcW w:w="206" w:type="dxa"/>
             <w:tcBorders>
               <w:top w:val="single" w:sz="4" w:space="0" w:color="auto"/>
             </w:tcBorders>
@@ -11106,7 +11049,7 @@
         </w:tc>
         <w:tc>
           <w:tcPr>
-            <w:tcW w:w="300" w:type="dxa"/>
+            <w:tcW w:w="1128" w:type="dxa"/>
             <w:tcBorders>
               <w:top w:val="single" w:sz="4" w:space="0" w:color="auto"/>
             </w:tcBorders>
@@ -11117,7 +11060,7 @@
               <w:pStyle w:val="PPTableBody"/>
               <w:keepNext/>
               <w:spacing w:before="10" w:after="10"/>
-              <w:jc w:val="center"/>
+              <w:jc w:val="left"/>
             </w:pPr>
             <w:r>
               <w:t xml:space="preserve">–</w:t>
@@ -11126,27 +11069,7 @@
         </w:tc>
         <w:tc>
           <w:tcPr>
-            <w:tcW w:w="618" w:type="dxa"/>
-            <w:tcBorders>
-              <w:top w:val="single" w:sz="4" w:space="0" w:color="auto"/>
-            </w:tcBorders>
-            <w:vAlign w:val="center"/>
-          </w:tcPr>
-          <w:p>
-            <w:pPr>
-              <w:pStyle w:val="PPTableBody"/>
-              <w:keepNext/>
-              <w:spacing w:before="10" w:after="10"/>
-              <w:jc w:val="left"/>
-            </w:pPr>
-            <w:r>
-              <w:t xml:space="preserve">–</w:t>
-            </w:r>
-          </w:p>
-        </w:tc>
-        <w:tc>
-          <w:tcPr>
-            <w:tcW w:w="437" w:type="dxa"/>
+            <w:tcW w:w="415" w:type="dxa"/>
             <w:tcBorders>
               <w:top w:val="single" w:sz="4" w:space="0" w:color="auto"/>
             </w:tcBorders>
@@ -11171,7 +11094,7 @@
         </w:trPr>
         <w:tc>
           <w:tcPr>
-            <w:tcW w:w="728" w:type="dxa"/>
+            <w:tcW w:w="660" w:type="dxa"/>
             <w:tcBorders/>
             <w:vAlign w:val="center"/>
           </w:tcPr>
@@ -11183,31 +11106,13 @@
               <w:jc w:val="left"/>
             </w:pPr>
             <w:r>
-              <w:t xml:space="preserve">CA 2015</w:t>
-            </w:r>
-          </w:p>
-        </w:tc>
-        <w:tc>
-          <w:tcPr>
-            <w:tcW w:w="480" w:type="dxa"/>
-            <w:tcBorders/>
-            <w:vAlign w:val="center"/>
-          </w:tcPr>
-          <w:p>
-            <w:pPr>
-              <w:pStyle w:val="PPTableBody"/>
-              <w:keepNext/>
-              <w:spacing w:before="10" w:after="10"/>
-              <w:jc w:val="right"/>
-            </w:pPr>
-            <w:r>
-              <w:t xml:space="preserve">0.824</w:t>
-            </w:r>
-          </w:p>
-        </w:tc>
-        <w:tc>
-          <w:tcPr>
-            <w:tcW w:w="427" w:type="dxa"/>
+              <w:t xml:space="preserve">2015</w:t>
+            </w:r>
+          </w:p>
+        </w:tc>
+        <w:tc>
+          <w:tcPr>
+            <w:tcW w:w="403" w:type="dxa"/>
             <w:tcBorders/>
             <w:vAlign w:val="center"/>
           </w:tcPr>
@@ -11225,7 +11130,7 @@
         </w:tc>
         <w:tc>
           <w:tcPr>
-            <w:tcW w:w="445" w:type="dxa"/>
+            <w:tcW w:w="423" w:type="dxa"/>
             <w:tcBorders/>
             <w:vAlign w:val="center"/>
           </w:tcPr>
@@ -11243,7 +11148,7 @@
         </w:tc>
         <w:tc>
           <w:tcPr>
-            <w:tcW w:w="410" w:type="dxa"/>
+            <w:tcW w:w="531" w:type="dxa"/>
             <w:tcBorders/>
             <w:vAlign w:val="center"/>
           </w:tcPr>
@@ -11261,7 +11166,7 @@
         </w:tc>
         <w:tc>
           <w:tcPr>
-            <w:tcW w:w="300" w:type="dxa"/>
+            <w:tcW w:w="206" w:type="dxa"/>
             <w:tcBorders/>
             <w:vAlign w:val="center"/>
           </w:tcPr>
@@ -11279,7 +11184,7 @@
         </w:tc>
         <w:tc>
           <w:tcPr>
-            <w:tcW w:w="300" w:type="dxa"/>
+            <w:tcW w:w="225" w:type="dxa"/>
             <w:tcBorders/>
             <w:vAlign w:val="center"/>
           </w:tcPr>
@@ -11297,7 +11202,7 @@
         </w:tc>
         <w:tc>
           <w:tcPr>
-            <w:tcW w:w="300" w:type="dxa"/>
+            <w:tcW w:w="206" w:type="dxa"/>
             <w:tcBorders/>
             <w:vAlign w:val="center"/>
           </w:tcPr>
@@ -11315,7 +11220,7 @@
         </w:tc>
         <w:tc>
           <w:tcPr>
-            <w:tcW w:w="300" w:type="dxa"/>
+            <w:tcW w:w="206" w:type="dxa"/>
             <w:tcBorders/>
             <w:vAlign w:val="center"/>
           </w:tcPr>
@@ -11333,7 +11238,7 @@
         </w:tc>
         <w:tc>
           <w:tcPr>
-            <w:tcW w:w="300" w:type="dxa"/>
+            <w:tcW w:w="206" w:type="dxa"/>
             <w:tcBorders/>
             <w:vAlign w:val="center"/>
           </w:tcPr>
@@ -11351,7 +11256,7 @@
         </w:tc>
         <w:tc>
           <w:tcPr>
-            <w:tcW w:w="618" w:type="dxa"/>
+            <w:tcW w:w="1128" w:type="dxa"/>
             <w:tcBorders/>
             <w:vAlign w:val="center"/>
           </w:tcPr>
@@ -11369,7 +11274,7 @@
         </w:tc>
         <w:tc>
           <w:tcPr>
-            <w:tcW w:w="437" w:type="dxa"/>
+            <w:tcW w:w="415" w:type="dxa"/>
             <w:tcBorders/>
             <w:vAlign w:val="center"/>
           </w:tcPr>
@@ -11392,7 +11297,7 @@
         </w:trPr>
         <w:tc>
           <w:tcPr>
-            <w:tcW w:w="728" w:type="dxa"/>
+            <w:tcW w:w="660" w:type="dxa"/>
             <w:tcBorders/>
             <w:vAlign w:val="center"/>
           </w:tcPr>
@@ -11404,31 +11309,13 @@
               <w:jc w:val="left"/>
             </w:pPr>
             <w:r>
-              <w:t xml:space="preserve">CA 2016</w:t>
-            </w:r>
-          </w:p>
-        </w:tc>
-        <w:tc>
-          <w:tcPr>
-            <w:tcW w:w="480" w:type="dxa"/>
-            <w:tcBorders/>
-            <w:vAlign w:val="center"/>
-          </w:tcPr>
-          <w:p>
-            <w:pPr>
-              <w:pStyle w:val="PPTableBody"/>
-              <w:keepNext/>
-              <w:spacing w:before="10" w:after="10"/>
-              <w:jc w:val="right"/>
-            </w:pPr>
-            <w:r>
-              <w:t xml:space="preserve">0.821</w:t>
-            </w:r>
-          </w:p>
-        </w:tc>
-        <w:tc>
-          <w:tcPr>
-            <w:tcW w:w="427" w:type="dxa"/>
+              <w:t xml:space="preserve">2016</w:t>
+            </w:r>
+          </w:p>
+        </w:tc>
+        <w:tc>
+          <w:tcPr>
+            <w:tcW w:w="403" w:type="dxa"/>
             <w:tcBorders/>
             <w:vAlign w:val="center"/>
           </w:tcPr>
@@ -11446,7 +11333,7 @@
         </w:tc>
         <w:tc>
           <w:tcPr>
-            <w:tcW w:w="445" w:type="dxa"/>
+            <w:tcW w:w="423" w:type="dxa"/>
             <w:tcBorders/>
             <w:vAlign w:val="center"/>
           </w:tcPr>
@@ -11464,7 +11351,7 @@
         </w:tc>
         <w:tc>
           <w:tcPr>
-            <w:tcW w:w="410" w:type="dxa"/>
+            <w:tcW w:w="531" w:type="dxa"/>
             <w:tcBorders/>
             <w:vAlign w:val="center"/>
           </w:tcPr>
@@ -11482,7 +11369,7 @@
         </w:tc>
         <w:tc>
           <w:tcPr>
-            <w:tcW w:w="300" w:type="dxa"/>
+            <w:tcW w:w="206" w:type="dxa"/>
             <w:tcBorders/>
             <w:vAlign w:val="center"/>
           </w:tcPr>
@@ -11500,7 +11387,7 @@
         </w:tc>
         <w:tc>
           <w:tcPr>
-            <w:tcW w:w="300" w:type="dxa"/>
+            <w:tcW w:w="225" w:type="dxa"/>
             <w:tcBorders/>
             <w:vAlign w:val="center"/>
           </w:tcPr>
@@ -11518,7 +11405,7 @@
         </w:tc>
         <w:tc>
           <w:tcPr>
-            <w:tcW w:w="300" w:type="dxa"/>
+            <w:tcW w:w="206" w:type="dxa"/>
             <w:tcBorders/>
             <w:vAlign w:val="center"/>
           </w:tcPr>
@@ -11536,7 +11423,7 @@
         </w:tc>
         <w:tc>
           <w:tcPr>
-            <w:tcW w:w="300" w:type="dxa"/>
+            <w:tcW w:w="206" w:type="dxa"/>
             <w:tcBorders/>
             <w:vAlign w:val="center"/>
           </w:tcPr>
@@ -11554,7 +11441,7 @@
         </w:tc>
         <w:tc>
           <w:tcPr>
-            <w:tcW w:w="300" w:type="dxa"/>
+            <w:tcW w:w="206" w:type="dxa"/>
             <w:tcBorders/>
             <w:vAlign w:val="center"/>
           </w:tcPr>
@@ -11572,7 +11459,7 @@
         </w:tc>
         <w:tc>
           <w:tcPr>
-            <w:tcW w:w="618" w:type="dxa"/>
+            <w:tcW w:w="1128" w:type="dxa"/>
             <w:tcBorders/>
             <w:vAlign w:val="center"/>
           </w:tcPr>
@@ -11584,13 +11471,13 @@
               <w:jc w:val="left"/>
             </w:pPr>
             <w:r>
-              <w:t xml:space="preserve">OCCP, POBP</w:t>
-            </w:r>
-          </w:p>
-        </w:tc>
-        <w:tc>
-          <w:tcPr>
-            <w:tcW w:w="437" w:type="dxa"/>
+              <w:t xml:space="preserve">OCCP, POBP</w:t>
+            </w:r>
+          </w:p>
+        </w:tc>
+        <w:tc>
+          <w:tcPr>
+            <w:tcW w:w="415" w:type="dxa"/>
             <w:tcBorders/>
             <w:vAlign w:val="center"/>
           </w:tcPr>
@@ -11613,7 +11500,7 @@
         </w:trPr>
         <w:tc>
           <w:tcPr>
-            <w:tcW w:w="728" w:type="dxa"/>
+            <w:tcW w:w="660" w:type="dxa"/>
             <w:tcBorders/>
             <w:vAlign w:val="center"/>
           </w:tcPr>
@@ -11625,31 +11512,13 @@
               <w:jc w:val="left"/>
             </w:pPr>
             <w:r>
-              <w:t xml:space="preserve">CA 2017</w:t>
-            </w:r>
-          </w:p>
-        </w:tc>
-        <w:tc>
-          <w:tcPr>
-            <w:tcW w:w="480" w:type="dxa"/>
-            <w:tcBorders/>
-            <w:vAlign w:val="center"/>
-          </w:tcPr>
-          <w:p>
-            <w:pPr>
-              <w:pStyle w:val="PPTableBody"/>
-              <w:keepNext/>
-              <w:spacing w:before="10" w:after="10"/>
-              <w:jc w:val="right"/>
-            </w:pPr>
-            <w:r>
-              <w:t xml:space="preserve">0.817</w:t>
-            </w:r>
-          </w:p>
-        </w:tc>
-        <w:tc>
-          <w:tcPr>
-            <w:tcW w:w="427" w:type="dxa"/>
+              <w:t xml:space="preserve">2017</w:t>
+            </w:r>
+          </w:p>
+        </w:tc>
+        <w:tc>
+          <w:tcPr>
+            <w:tcW w:w="403" w:type="dxa"/>
             <w:tcBorders/>
             <w:vAlign w:val="center"/>
           </w:tcPr>
@@ -11667,7 +11536,7 @@
         </w:tc>
         <w:tc>
           <w:tcPr>
-            <w:tcW w:w="445" w:type="dxa"/>
+            <w:tcW w:w="423" w:type="dxa"/>
             <w:tcBorders/>
             <w:vAlign w:val="center"/>
           </w:tcPr>
@@ -11685,7 +11554,7 @@
         </w:tc>
         <w:tc>
           <w:tcPr>
-            <w:tcW w:w="410" w:type="dxa"/>
+            <w:tcW w:w="531" w:type="dxa"/>
             <w:tcBorders/>
             <w:vAlign w:val="center"/>
           </w:tcPr>
@@ -11703,7 +11572,7 @@
         </w:tc>
         <w:tc>
           <w:tcPr>
-            <w:tcW w:w="300" w:type="dxa"/>
+            <w:tcW w:w="206" w:type="dxa"/>
             <w:tcBorders/>
             <w:vAlign w:val="center"/>
           </w:tcPr>
@@ -11721,7 +11590,7 @@
         </w:tc>
         <w:tc>
           <w:tcPr>
-            <w:tcW w:w="300" w:type="dxa"/>
+            <w:tcW w:w="225" w:type="dxa"/>
             <w:tcBorders/>
             <w:vAlign w:val="center"/>
           </w:tcPr>
@@ -11739,7 +11608,7 @@
         </w:tc>
         <w:tc>
           <w:tcPr>
-            <w:tcW w:w="300" w:type="dxa"/>
+            <w:tcW w:w="206" w:type="dxa"/>
             <w:tcBorders/>
             <w:vAlign w:val="center"/>
           </w:tcPr>
@@ -11757,7 +11626,7 @@
         </w:tc>
         <w:tc>
           <w:tcPr>
-            <w:tcW w:w="300" w:type="dxa"/>
+            <w:tcW w:w="206" w:type="dxa"/>
             <w:tcBorders/>
             <w:vAlign w:val="center"/>
           </w:tcPr>
@@ -11775,7 +11644,7 @@
         </w:tc>
         <w:tc>
           <w:tcPr>
-            <w:tcW w:w="300" w:type="dxa"/>
+            <w:tcW w:w="206" w:type="dxa"/>
             <w:tcBorders/>
             <w:vAlign w:val="center"/>
           </w:tcPr>
@@ -11793,7 +11662,7 @@
         </w:tc>
         <w:tc>
           <w:tcPr>
-            <w:tcW w:w="618" w:type="dxa"/>
+            <w:tcW w:w="1128" w:type="dxa"/>
             <w:tcBorders/>
             <w:vAlign w:val="center"/>
           </w:tcPr>
@@ -11805,13 +11674,13 @@
               <w:jc w:val="left"/>
             </w:pPr>
             <w:r>
-              <w:t xml:space="preserve">OCCP, POBP</w:t>
-            </w:r>
-          </w:p>
-        </w:tc>
-        <w:tc>
-          <w:tcPr>
-            <w:tcW w:w="437" w:type="dxa"/>
+              <w:t xml:space="preserve">OCCP, POBP</w:t>
+            </w:r>
+          </w:p>
+        </w:tc>
+        <w:tc>
+          <w:tcPr>
+            <w:tcW w:w="415" w:type="dxa"/>
             <w:tcBorders/>
             <w:vAlign w:val="center"/>
           </w:tcPr>
@@ -11834,7 +11703,7 @@
         </w:trPr>
         <w:tc>
           <w:tcPr>
-            <w:tcW w:w="728" w:type="dxa"/>
+            <w:tcW w:w="660" w:type="dxa"/>
             <w:tcBorders/>
             <w:vAlign w:val="center"/>
           </w:tcPr>
@@ -11846,31 +11715,13 @@
               <w:jc w:val="left"/>
             </w:pPr>
             <w:r>
-              <w:t xml:space="preserve">CA 2018</w:t>
-            </w:r>
-          </w:p>
-        </w:tc>
-        <w:tc>
-          <w:tcPr>
-            <w:tcW w:w="480" w:type="dxa"/>
-            <w:tcBorders/>
-            <w:vAlign w:val="center"/>
-          </w:tcPr>
-          <w:p>
-            <w:pPr>
-              <w:pStyle w:val="PPTableBody"/>
-              <w:keepNext/>
-              <w:spacing w:before="10" w:after="10"/>
-              <w:jc w:val="right"/>
-            </w:pPr>
-            <w:r>
-              <w:t xml:space="preserve">0.795</w:t>
-            </w:r>
-          </w:p>
-        </w:tc>
-        <w:tc>
-          <w:tcPr>
-            <w:tcW w:w="427" w:type="dxa"/>
+              <w:t xml:space="preserve">2018</w:t>
+            </w:r>
+          </w:p>
+        </w:tc>
+        <w:tc>
+          <w:tcPr>
+            <w:tcW w:w="403" w:type="dxa"/>
             <w:tcBorders/>
             <w:vAlign w:val="center"/>
           </w:tcPr>
@@ -11888,7 +11739,7 @@
         </w:tc>
         <w:tc>
           <w:tcPr>
-            <w:tcW w:w="445" w:type="dxa"/>
+            <w:tcW w:w="423" w:type="dxa"/>
             <w:tcBorders/>
             <w:vAlign w:val="center"/>
           </w:tcPr>
@@ -11906,7 +11757,7 @@
         </w:tc>
         <w:tc>
           <w:tcPr>
-            <w:tcW w:w="410" w:type="dxa"/>
+            <w:tcW w:w="531" w:type="dxa"/>
             <w:tcBorders/>
             <w:vAlign w:val="center"/>
           </w:tcPr>
@@ -11924,7 +11775,7 @@
         </w:tc>
         <w:tc>
           <w:tcPr>
-            <w:tcW w:w="300" w:type="dxa"/>
+            <w:tcW w:w="206" w:type="dxa"/>
             <w:tcBorders/>
             <w:vAlign w:val="center"/>
           </w:tcPr>
@@ -11942,7 +11793,7 @@
         </w:tc>
         <w:tc>
           <w:tcPr>
-            <w:tcW w:w="300" w:type="dxa"/>
+            <w:tcW w:w="225" w:type="dxa"/>
             <w:tcBorders/>
             <w:vAlign w:val="center"/>
           </w:tcPr>
@@ -11960,7 +11811,7 @@
         </w:tc>
         <w:tc>
           <w:tcPr>
-            <w:tcW w:w="300" w:type="dxa"/>
+            <w:tcW w:w="206" w:type="dxa"/>
             <w:tcBorders/>
             <w:vAlign w:val="center"/>
           </w:tcPr>
@@ -11978,7 +11829,7 @@
         </w:tc>
         <w:tc>
           <w:tcPr>
-            <w:tcW w:w="300" w:type="dxa"/>
+            <w:tcW w:w="206" w:type="dxa"/>
             <w:tcBorders/>
             <w:vAlign w:val="center"/>
           </w:tcPr>
@@ -11996,7 +11847,7 @@
         </w:tc>
         <w:tc>
           <w:tcPr>
-            <w:tcW w:w="300" w:type="dxa"/>
+            <w:tcW w:w="206" w:type="dxa"/>
             <w:tcBorders/>
             <w:vAlign w:val="center"/>
           </w:tcPr>
@@ -12014,7 +11865,7 @@
         </w:tc>
         <w:tc>
           <w:tcPr>
-            <w:tcW w:w="618" w:type="dxa"/>
+            <w:tcW w:w="1128" w:type="dxa"/>
             <w:tcBorders/>
             <w:vAlign w:val="center"/>
           </w:tcPr>
@@ -12026,13 +11877,13 @@
               <w:jc w:val="left"/>
             </w:pPr>
             <w:r>
-              <w:t xml:space="preserve">OCCP, POBP</w:t>
-            </w:r>
-          </w:p>
-        </w:tc>
-        <w:tc>
-          <w:tcPr>
-            <w:tcW w:w="437" w:type="dxa"/>
+              <w:t xml:space="preserve">OCCP, POBP</w:t>
+            </w:r>
+          </w:p>
+        </w:tc>
+        <w:tc>
+          <w:tcPr>
+            <w:tcW w:w="415" w:type="dxa"/>
             <w:tcBorders/>
             <w:vAlign w:val="center"/>
           </w:tcPr>
@@ -12055,7 +11906,7 @@
         </w:trPr>
         <w:tc>
           <w:tcPr>
-            <w:tcW w:w="728" w:type="dxa"/>
+            <w:tcW w:w="660" w:type="dxa"/>
             <w:tcBorders/>
             <w:vAlign w:val="center"/>
           </w:tcPr>
@@ -12067,31 +11918,13 @@
               <w:jc w:val="left"/>
             </w:pPr>
             <w:r>
-              <w:t xml:space="preserve">CA 2019</w:t>
-            </w:r>
-          </w:p>
-        </w:tc>
-        <w:tc>
-          <w:tcPr>
-            <w:tcW w:w="480" w:type="dxa"/>
-            <w:tcBorders/>
-            <w:vAlign w:val="center"/>
-          </w:tcPr>
-          <w:p>
-            <w:pPr>
-              <w:pStyle w:val="PPTableBody"/>
-              <w:keepNext/>
-              <w:spacing w:before="10" w:after="10"/>
-              <w:jc w:val="right"/>
-            </w:pPr>
-            <w:r>
-              <w:t xml:space="preserve">0.784</w:t>
-            </w:r>
-          </w:p>
-        </w:tc>
-        <w:tc>
-          <w:tcPr>
-            <w:tcW w:w="427" w:type="dxa"/>
+              <w:t xml:space="preserve">2019</w:t>
+            </w:r>
+          </w:p>
+        </w:tc>
+        <w:tc>
+          <w:tcPr>
+            <w:tcW w:w="403" w:type="dxa"/>
             <w:tcBorders/>
             <w:vAlign w:val="center"/>
           </w:tcPr>
@@ -12109,7 +11942,7 @@
         </w:tc>
         <w:tc>
           <w:tcPr>
-            <w:tcW w:w="445" w:type="dxa"/>
+            <w:tcW w:w="423" w:type="dxa"/>
             <w:tcBorders/>
             <w:vAlign w:val="center"/>
           </w:tcPr>
@@ -12127,7 +11960,7 @@
         </w:tc>
         <w:tc>
           <w:tcPr>
-            <w:tcW w:w="410" w:type="dxa"/>
+            <w:tcW w:w="531" w:type="dxa"/>
             <w:tcBorders/>
             <w:vAlign w:val="center"/>
           </w:tcPr>
@@ -12145,7 +11978,7 @@
         </w:tc>
         <w:tc>
           <w:tcPr>
-            <w:tcW w:w="300" w:type="dxa"/>
+            <w:tcW w:w="206" w:type="dxa"/>
             <w:tcBorders/>
             <w:vAlign w:val="center"/>
           </w:tcPr>
@@ -12163,7 +11996,7 @@
         </w:tc>
         <w:tc>
           <w:tcPr>
-            <w:tcW w:w="300" w:type="dxa"/>
+            <w:tcW w:w="225" w:type="dxa"/>
             <w:tcBorders/>
             <w:vAlign w:val="center"/>
           </w:tcPr>
@@ -12181,7 +12014,7 @@
         </w:tc>
         <w:tc>
           <w:tcPr>
-            <w:tcW w:w="300" w:type="dxa"/>
+            <w:tcW w:w="206" w:type="dxa"/>
             <w:tcBorders/>
             <w:vAlign w:val="center"/>
           </w:tcPr>
@@ -12199,7 +12032,7 @@
         </w:tc>
         <w:tc>
           <w:tcPr>
-            <w:tcW w:w="300" w:type="dxa"/>
+            <w:tcW w:w="206" w:type="dxa"/>
             <w:tcBorders/>
             <w:vAlign w:val="center"/>
           </w:tcPr>
@@ -12217,7 +12050,7 @@
         </w:tc>
         <w:tc>
           <w:tcPr>
-            <w:tcW w:w="300" w:type="dxa"/>
+            <w:tcW w:w="206" w:type="dxa"/>
             <w:tcBorders/>
             <w:vAlign w:val="center"/>
           </w:tcPr>
@@ -12235,7 +12068,7 @@
         </w:tc>
         <w:tc>
           <w:tcPr>
-            <w:tcW w:w="618" w:type="dxa"/>
+            <w:tcW w:w="1128" w:type="dxa"/>
             <w:tcBorders/>
             <w:vAlign w:val="center"/>
           </w:tcPr>
@@ -12247,13 +12080,13 @@
               <w:jc w:val="left"/>
             </w:pPr>
             <w:r>
-              <w:t xml:space="preserve">OCCP, RELP</w:t>
-            </w:r>
-          </w:p>
-        </w:tc>
-        <w:tc>
-          <w:tcPr>
-            <w:tcW w:w="437" w:type="dxa"/>
+              <w:t xml:space="preserve">OCCP, RELP</w:t>
+            </w:r>
+          </w:p>
+        </w:tc>
+        <w:tc>
+          <w:tcPr>
+            <w:tcW w:w="415" w:type="dxa"/>
             <w:tcBorders/>
             <w:vAlign w:val="center"/>
           </w:tcPr>
@@ -12276,7 +12109,7 @@
         </w:trPr>
         <w:tc>
           <w:tcPr>
-            <w:tcW w:w="728" w:type="dxa"/>
+            <w:tcW w:w="660" w:type="dxa"/>
             <w:tcBorders/>
             <w:vAlign w:val="center"/>
           </w:tcPr>
@@ -12288,31 +12121,13 @@
               <w:jc w:val="left"/>
             </w:pPr>
             <w:r>
-              <w:t xml:space="preserve">CA 2021</w:t>
-            </w:r>
-          </w:p>
-        </w:tc>
-        <w:tc>
-          <w:tcPr>
-            <w:tcW w:w="480" w:type="dxa"/>
-            <w:tcBorders/>
-            <w:vAlign w:val="center"/>
-          </w:tcPr>
-          <w:p>
-            <w:pPr>
-              <w:pStyle w:val="PPTableBody"/>
-              <w:keepNext/>
-              <w:spacing w:before="10" w:after="10"/>
-              <w:jc w:val="right"/>
-            </w:pPr>
-            <w:r>
-              <w:t xml:space="preserve">0.770</w:t>
-            </w:r>
-          </w:p>
-        </w:tc>
-        <w:tc>
-          <w:tcPr>
-            <w:tcW w:w="427" w:type="dxa"/>
+              <w:t xml:space="preserve">2021</w:t>
+            </w:r>
+          </w:p>
+        </w:tc>
+        <w:tc>
+          <w:tcPr>
+            <w:tcW w:w="403" w:type="dxa"/>
             <w:tcBorders/>
             <w:vAlign w:val="center"/>
           </w:tcPr>
@@ -12330,7 +12145,7 @@
         </w:tc>
         <w:tc>
           <w:tcPr>
-            <w:tcW w:w="445" w:type="dxa"/>
+            <w:tcW w:w="423" w:type="dxa"/>
             <w:tcBorders/>
             <w:vAlign w:val="center"/>
           </w:tcPr>
@@ -12348,7 +12163,7 @@
         </w:tc>
         <w:tc>
           <w:tcPr>
-            <w:tcW w:w="410" w:type="dxa"/>
+            <w:tcW w:w="531" w:type="dxa"/>
             <w:tcBorders/>
             <w:vAlign w:val="center"/>
           </w:tcPr>
@@ -12366,7 +12181,7 @@
         </w:tc>
         <w:tc>
           <w:tcPr>
-            <w:tcW w:w="300" w:type="dxa"/>
+            <w:tcW w:w="206" w:type="dxa"/>
             <w:tcBorders/>
             <w:vAlign w:val="center"/>
           </w:tcPr>
@@ -12384,7 +12199,7 @@
         </w:tc>
         <w:tc>
           <w:tcPr>
-            <w:tcW w:w="300" w:type="dxa"/>
+            <w:tcW w:w="225" w:type="dxa"/>
             <w:tcBorders/>
             <w:vAlign w:val="center"/>
           </w:tcPr>
@@ -12402,7 +12217,7 @@
         </w:tc>
         <w:tc>
           <w:tcPr>
-            <w:tcW w:w="300" w:type="dxa"/>
+            <w:tcW w:w="206" w:type="dxa"/>
             <w:tcBorders/>
             <w:vAlign w:val="center"/>
           </w:tcPr>
@@ -12420,7 +12235,7 @@
         </w:tc>
         <w:tc>
           <w:tcPr>
-            <w:tcW w:w="300" w:type="dxa"/>
+            <w:tcW w:w="206" w:type="dxa"/>
             <w:tcBorders/>
             <w:vAlign w:val="center"/>
           </w:tcPr>
@@ -12438,7 +12253,7 @@
         </w:tc>
         <w:tc>
           <w:tcPr>
-            <w:tcW w:w="300" w:type="dxa"/>
+            <w:tcW w:w="206" w:type="dxa"/>
             <w:tcBorders/>
             <w:vAlign w:val="center"/>
           </w:tcPr>
@@ -12456,7 +12271,7 @@
         </w:tc>
         <w:tc>
           <w:tcPr>
-            <w:tcW w:w="618" w:type="dxa"/>
+            <w:tcW w:w="1128" w:type="dxa"/>
             <w:tcBorders/>
             <w:vAlign w:val="center"/>
           </w:tcPr>
@@ -12468,13 +12283,13 @@
               <w:jc w:val="left"/>
             </w:pPr>
             <w:r>
-              <w:t xml:space="preserve">OCCP, RAC1P</w:t>
-            </w:r>
-          </w:p>
-        </w:tc>
-        <w:tc>
-          <w:tcPr>
-            <w:tcW w:w="437" w:type="dxa"/>
+              <w:t xml:space="preserve">OCCP, RAC1P</w:t>
+            </w:r>
+          </w:p>
+        </w:tc>
+        <w:tc>
+          <w:tcPr>
+            <w:tcW w:w="415" w:type="dxa"/>
             <w:tcBorders/>
             <w:vAlign w:val="center"/>
           </w:tcPr>
@@ -12497,7 +12312,7 @@
         </w:trPr>
         <w:tc>
           <w:tcPr>
-            <w:tcW w:w="728" w:type="dxa"/>
+            <w:tcW w:w="660" w:type="dxa"/>
             <w:tcBorders/>
             <w:vAlign w:val="center"/>
           </w:tcPr>
@@ -12509,31 +12324,13 @@
               <w:jc w:val="left"/>
             </w:pPr>
             <w:r>
-              <w:t xml:space="preserve">CA 2022</w:t>
-            </w:r>
-          </w:p>
-        </w:tc>
-        <w:tc>
-          <w:tcPr>
-            <w:tcW w:w="480" w:type="dxa"/>
-            <w:tcBorders/>
-            <w:vAlign w:val="center"/>
-          </w:tcPr>
-          <w:p>
-            <w:pPr>
-              <w:pStyle w:val="PPTableBody"/>
-              <w:keepNext/>
-              <w:spacing w:before="10" w:after="10"/>
-              <w:jc w:val="right"/>
-            </w:pPr>
-            <w:r>
-              <w:t xml:space="preserve">0.760</w:t>
-            </w:r>
-          </w:p>
-        </w:tc>
-        <w:tc>
-          <w:tcPr>
-            <w:tcW w:w="427" w:type="dxa"/>
+              <w:t xml:space="preserve">2022</w:t>
+            </w:r>
+          </w:p>
+        </w:tc>
+        <w:tc>
+          <w:tcPr>
+            <w:tcW w:w="403" w:type="dxa"/>
             <w:tcBorders/>
             <w:vAlign w:val="center"/>
           </w:tcPr>
@@ -12551,7 +12348,7 @@
         </w:tc>
         <w:tc>
           <w:tcPr>
-            <w:tcW w:w="445" w:type="dxa"/>
+            <w:tcW w:w="423" w:type="dxa"/>
             <w:tcBorders/>
             <w:vAlign w:val="center"/>
           </w:tcPr>
@@ -12569,7 +12366,7 @@
         </w:tc>
         <w:tc>
           <w:tcPr>
-            <w:tcW w:w="410" w:type="dxa"/>
+            <w:tcW w:w="531" w:type="dxa"/>
             <w:tcBorders/>
             <w:vAlign w:val="center"/>
           </w:tcPr>
@@ -12587,7 +12384,7 @@
         </w:tc>
         <w:tc>
           <w:tcPr>
-            <w:tcW w:w="300" w:type="dxa"/>
+            <w:tcW w:w="206" w:type="dxa"/>
             <w:tcBorders/>
             <w:vAlign w:val="center"/>
           </w:tcPr>
@@ -12605,7 +12402,7 @@
         </w:tc>
         <w:tc>
           <w:tcPr>
-            <w:tcW w:w="300" w:type="dxa"/>
+            <w:tcW w:w="225" w:type="dxa"/>
             <w:tcBorders/>
             <w:vAlign w:val="center"/>
           </w:tcPr>
@@ -12623,7 +12420,7 @@
         </w:tc>
         <w:tc>
           <w:tcPr>
-            <w:tcW w:w="300" w:type="dxa"/>
+            <w:tcW w:w="206" w:type="dxa"/>
             <w:tcBorders/>
             <w:vAlign w:val="center"/>
           </w:tcPr>
@@ -12641,7 +12438,7 @@
         </w:tc>
         <w:tc>
           <w:tcPr>
-            <w:tcW w:w="300" w:type="dxa"/>
+            <w:tcW w:w="206" w:type="dxa"/>
             <w:tcBorders/>
             <w:vAlign w:val="center"/>
           </w:tcPr>
@@ -12659,7 +12456,7 @@
         </w:tc>
         <w:tc>
           <w:tcPr>
-            <w:tcW w:w="300" w:type="dxa"/>
+            <w:tcW w:w="206" w:type="dxa"/>
             <w:tcBorders/>
             <w:vAlign w:val="center"/>
           </w:tcPr>
@@ -12677,7 +12474,7 @@
         </w:tc>
         <w:tc>
           <w:tcPr>
-            <w:tcW w:w="618" w:type="dxa"/>
+            <w:tcW w:w="1128" w:type="dxa"/>
             <w:tcBorders/>
             <w:vAlign w:val="center"/>
           </w:tcPr>
@@ -12689,13 +12486,13 @@
               <w:jc w:val="left"/>
             </w:pPr>
             <w:r>
-              <w:t xml:space="preserve">OCCP, RAC1P</w:t>
-            </w:r>
-          </w:p>
-        </w:tc>
-        <w:tc>
-          <w:tcPr>
-            <w:tcW w:w="437" w:type="dxa"/>
+              <w:t xml:space="preserve">OCCP, RAC1P</w:t>
+            </w:r>
+          </w:p>
+        </w:tc>
+        <w:tc>
+          <w:tcPr>
+            <w:tcW w:w="415" w:type="dxa"/>
             <w:tcBorders/>
             <w:vAlign w:val="center"/>
           </w:tcPr>
@@ -12718,7 +12515,7 @@
         </w:trPr>
         <w:tc>
           <w:tcPr>
-            <w:tcW w:w="728" w:type="dxa"/>
+            <w:tcW w:w="660" w:type="dxa"/>
             <w:tcBorders/>
             <w:vAlign w:val="center"/>
           </w:tcPr>
@@ -12730,31 +12527,13 @@
               <w:jc w:val="left"/>
             </w:pPr>
             <w:r>
-              <w:t xml:space="preserve">CA 2023</w:t>
-            </w:r>
-          </w:p>
-        </w:tc>
-        <w:tc>
-          <w:tcPr>
-            <w:tcW w:w="480" w:type="dxa"/>
-            <w:tcBorders/>
-            <w:vAlign w:val="center"/>
-          </w:tcPr>
-          <w:p>
-            <w:pPr>
-              <w:pStyle w:val="PPTableBody"/>
-              <w:keepNext/>
-              <w:spacing w:before="10" w:after="10"/>
-              <w:jc w:val="right"/>
-            </w:pPr>
-            <w:r>
-              <w:t xml:space="preserve">0.749</w:t>
-            </w:r>
-          </w:p>
-        </w:tc>
-        <w:tc>
-          <w:tcPr>
-            <w:tcW w:w="427" w:type="dxa"/>
+              <w:t xml:space="preserve">2023</w:t>
+            </w:r>
+          </w:p>
+        </w:tc>
+        <w:tc>
+          <w:tcPr>
+            <w:tcW w:w="403" w:type="dxa"/>
             <w:tcBorders/>
             <w:vAlign w:val="center"/>
           </w:tcPr>
@@ -12772,7 +12551,7 @@
         </w:tc>
         <w:tc>
           <w:tcPr>
-            <w:tcW w:w="445" w:type="dxa"/>
+            <w:tcW w:w="423" w:type="dxa"/>
             <w:tcBorders/>
             <w:vAlign w:val="center"/>
           </w:tcPr>
@@ -12790,7 +12569,7 @@
         </w:tc>
         <w:tc>
           <w:tcPr>
-            <w:tcW w:w="410" w:type="dxa"/>
+            <w:tcW w:w="531" w:type="dxa"/>
             <w:tcBorders/>
             <w:vAlign w:val="center"/>
           </w:tcPr>
@@ -12808,7 +12587,7 @@
         </w:tc>
         <w:tc>
           <w:tcPr>
-            <w:tcW w:w="300" w:type="dxa"/>
+            <w:tcW w:w="206" w:type="dxa"/>
             <w:tcBorders/>
             <w:vAlign w:val="center"/>
           </w:tcPr>
@@ -12826,7 +12605,7 @@
         </w:tc>
         <w:tc>
           <w:tcPr>
-            <w:tcW w:w="300" w:type="dxa"/>
+            <w:tcW w:w="225" w:type="dxa"/>
             <w:tcBorders/>
             <w:vAlign w:val="center"/>
           </w:tcPr>
@@ -12844,7 +12623,7 @@
         </w:tc>
         <w:tc>
           <w:tcPr>
-            <w:tcW w:w="300" w:type="dxa"/>
+            <w:tcW w:w="206" w:type="dxa"/>
             <w:tcBorders/>
             <w:vAlign w:val="center"/>
           </w:tcPr>
@@ -12862,7 +12641,7 @@
         </w:tc>
         <w:tc>
           <w:tcPr>
-            <w:tcW w:w="300" w:type="dxa"/>
+            <w:tcW w:w="206" w:type="dxa"/>
             <w:tcBorders/>
             <w:vAlign w:val="center"/>
           </w:tcPr>
@@ -12880,7 +12659,7 @@
         </w:tc>
         <w:tc>
           <w:tcPr>
-            <w:tcW w:w="300" w:type="dxa"/>
+            <w:tcW w:w="206" w:type="dxa"/>
             <w:tcBorders/>
             <w:vAlign w:val="center"/>
           </w:tcPr>
@@ -12898,7 +12677,7 @@
         </w:tc>
         <w:tc>
           <w:tcPr>
-            <w:tcW w:w="618" w:type="dxa"/>
+            <w:tcW w:w="1128" w:type="dxa"/>
             <w:tcBorders/>
             <w:vAlign w:val="center"/>
           </w:tcPr>
@@ -12910,13 +12689,13 @@
               <w:jc w:val="left"/>
             </w:pPr>
             <w:r>
-              <w:t xml:space="preserve">OCCP, RAC1P</w:t>
-            </w:r>
-          </w:p>
-        </w:tc>
-        <w:tc>
-          <w:tcPr>
-            <w:tcW w:w="437" w:type="dxa"/>
+              <w:t xml:space="preserve">OCCP, RAC1P</w:t>
+            </w:r>
+          </w:p>
+        </w:tc>
+        <w:tc>
+          <w:tcPr>
+            <w:tcW w:w="415" w:type="dxa"/>
             <w:tcBorders/>
             <w:vAlign w:val="center"/>
           </w:tcPr>
@@ -12939,7 +12718,7 @@
         </w:trPr>
         <w:tc>
           <w:tcPr>
-            <w:tcW w:w="728" w:type="dxa"/>
+            <w:tcW w:w="660" w:type="dxa"/>
             <w:tcBorders/>
             <w:vAlign w:val="center"/>
           </w:tcPr>
@@ -12951,31 +12730,13 @@
               <w:jc w:val="left"/>
             </w:pPr>
             <w:r>
-              <w:t xml:space="preserve">TX 2014</w:t>
-            </w:r>
-          </w:p>
-        </w:tc>
-        <w:tc>
-          <w:tcPr>
-            <w:tcW w:w="480" w:type="dxa"/>
-            <w:tcBorders/>
-            <w:vAlign w:val="center"/>
-          </w:tcPr>
-          <w:p>
-            <w:pPr>
-              <w:pStyle w:val="PPTableBody"/>
-              <w:keepNext/>
-              <w:spacing w:before="10" w:after="10"/>
-              <w:jc w:val="right"/>
-            </w:pPr>
-            <w:r>
-              <w:t xml:space="preserve">0.802</w:t>
-            </w:r>
-          </w:p>
-        </w:tc>
-        <w:tc>
-          <w:tcPr>
-            <w:tcW w:w="427" w:type="dxa"/>
+              <w:t xml:space="preserve">TX</w:t>
+            </w:r>
+          </w:p>
+        </w:tc>
+        <w:tc>
+          <w:tcPr>
+            <w:tcW w:w="403" w:type="dxa"/>
             <w:tcBorders/>
             <w:vAlign w:val="center"/>
           </w:tcPr>
@@ -12993,7 +12754,7 @@
         </w:tc>
         <w:tc>
           <w:tcPr>
-            <w:tcW w:w="445" w:type="dxa"/>
+            <w:tcW w:w="423" w:type="dxa"/>
             <w:tcBorders/>
             <w:vAlign w:val="center"/>
           </w:tcPr>
@@ -13011,7 +12772,7 @@
         </w:tc>
         <w:tc>
           <w:tcPr>
-            <w:tcW w:w="410" w:type="dxa"/>
+            <w:tcW w:w="531" w:type="dxa"/>
             <w:tcBorders/>
             <w:vAlign w:val="center"/>
           </w:tcPr>
@@ -13029,7 +12790,7 @@
         </w:tc>
         <w:tc>
           <w:tcPr>
-            <w:tcW w:w="300" w:type="dxa"/>
+            <w:tcW w:w="206" w:type="dxa"/>
             <w:tcBorders/>
             <w:vAlign w:val="center"/>
           </w:tcPr>
@@ -13047,7 +12808,7 @@
         </w:tc>
         <w:tc>
           <w:tcPr>
-            <w:tcW w:w="300" w:type="dxa"/>
+            <w:tcW w:w="225" w:type="dxa"/>
             <w:tcBorders/>
             <w:vAlign w:val="center"/>
           </w:tcPr>
@@ -13065,7 +12826,7 @@
         </w:tc>
         <w:tc>
           <w:tcPr>
-            <w:tcW w:w="300" w:type="dxa"/>
+            <w:tcW w:w="206" w:type="dxa"/>
             <w:tcBorders/>
             <w:vAlign w:val="center"/>
           </w:tcPr>
@@ -13083,7 +12844,7 @@
         </w:tc>
         <w:tc>
           <w:tcPr>
-            <w:tcW w:w="300" w:type="dxa"/>
+            <w:tcW w:w="206" w:type="dxa"/>
             <w:tcBorders/>
             <w:vAlign w:val="center"/>
           </w:tcPr>
@@ -13101,7 +12862,7 @@
         </w:tc>
         <w:tc>
           <w:tcPr>
-            <w:tcW w:w="300" w:type="dxa"/>
+            <w:tcW w:w="206" w:type="dxa"/>
             <w:tcBorders/>
             <w:vAlign w:val="center"/>
           </w:tcPr>
@@ -13119,7 +12880,7 @@
         </w:tc>
         <w:tc>
           <w:tcPr>
-            <w:tcW w:w="618" w:type="dxa"/>
+            <w:tcW w:w="1128" w:type="dxa"/>
             <w:tcBorders/>
             <w:vAlign w:val="center"/>
           </w:tcPr>
@@ -13131,13 +12892,13 @@
               <w:jc w:val="left"/>
             </w:pPr>
             <w:r>
-              <w:t xml:space="preserve">POBP, RAC1P</w:t>
-            </w:r>
-          </w:p>
-        </w:tc>
-        <w:tc>
-          <w:tcPr>
-            <w:tcW w:w="437" w:type="dxa"/>
+              <w:t xml:space="preserve">POBP, RAC1P</w:t>
+            </w:r>
+          </w:p>
+        </w:tc>
+        <w:tc>
+          <w:tcPr>
+            <w:tcW w:w="415" w:type="dxa"/>
             <w:tcBorders/>
             <w:vAlign w:val="center"/>
           </w:tcPr>
@@ -13160,7 +12921,7 @@
         </w:trPr>
         <w:tc>
           <w:tcPr>
-            <w:tcW w:w="728" w:type="dxa"/>
+            <w:tcW w:w="660" w:type="dxa"/>
             <w:tcBorders/>
             <w:vAlign w:val="center"/>
           </w:tcPr>
@@ -13172,31 +12933,13 @@
               <w:jc w:val="left"/>
             </w:pPr>
             <w:r>
-              <w:t xml:space="preserve">NY 2014</w:t>
-            </w:r>
-          </w:p>
-        </w:tc>
-        <w:tc>
-          <w:tcPr>
-            <w:tcW w:w="480" w:type="dxa"/>
-            <w:tcBorders/>
-            <w:vAlign w:val="center"/>
-          </w:tcPr>
-          <w:p>
-            <w:pPr>
-              <w:pStyle w:val="PPTableBody"/>
-              <w:keepNext/>
-              <w:spacing w:before="10" w:after="10"/>
-              <w:jc w:val="right"/>
-            </w:pPr>
-            <w:r>
-              <w:t xml:space="preserve">0.804</w:t>
-            </w:r>
-          </w:p>
-        </w:tc>
-        <w:tc>
-          <w:tcPr>
-            <w:tcW w:w="427" w:type="dxa"/>
+              <w:t xml:space="preserve">NY</w:t>
+            </w:r>
+          </w:p>
+        </w:tc>
+        <w:tc>
+          <w:tcPr>
+            <w:tcW w:w="403" w:type="dxa"/>
             <w:tcBorders/>
             <w:vAlign w:val="center"/>
           </w:tcPr>
@@ -13214,7 +12957,7 @@
         </w:tc>
         <w:tc>
           <w:tcPr>
-            <w:tcW w:w="445" w:type="dxa"/>
+            <w:tcW w:w="423" w:type="dxa"/>
             <w:tcBorders/>
             <w:vAlign w:val="center"/>
           </w:tcPr>
@@ -13232,7 +12975,7 @@
         </w:tc>
         <w:tc>
           <w:tcPr>
-            <w:tcW w:w="410" w:type="dxa"/>
+            <w:tcW w:w="531" w:type="dxa"/>
             <w:tcBorders/>
             <w:vAlign w:val="center"/>
           </w:tcPr>
@@ -13250,7 +12993,7 @@
         </w:tc>
         <w:tc>
           <w:tcPr>
-            <w:tcW w:w="300" w:type="dxa"/>
+            <w:tcW w:w="206" w:type="dxa"/>
             <w:tcBorders/>
             <w:vAlign w:val="center"/>
           </w:tcPr>
@@ -13268,7 +13011,7 @@
         </w:tc>
         <w:tc>
           <w:tcPr>
-            <w:tcW w:w="300" w:type="dxa"/>
+            <w:tcW w:w="225" w:type="dxa"/>
             <w:tcBorders/>
             <w:vAlign w:val="center"/>
           </w:tcPr>
@@ -13286,7 +13029,7 @@
         </w:tc>
         <w:tc>
           <w:tcPr>
-            <w:tcW w:w="300" w:type="dxa"/>
+            <w:tcW w:w="206" w:type="dxa"/>
             <w:tcBorders/>
             <w:vAlign w:val="center"/>
           </w:tcPr>
@@ -13304,7 +13047,7 @@
         </w:tc>
         <w:tc>
           <w:tcPr>
-            <w:tcW w:w="300" w:type="dxa"/>
+            <w:tcW w:w="206" w:type="dxa"/>
             <w:tcBorders/>
             <w:vAlign w:val="center"/>
           </w:tcPr>
@@ -13322,7 +13065,7 @@
         </w:tc>
         <w:tc>
           <w:tcPr>
-            <w:tcW w:w="300" w:type="dxa"/>
+            <w:tcW w:w="206" w:type="dxa"/>
             <w:tcBorders/>
             <w:vAlign w:val="center"/>
           </w:tcPr>
@@ -13340,7 +13083,7 @@
         </w:tc>
         <w:tc>
           <w:tcPr>
-            <w:tcW w:w="618" w:type="dxa"/>
+            <w:tcW w:w="1128" w:type="dxa"/>
             <w:tcBorders/>
             <w:vAlign w:val="center"/>
           </w:tcPr>
@@ -13352,13 +13095,13 @@
               <w:jc w:val="left"/>
             </w:pPr>
             <w:r>
-              <w:t xml:space="preserve">POBP, RAC1P</w:t>
-            </w:r>
-          </w:p>
-        </w:tc>
-        <w:tc>
-          <w:tcPr>
-            <w:tcW w:w="437" w:type="dxa"/>
+              <w:t xml:space="preserve">POBP, RAC1P</w:t>
+            </w:r>
+          </w:p>
+        </w:tc>
+        <w:tc>
+          <w:tcPr>
+            <w:tcW w:w="415" w:type="dxa"/>
             <w:tcBorders/>
             <w:vAlign w:val="center"/>
           </w:tcPr>
@@ -13381,7 +13124,7 @@
         </w:trPr>
         <w:tc>
           <w:tcPr>
-            <w:tcW w:w="728" w:type="dxa"/>
+            <w:tcW w:w="660" w:type="dxa"/>
             <w:tcBorders/>
             <w:vAlign w:val="center"/>
           </w:tcPr>
@@ -13393,31 +13136,13 @@
               <w:jc w:val="left"/>
             </w:pPr>
             <w:r>
-              <w:t xml:space="preserve">FL 2014</w:t>
-            </w:r>
-          </w:p>
-        </w:tc>
-        <w:tc>
-          <w:tcPr>
-            <w:tcW w:w="480" w:type="dxa"/>
-            <w:tcBorders/>
-            <w:vAlign w:val="center"/>
-          </w:tcPr>
-          <w:p>
-            <w:pPr>
-              <w:pStyle w:val="PPTableBody"/>
-              <w:keepNext/>
-              <w:spacing w:before="10" w:after="10"/>
-              <w:jc w:val="right"/>
-            </w:pPr>
-            <w:r>
-              <w:t xml:space="preserve">0.786</w:t>
-            </w:r>
-          </w:p>
-        </w:tc>
-        <w:tc>
-          <w:tcPr>
-            <w:tcW w:w="427" w:type="dxa"/>
+              <w:t xml:space="preserve">FL</w:t>
+            </w:r>
+          </w:p>
+        </w:tc>
+        <w:tc>
+          <w:tcPr>
+            <w:tcW w:w="403" w:type="dxa"/>
             <w:tcBorders/>
             <w:vAlign w:val="center"/>
           </w:tcPr>
@@ -13435,7 +13160,7 @@
         </w:tc>
         <w:tc>
           <w:tcPr>
-            <w:tcW w:w="445" w:type="dxa"/>
+            <w:tcW w:w="423" w:type="dxa"/>
             <w:tcBorders/>
             <w:vAlign w:val="center"/>
           </w:tcPr>
@@ -13453,7 +13178,7 @@
         </w:tc>
         <w:tc>
           <w:tcPr>
-            <w:tcW w:w="410" w:type="dxa"/>
+            <w:tcW w:w="531" w:type="dxa"/>
             <w:tcBorders/>
             <w:vAlign w:val="center"/>
           </w:tcPr>
@@ -13471,7 +13196,7 @@
         </w:tc>
         <w:tc>
           <w:tcPr>
-            <w:tcW w:w="300" w:type="dxa"/>
+            <w:tcW w:w="206" w:type="dxa"/>
             <w:tcBorders/>
             <w:vAlign w:val="center"/>
           </w:tcPr>
@@ -13489,7 +13214,7 @@
         </w:tc>
         <w:tc>
           <w:tcPr>
-            <w:tcW w:w="300" w:type="dxa"/>
+            <w:tcW w:w="225" w:type="dxa"/>
             <w:tcBorders/>
             <w:vAlign w:val="center"/>
           </w:tcPr>
@@ -13507,7 +13232,7 @@
         </w:tc>
         <w:tc>
           <w:tcPr>
-            <w:tcW w:w="300" w:type="dxa"/>
+            <w:tcW w:w="206" w:type="dxa"/>
             <w:tcBorders/>
             <w:vAlign w:val="center"/>
           </w:tcPr>
@@ -13525,7 +13250,7 @@
         </w:tc>
         <w:tc>
           <w:tcPr>
-            <w:tcW w:w="300" w:type="dxa"/>
+            <w:tcW w:w="206" w:type="dxa"/>
             <w:tcBorders/>
             <w:vAlign w:val="center"/>
           </w:tcPr>
@@ -13543,7 +13268,7 @@
         </w:tc>
         <w:tc>
           <w:tcPr>
-            <w:tcW w:w="300" w:type="dxa"/>
+            <w:tcW w:w="206" w:type="dxa"/>
             <w:tcBorders/>
             <w:vAlign w:val="center"/>
           </w:tcPr>
@@ -13561,7 +13286,7 @@
         </w:tc>
         <w:tc>
           <w:tcPr>
-            <w:tcW w:w="618" w:type="dxa"/>
+            <w:tcW w:w="1128" w:type="dxa"/>
             <w:tcBorders/>
             <w:vAlign w:val="center"/>
           </w:tcPr>
@@ -13573,13 +13298,13 @@
               <w:jc w:val="left"/>
             </w:pPr>
             <w:r>
-              <w:t xml:space="preserve">POBP, RAC1P</w:t>
-            </w:r>
-          </w:p>
-        </w:tc>
-        <w:tc>
-          <w:tcPr>
-            <w:tcW w:w="437" w:type="dxa"/>
+              <w:t xml:space="preserve">POBP, RAC1P</w:t>
+            </w:r>
+          </w:p>
+        </w:tc>
+        <w:tc>
+          <w:tcPr>
+            <w:tcW w:w="415" w:type="dxa"/>
             <w:tcBorders/>
             <w:vAlign w:val="center"/>
           </w:tcPr>
@@ -13602,7 +13327,7 @@
         </w:trPr>
         <w:tc>
           <w:tcPr>
-            <w:tcW w:w="728" w:type="dxa"/>
+            <w:tcW w:w="660" w:type="dxa"/>
             <w:tcBorders>
               <w:bottom w:val="single" w:sz="8" w:space="0" w:color="auto"/>
             </w:tcBorders>
@@ -13615,13 +13340,13 @@
               <w:jc w:val="left"/>
             </w:pPr>
             <w:r>
-              <w:t xml:space="preserve">WA 2014</w:t>
-            </w:r>
-          </w:p>
-        </w:tc>
-        <w:tc>
-          <w:tcPr>
-            <w:tcW w:w="480" w:type="dxa"/>
+              <w:t xml:space="preserve">WA</w:t>
+            </w:r>
+          </w:p>
+        </w:tc>
+        <w:tc>
+          <w:tcPr>
+            <w:tcW w:w="403" w:type="dxa"/>
             <w:tcBorders>
               <w:bottom w:val="single" w:sz="8" w:space="0" w:color="auto"/>
             </w:tcBorders>
@@ -13634,13 +13359,13 @@
               <w:jc w:val="right"/>
             </w:pPr>
             <w:r>
-              <w:t xml:space="preserve">0.801</w:t>
-            </w:r>
-          </w:p>
-        </w:tc>
-        <w:tc>
-          <w:tcPr>
-            <w:tcW w:w="427" w:type="dxa"/>
+              <w:t xml:space="preserve">−2.5</w:t>
+            </w:r>
+          </w:p>
+        </w:tc>
+        <w:tc>
+          <w:tcPr>
+            <w:tcW w:w="423" w:type="dxa"/>
             <w:tcBorders>
               <w:bottom w:val="single" w:sz="8" w:space="0" w:color="auto"/>
             </w:tcBorders>
@@ -13659,7 +13384,7 @@
         </w:tc>
         <w:tc>
           <w:tcPr>
-            <w:tcW w:w="445" w:type="dxa"/>
+            <w:tcW w:w="531" w:type="dxa"/>
             <w:tcBorders>
               <w:bottom w:val="single" w:sz="8" w:space="0" w:color="auto"/>
             </w:tcBorders>
@@ -13672,13 +13397,13 @@
               <w:jc w:val="right"/>
             </w:pPr>
             <w:r>
-              <w:t xml:space="preserve">−2.5</w:t>
-            </w:r>
-          </w:p>
-        </w:tc>
-        <w:tc>
-          <w:tcPr>
-            <w:tcW w:w="410" w:type="dxa"/>
+              <w:t xml:space="preserve">+0.9</w:t>
+            </w:r>
+          </w:p>
+        </w:tc>
+        <w:tc>
+          <w:tcPr>
+            <w:tcW w:w="206" w:type="dxa"/>
             <w:tcBorders>
               <w:bottom w:val="single" w:sz="8" w:space="0" w:color="auto"/>
             </w:tcBorders>
@@ -13688,16 +13413,16 @@
             <w:pPr>
               <w:pStyle w:val="PPTableBody"/>
               <w:spacing w:before="10" w:after="10"/>
-              <w:jc w:val="right"/>
-            </w:pPr>
-            <w:r>
-              <w:t xml:space="preserve">+0.9</w:t>
-            </w:r>
-          </w:p>
-        </w:tc>
-        <w:tc>
-          <w:tcPr>
-            <w:tcW w:w="300" w:type="dxa"/>
+              <w:jc w:val="center"/>
+            </w:pPr>
+            <w:r>
+              <w:t xml:space="preserve">✓</w:t>
+            </w:r>
+          </w:p>
+        </w:tc>
+        <w:tc>
+          <w:tcPr>
+            <w:tcW w:w="225" w:type="dxa"/>
             <w:tcBorders>
               <w:bottom w:val="single" w:sz="8" w:space="0" w:color="auto"/>
             </w:tcBorders>
@@ -13716,7 +13441,7 @@
         </w:tc>
         <w:tc>
           <w:tcPr>
-            <w:tcW w:w="300" w:type="dxa"/>
+            <w:tcW w:w="206" w:type="dxa"/>
             <w:tcBorders>
               <w:bottom w:val="single" w:sz="8" w:space="0" w:color="auto"/>
             </w:tcBorders>
@@ -13735,7 +13460,7 @@
         </w:tc>
         <w:tc>
           <w:tcPr>
-            <w:tcW w:w="300" w:type="dxa"/>
+            <w:tcW w:w="206" w:type="dxa"/>
             <w:tcBorders>
               <w:bottom w:val="single" w:sz="8" w:space="0" w:color="auto"/>
             </w:tcBorders>
@@ -13754,7 +13479,7 @@
         </w:tc>
         <w:tc>
           <w:tcPr>
-            <w:tcW w:w="300" w:type="dxa"/>
+            <w:tcW w:w="206" w:type="dxa"/>
             <w:tcBorders>
               <w:bottom w:val="single" w:sz="8" w:space="0" w:color="auto"/>
             </w:tcBorders>
@@ -13773,7 +13498,7 @@
         </w:tc>
         <w:tc>
           <w:tcPr>
-            <w:tcW w:w="300" w:type="dxa"/>
+            <w:tcW w:w="1128" w:type="dxa"/>
             <w:tcBorders>
               <w:bottom w:val="single" w:sz="8" w:space="0" w:color="auto"/>
             </w:tcBorders>
@@ -13783,16 +13508,16 @@
             <w:pPr>
               <w:pStyle w:val="PPTableBody"/>
               <w:spacing w:before="10" w:after="10"/>
-              <w:jc w:val="center"/>
-            </w:pPr>
-            <w:r>
-              <w:t xml:space="preserve">✓</w:t>
-            </w:r>
-          </w:p>
-        </w:tc>
-        <w:tc>
-          <w:tcPr>
-            <w:tcW w:w="618" w:type="dxa"/>
+              <w:jc w:val="left"/>
+            </w:pPr>
+            <w:r>
+              <w:t xml:space="preserve">POBP, RAC1P</w:t>
+            </w:r>
+          </w:p>
+        </w:tc>
+        <w:tc>
+          <w:tcPr>
+            <w:tcW w:w="415" w:type="dxa"/>
             <w:tcBorders>
               <w:bottom w:val="single" w:sz="8" w:space="0" w:color="auto"/>
             </w:tcBorders>
@@ -13805,25 +13530,6 @@
               <w:jc w:val="left"/>
             </w:pPr>
             <w:r>
-              <w:t xml:space="preserve">POBP, RAC1P</w:t>
-            </w:r>
-          </w:p>
-        </w:tc>
-        <w:tc>
-          <w:tcPr>
-            <w:tcW w:w="437" w:type="dxa"/>
-            <w:tcBorders>
-              <w:bottom w:val="single" w:sz="8" w:space="0" w:color="auto"/>
-            </w:tcBorders>
-            <w:vAlign w:val="center"/>
-          </w:tcPr>
-          <w:p>
-            <w:pPr>
-              <w:pStyle w:val="PPTableBody"/>
-              <w:spacing w:before="10" w:after="10"/>
-              <w:jc w:val="left"/>
-            </w:pPr>
-            <w:r>
               <w:t xml:space="preserve">Cov.</w:t>
             </w:r>
           </w:p>
@@ -13840,7 +13546,7 @@
         <w:pStyle w:val="PPBodyMainText"/>
       </w:pPr>
       <w:r>
-        <w:t xml:space="preserve">Δ is the accuracy change in points and Est. err. the error of the CBPE estimate. A tick marks an alarm. Type is the verdict of the diagnosis, which is the same for LR and GB in every window (Cov. denotes covariate shift). Top shifts lists the two features with the largest effect size: occupation (OCCP), place of birth (POBP), relationship (RELP) and race (RAC1P).</w:t>
+        <w:t xml:space="preserve">The years are the California windows and TX, NY, FL and WA the 2014 windows of the other states. Δ is the change in accuracy, in points, against each model’s accuracy on the control window. Est. err. is the error of the CBPE estimate. A tick marks an alarm. Type is the verdict of the diagnosis, the same for LR and GB in every window (Cov. is covariate shift). Top shifts lists the two features with the largest effect size: occupation (OCCP), place of birth (POBP), relationship (RELP) and race (RAC1P).</w:t>
       </w:r>
     </w:p>
     <w:p>
@@ -13848,13 +13554,13 @@
         <w:pStyle w:val="PPBodyMainText"/>
       </w:pPr>
       <w:r>
-        <w:t xml:space="preserve">The control window raises no alarm with either model. CA 2015, whose accuracy did not change significantly, is diagnosed as no drift by both models, while every other window is diagnosed as covariate shift. The documented events appear in the localization. When the occupation codes were revised in 2018, 26.6% of rows carried a code never seen in 2014. The model’s reliance on occupation then fell (SHAP change −0.032). After the relationship question was redesigned in 2019, relationship shifts with an effect size of 0.091. From 2021 onward race shifts with an effect size of 0.186, following the change in how the Census Bureau codes written race answers </w:t>
+        <w:t xml:space="preserve">Neither model raises an alarm on the control window. Both call CA 2015, whose accuracy did not change significantly, no drift and every other window covariate shift. The documented events show up in the localization: when the occupation codes were revised in 2018, 26.6% of rows carried a code never seen in 2014. The model’s reliance on occupation then fell (SHAP change −0.032). After the relationship question was redesigned in 2019, relationship shifts with an effect size of 0.091. From 2021 on, race shifts with an effect size of 0.186, in line with the change in how the Census Bureau codes written race answers </w:t>
       </w:r>
       <w:r>
         <w:t xml:space="preserve">[34]</w:t>
       </w:r>
       <w:r>
-        <w:t xml:space="preserve">. Wage growth against the fixed threshold shows up in the labels. The share of positive labels rises from 0.355 in the control window to 0.498 in 2023, while the model predicts only 0.338. Part of the 2023 loss is therefore a change in the labeling rule, which no label-free test can see.</w:t>
+        <w:t xml:space="preserve">. Wage growth against the fixed threshold appears in the labels. The share of positive labels rises from 0.355 in the control window to 0.498 in 2023, while the model predicts only 0.338. Part of the 2023 loss is therefore a change in the labeling rule, which no label-free test can see.</w:t>
       </w:r>
     </w:p>
     <w:p>
@@ -13862,7 +13568,7 @@
         <w:pStyle w:val="PPBodyMainText"/>
       </w:pPr>
       <w:r>
-        <w:t xml:space="preserve">The other datasets differ in how much the drift costs. On ACS Employment every window is diagnosed as covariate shift, yet accuracy changes by at most 2.2 points with LR. The inputs do move, including relationship in 2019 and race from 2021, but the model is barely affected. A drift alarm alone would overstate the problem here, whereas the accuracy estimate and the audit put it in proportion. Every gas sensor batch is also diagnosed as covariate shift. With LR, accuracy changes by −65.2 points in batch 8. This matches the known cause: aging sensors change </w:t>
+        <w:t xml:space="preserve">The other datasets differ in how much the drift costs. On ACS Employment every window is diagnosed as covariate shift, yet accuracy moves by at most 2.2 points with LR: the inputs change, including relationship in 2019 and race from 2021, but the model hardly notices. A drift alarm alone would overstate the problem here, while the accuracy estimate and the audit put it in proportion. Every gas sensor batch is also diagnosed as covariate shift, which matches the known cause: aging sensors change </w:t>
       </w:r>
       <m:oMath>
         <m:r>
@@ -13894,7 +13600,7 @@
         </m:r>
       </m:oMath>
       <w:r>
-        <w:t xml:space="preserve">. BBSE first labels every one of these batches as a prior shift because the predicted labels move as well, but the consistency test shows that they move because the sensors read differently, not because the mix of gases changed.</w:t>
+        <w:t xml:space="preserve">. With LR, accuracy changes by −65.2 points in batch 8. BBSE first calls all of these batches prior shift because the predicted labels move too. The consistency test shows that they move because the sensors read differently, not because the mix of gases changed.</w:t>
       </w:r>
     </w:p>
     <w:p>
@@ -13902,7 +13608,7 @@
         <w:pStyle w:val="PPBodyMainText"/>
       </w:pPr>
       <w:r>
-        <w:t xml:space="preserve">On CLEAR-10 the change is subtle. Both models report no drift in buckets 2 and 3 and covariate shift in buckets 4, 5, 6, 7, 8, 9 and 10. In buckets 4, 5, 6 and 9 no single embedding dimension shifts significantly with LR. Only the MMD test detects the change, while the predicted labels stay put. These buckets show why the multivariate block is needed. The only detector alarm on a control window comes from the domain classifier baseline on CLEAR-10 (</w:t>
+        <w:t xml:space="preserve">On CLEAR-10 the change is subtle. Both models report no drift in buckets 2 and 3 and covariate shift in buckets 4, 5, 6, 7, 8, 9 and 10. In buckets 4, 5, 6 and 9 no single embedding dimension shifts significantly with LR. Only the MMD test sees the change while the predicted labels stay put, which is why the multivariate block is needed. The only detector alarm on any control window comes from the domain classifier baseline on CLEAR-10 (</w:t>
       </w:r>
       <m:oMath>
         <m:r>
@@ -13945,7 +13651,7 @@
         <w:ind w:firstLine="0"/>
       </w:pPr>
       <w:r>
-        <w:t xml:space="preserve">The last two stages score individual predictions and advise on retraining. The fused risk score is judged by how well it ranks wrong predictions. Where the fusion is learned, on ACS and CLEAR-10, its area under the receiver operating characteristic curve (AUROC) differs from that of confidence alone by −0.012 to +0.001 over 72 windows and by −0.002 to +0.009 on the benchmark. On the gas sensor array the calibration part contains too few wrong predictions (4 with LR and 11 with GB), so the risk falls back to confidence. Confidence alone already carries most of the information about a single prediction.</w:t>
+        <w:t xml:space="preserve">The last two stages act on single predictions and on retraining. The fused risk score is judged by how well it ranks wrong predictions above right ones. Where the fusion is learned, on ACS and CLEAR-10, its area under the receiver operating characteristic curve (AUROC) differs from that of confidence alone by −0.012 to +0.001 over 72 windows and by −0.002 to +0.009 on the benchmark. On the gas sensor array the calibration part holds too few wrong predictions (4 with LR and 11 with GB), so the risk falls back to confidence. Confidence alone carries most of the information about a single prediction.</w:t>
       </w:r>
     </w:p>
     <w:p>
@@ -13953,27 +13659,19 @@
         <w:pStyle w:val="PPBodyMainText"/>
       </w:pPr>
       <w:r>
-        <w:t xml:space="preserve">A retrain truly helps when retraining with importance weights or on the latest labeled window significantly raises holdout accuracy. Over 82 real settings (Table </w:t>
+        <w:t xml:space="preserve">For the triage, a retrain truly helps when importance weighting or the latest labeled window raises holdout accuracy significantly. Over 82 real settings (Table </w:t>
       </w:r>
       <w:r>
         <w:t xml:space="preserve">S1</w:t>
       </w:r>
       <w:r>
-        <w:t xml:space="preserve"> in the Supplement), the triage is right in 54 of the 58 settings that have an earlier labeled window, because its recent-window probe is validated on real labels. Without one it relies on importance-weighted validation and is right in 23 of 24 settings, but mostly by advising against retraining, since one truly helped in only 2 of them. On the benchmark its recall is 6%, because importance-weighted validation cannot see gains outside the reference data.</w:t>
-      </w:r>
-    </w:p>
-    <w:p>
-      <w:pPr>
-        <w:pStyle w:val="PPBodyMainText"/>
-      </w:pPr>
-      <w:r>
-        <w:t xml:space="preserve">Every stage writes its results to one file, which an interactive dashboard presents to the monitoring team as a step-by-step report for each study. Fig. </w:t>
+        <w:t xml:space="preserve"> in the Supplement), the triage is right in 54 of the 58 settings that have an earlier labeled window, because its recent-window probe is checked on real labels. Without such a window it relies on importance-weighted validation. It is then right in 23 of 24 settings, but mostly by advising against a retrain, since one truly helped in only 2 of them. On the benchmark its recall is 6%, because importance-weighted validation cannot see gains outside the reference data. A dashboard presents all of these results step by step (Fig. </w:t>
       </w:r>
       <w:r>
         <w:t xml:space="preserve">S2</w:t>
       </w:r>
       <w:r>
-        <w:t xml:space="preserve"> in the Supplement shows its overview and the drift type step for ACS Income.</w:t>
+        <w:t xml:space="preserve"> in the Supplement).</w:t>
       </w:r>
     </w:p>
     <w:p>
@@ -13982,7 +13680,7 @@
         <w:keepNext/>
       </w:pPr>
       <w:r>
-        <w:t xml:space="preserve">6 Discussion</w:t>
+        <w:t xml:space="preserve">6 Discussion and conclusions</w:t>
       </w:r>
     </w:p>
     <w:p>
@@ -13991,7 +13689,7 @@
         <w:ind w:firstLine="0"/>
       </w:pPr>
       <w:r>
-        <w:t xml:space="preserve">The results support the central claim. A diagnosis built from tests of the type definitions transfers to drift it was not designed for, whereas a learned rule does not. The cost is a small label audit, needed only for concept drift and label noise.</w:t>
+        <w:t xml:space="preserve">This paper showed that hypothesis tests with a stated error rate can name the drift type, which decides the right response, from label-free tests and a few hundred late labels. On injected drift the procedure beats rules from monitoring practice and the label shift literature and works for both model families. Unlike a learned meta-classifier, it also carries over to held-out drift, because the tests encode the definitions of the types. On real drift it reported no drift on any control window and traced documented events, from new occupation codes to aging sensors.</w:t>
       </w:r>
     </w:p>
     <w:p>
@@ -13999,7 +13697,7 @@
         <w:pStyle w:val="PPBodyMainText"/>
       </w:pPr>
       <w:r>
-        <w:t xml:space="preserve">Several limitations qualify these findings. Each benchmark window contains a single type, while real windows such as ACS Income 2023 mix several. The four types are also an idealization: sensor aging changes </w:t>
+        <w:t xml:space="preserve">Several limits apply. Each benchmark window holds a single type, while real windows such as ACS Income 2023 mix several. The four types are also an idealization: sensor aging changes </w:t>
       </w:r>
       <m:oMath>
         <m:r>
@@ -14063,33 +13761,7 @@
         </m:r>
       </m:oMath>
       <w:r>
-        <w:t xml:space="preserve">, yet our procedure reports it as covariate shift. Design B reduces, but cannot eliminate, the risk that the benchmark favors the tests. The weighted residual tests also ignore the sampling error of the BBSE weights. With hundreds of thousands of rows even small shifts become significant, which is why effect sizes are reported next to every decision. Deep models trained end to end, text and streaming data are not covered.</w:t>
-      </w:r>
-    </w:p>
-    <w:p>
-      <w:pPr>
-        <w:pStyle w:val="PPHeading"/>
-        <w:keepNext/>
-      </w:pPr>
-      <w:r>
-        <w:t xml:space="preserve">7 Conclusions</w:t>
-      </w:r>
-    </w:p>
-    <w:p>
-      <w:pPr>
-        <w:pStyle w:val="PPBodyMainText"/>
-        <w:ind w:firstLine="0"/>
-      </w:pPr>
-      <w:r>
-        <w:t xml:space="preserve">We showed that the drift type, which determines the response, can be identified by hypothesis tests with a stated error rate from label-free tests and a few hundred late labels. On injected drift the procedure outperforms rules from monitoring practice and the label shift literature, works for both model families and, unlike a learned meta-classifier, transfers to held-out drift. On real drift it reported no drift on any control window and traced documented events, from new occupation codes to aging sensors.</w:t>
-      </w:r>
-    </w:p>
-    <w:p>
-      <w:pPr>
-        <w:pStyle w:val="PPBodyMainText"/>
-      </w:pPr>
-      <w:r>
-        <w:t xml:space="preserve">Drift that leaves accuracy intact passes the audit unnoticed, while class-conditional label noise is often read as concept drift. Future work will condition the audit on the full model output, model the sampling error of the BBSE weights and test mixed drift.</w:t>
+        <w:t xml:space="preserve">, yet our procedure reports it as covariate shift. Design B reduces, but cannot remove, the risk that the benchmark favors the tests. The weighted residual tests do not account for the sampling error of the BBSE weights. With hundreds of thousands of rows even tiny shifts are significant, so an effect size accompanies every decision. Drift that leaves accuracy intact passes the audit unnoticed, while class-conditional label noise is often read as concept drift. Deep models trained end to end, text and streaming data are not covered. Future work will condition the audit on the full model output, model the sampling error of the BBSE weights and test windows that mix several types.</w:t>
       </w:r>
     </w:p>
     <w:p>

--- a/ppeecs/build/PPEECS_paper.docx
+++ b/ppeecs/build/PPEECS_paper.docx
@@ -348,7 +348,7 @@
         <w:keepNext/>
       </w:pPr>
       <w:r>
-        <w:t xml:space="preserve">2 State of the art</w:t>
+        <w:t xml:space="preserve">2 Related work</w:t>
       </w:r>
     </w:p>
     <w:p>

--- a/ppeecs/build/PPEECS_paper.docx
+++ b/ppeecs/build/PPEECS_paper.docx
@@ -135,7 +135,7 @@
         <w:pStyle w:val="PPAbstractandKeywords"/>
       </w:pPr>
       <w:r>
-        <w:t xml:space="preserve">Deployed machine learning models lose accuracy when production data drift away from the training data. Monitoring tools raise an alarm when this happens but seldom say what kind of drift occurred, although the right response depends on it: covariate shift calls for reweighting, prior shift for recalibration, concept drift for fresh labels and label noise for a check of the labeling process. This paper presents Data Drift Autopsy, an open monitoring pipeline that detects drift, estimates the lost accuracy without labels, locates the shifted features, names the drift type, scores the trust due to each prediction and advises whether a cheap retrain will help. Its core is a diagnosis built from hypothesis tests that share one family-wise error rate. A label-free stage separates covariate shift from prior shift. A new audit test on a few hundred late labels then separates concept drift from label noise by checking whether the errors changed beyond what the model’s own confidence explains. On drift injected into two census tasks with two model families, the diagnosis names the type in 85.7 to 94.3% of windows and beats the rules used in monitoring practice. A learned meta-classifier wins on the drift it was trained on but falls to 31.1 to 51.2% on held-out drift mechanisms, where our tests keep 62.4 to 81.5%. On four real datasets with documented changes, the pipeline reported no drift on any control window and traced the known events.</w:t>
+        <w:t xml:space="preserve">Deployed machine learning models lose accuracy when production data drift away from the training data. Monitoring tools raise an alarm when this happens but seldom say what kind of drift occurred, although the right response depends on it: covariate shift calls for reweighting, prior shift for recalibration, concept drift for fresh labels and label noise for a check of the labeling process. This paper presents Data Drift Autopsy, an end-to-end monitoring pipeline that detects drift, estimates the lost accuracy without labels, locates the shifted features, names the drift type, scores the trust due to each prediction and advises whether a cheap retrain will help. Its core is a diagnosis built from hypothesis tests that share one family-wise error rate. A label-free stage separates covariate shift from prior shift. A new audit test on a few hundred late labels then separates concept drift from label noise by checking whether the errors changed beyond what the model’s own confidence explains. On drift injected into two census tasks with two model families, the diagnosis names the type in 85.7 to 94.3% of windows and beats the rules used in monitoring practice. A learned meta-classifier wins on the drift it was trained on but falls to 31.1 to 51.2% on held-out drift mechanisms, where our tests keep 62.4 to 81.5%. On four real datasets with documented changes, the pipeline reported no drift on any control window and traced the known events.</w:t>
       </w:r>
     </w:p>
     <w:p>
@@ -236,7 +236,7 @@
         <w:pStyle w:val="PPBodyMainText"/>
       </w:pPr>
       <w:r>
-        <w:t xml:space="preserve">This paper presents Data Drift Autopsy, an open monitoring pipeline that takes a deployed model, its labeled training data and a stream of unlabeled production data. For every production window it answers the questions a monitoring team asks in turn. Has the data changed? How much accuracy has been lost? Which features moved? What type of drift is it and what probably caused it? Which individual predictions should not be trusted? Would a cheap retrain recover the loss? The pipeline works for tabular and image models. Every result is written to one report that an interactive dashboard presents.</w:t>
+        <w:t xml:space="preserve">This paper presents Data Drift Autopsy, an end-to-end monitoring pipeline that takes a deployed model, its labeled training data and a stream of unlabeled production data. For every production window it answers the questions a monitoring team asks in turn. Has the data changed? How much accuracy has been lost? Which features moved? What type of drift is it and what probably caused it? Which individual predictions should not be trusted? Would a cheap retrain recover the loss? The pipeline works for tabular and image models. Every result is written to one report that an interactive dashboard presents.</w:t>
       </w:r>
     </w:p>
     <w:p>
@@ -306,7 +306,7 @@
         <w:jc w:val="both"/>
       </w:pPr>
       <w:r>
-        <w:t xml:space="preserve">An open end-to-end monitoring pipeline that covers detection, accuracy estimation, root cause analysis, diagnosis, reliability scoring and remediation triage, evaluated on four real drifts with documented causes.</w:t>
+        <w:t xml:space="preserve">An end-to-end monitoring pipeline that covers detection, accuracy estimation, root cause analysis, diagnosis, reliability scoring and remediation triage, evaluated on four real drifts with documented causes.</w:t>
       </w:r>
     </w:p>
     <w:p>

--- a/ppeecs/build/PPEECS_paper.docx
+++ b/ppeecs/build/PPEECS_paper.docx
@@ -135,7 +135,7 @@
         <w:pStyle w:val="PPAbstractandKeywords"/>
       </w:pPr>
       <w:r>
-        <w:t xml:space="preserve">Deployed machine learning models lose accuracy when production data drift away from the training data. Monitoring tools raise an alarm when this happens but seldom say what kind of drift occurred, although the right response depends on it: covariate shift calls for reweighting, prior shift for recalibration, concept drift for fresh labels and label noise for a check of the labeling process. This paper presents Data Drift Autopsy, an end-to-end monitoring pipeline that detects drift, estimates the lost accuracy without labels, locates the shifted features, names the drift type, scores the trust due to each prediction and advises whether a cheap retrain will help. Its core is a diagnosis built from hypothesis tests that share one family-wise error rate. A label-free stage separates covariate shift from prior shift. A new audit test on a few hundred late labels then separates concept drift from label noise by checking whether the errors changed beyond what the model’s own confidence explains. On drift injected into two census tasks with two model families, the diagnosis names the type in 85.7 to 94.3% of windows and beats the rules used in monitoring practice. A learned meta-classifier wins on the drift it was trained on but falls to 31.1 to 51.2% on held-out drift mechanisms, where our tests keep 62.4 to 81.5%. On four real datasets with documented changes, the pipeline reported no drift on any control window and traced the known events.</w:t>
+        <w:t xml:space="preserve">Deployed machine learning models lose accuracy when production data drift away from the training data. Monitoring tools raise an alarm when this happens but seldom say what kind of drift occurred, although the right response depends on it: covariate shift calls for reweighting, prior shift for recalibration, concept drift for fresh labels and label noise for a check of the labeling process. This paper presents Data Drift Autopsy, an end-to-end monitoring pipeline that detects drift, estimates the lost accuracy without labels, locates the shifted features, names the drift type, scores the trust due to each prediction and advises whether a cheap retrain will help. At its heart sits a diagnosis made only of hypothesis tests, all held to one family-wise error rate. Its first stage uses no labels and tells covariate shift from prior shift. The second stage is new: given a few hundred late labels, it asks whether the errors have moved in a way the model’s own confidence cannot account for, the mark that sets concept drift apart from label noise. With drift injected into two census tasks and two model families, the diagnosis named the type in 85.7 to 94.3% of windows, ahead of common monitoring rules. A learned meta-classifier did better on drift it had seen, yet fell to 31.1 to 51.2% on held-out drift mechanisms, where our tests still reached 62.4 to 81.5%. On four real datasets with documented changes, the pipeline flagged no control window and pointed to the known events.</w:t>
       </w:r>
     </w:p>
     <w:p>
@@ -188,13 +188,13 @@
         <w:ind w:firstLine="0"/>
       </w:pPr>
       <w:r>
-        <w:t xml:space="preserve">A classifier that works well on the day it is deployed can lose accuracy quietly over the following months. The data it sees in production move away from the data it was trained on. Reliable labels that would reveal the loss often arrive much later </w:t>
+        <w:t xml:space="preserve">Nobody announces it when a deployed classifier starts to slip. The production data simply wander away from the training data, while the labels that would expose the loss tend to turn up weeks or months later </w:t>
       </w:r>
       <w:r>
         <w:t xml:space="preserve">[1]</w:t>
       </w:r>
       <w:r>
-        <w:t xml:space="preserve">. Monitoring therefore has to notice the change and judge what it means while the labels are still missing.</w:t>
+        <w:t xml:space="preserve">. A monitor has to catch the change and make sense of it before those labels exist.</w:t>
       </w:r>
     </w:p>
     <w:p>
@@ -202,25 +202,25 @@
         <w:pStyle w:val="PPBodyMainText"/>
       </w:pPr>
       <w:r>
-        <w:t xml:space="preserve">Current monitors handle the first half of this task well. They can tell that a distribution has changed </w:t>
+        <w:t xml:space="preserve">Existing monitors do the first part of that job well. They flag a changed distribution </w:t>
       </w:r>
       <w:r>
         <w:t xml:space="preserve">[1]</w:t>
       </w:r>
       <w:r>
-        <w:t xml:space="preserve"> and estimate how much accuracy has been lost </w:t>
+        <w:t xml:space="preserve"> and give a fair estimate of how much accuracy has gone </w:t>
       </w:r>
       <w:r>
         <w:t xml:space="preserve">[2, 3]</w:t>
       </w:r>
       <w:r>
-        <w:t xml:space="preserve">. What they rarely report is the kind of change. This matters because each kind calls for a different fix. The literature names three types of dataset shift </w:t>
+        <w:t xml:space="preserve">. Far fewer say what kind of change took place. That gap matters, since each kind has its own remedy. Moreno-Torres et al. </w:t>
       </w:r>
       <w:r>
         <w:t xml:space="preserve">[4]</w:t>
       </w:r>
       <w:r>
-        <w:t xml:space="preserve">. In covariate shift the inputs move but the rule that maps inputs to labels stays the same, so reweighting the training data can help. In prior shift only the class balance changes. Recalibrating the model is then usually enough. Concept drift changes the rule itself and can only be repaired with fresh labels. We treat label noise as a fourth type, since it corrupts the very labels used to judge the model and points to a problem in the labeling process rather than in the model.</w:t>
+        <w:t xml:space="preserve"> distinguish three types of dataset shift. Under covariate shift the inputs drift but the mapping from inputs to labels holds, so reweighting the training data is often enough. Under prior shift it is only the class balance that moves, which recalibration usually fixes. Concept drift alters the mapping itself; nothing short of fresh labels will repair it. To these we add label noise as a fourth type. Here the labels used to grade the model are themselves corrupted, so the fault lies in how labels are collected rather than in the model.</w:t>
       </w:r>
     </w:p>
     <w:p>
@@ -1842,7 +1842,7 @@
         <w:ind w:firstLine="0"/>
       </w:pPr>
       <w:r>
-        <w:t xml:space="preserve">The tests in the following stages need an exact statement of what each type of drift changes, so we fix the notation first. The reference data come from a distribution </w:t>
+        <w:t xml:space="preserve">To test for a drift type we first have to say exactly what that type changes. A little notation makes this easier. Write </w:t>
       </w:r>
       <m:oMath>
         <m:r>
@@ -1874,7 +1874,7 @@
         </m:r>
       </m:oMath>
       <w:r>
-        <w:t xml:space="preserve"> over inputs </w:t>
+        <w:t xml:space="preserve"> for the distribution of inputs </w:t>
       </w:r>
       <m:oMath>
         <m:r>
@@ -1890,7 +1890,7 @@
         </m:r>
       </m:oMath>
       <w:r>
-        <w:t xml:space="preserve">. A production window is a batch of rows from a later period or another region, drawn from </w:t>
+        <w:t xml:space="preserve"> behind the reference data. A production window (a batch of rows from a later period or from another region) is drawn from </w:t>
       </w:r>
       <m:oMath>
         <m:r>
@@ -1922,7 +1922,7 @@
         </m:r>
       </m:oMath>
       <w:r>
-        <w:t xml:space="preserve">. For each row the model returns a predicted label </w:t>
+        <w:t xml:space="preserve">. On every row the model outputs a predicted label </w:t>
       </w:r>
       <m:oMath>
         <m:acc>
@@ -1937,7 +1937,7 @@
         </m:acc>
       </m:oMath>
       <w:r>
-        <w:t xml:space="preserve"> and a confidence </w:t>
+        <w:t xml:space="preserve"> together with a confidence </w:t>
       </w:r>
       <m:oMath>
         <m:r>
@@ -1945,7 +1945,7 @@
         </m:r>
       </m:oMath>
       <w:r>
-        <w:t xml:space="preserve">, its largest class probability. The four types differ in what changes between </w:t>
+        <w:t xml:space="preserve">, taken as its largest class probability. The four types differ in what changes between </w:t>
       </w:r>
       <m:oMath>
         <m:r>
@@ -2250,7 +2250,7 @@
         </m:r>
       </m:oMath>
       <w:r>
-        <w:t xml:space="preserve">. Under label noise the true distribution stays the same, but every observed label differs from the true one with some probability. An audit is a random sample of </w:t>
+        <w:t xml:space="preserve">. Label noise is different again: the true distribution does not move at all, yet each label we observe may have been flipped with some probability. Two more terms recur below. An audit means a random sample of </w:t>
       </w:r>
       <m:oMath>
         <m:r>
@@ -2258,13 +2258,13 @@
         </m:r>
       </m:oMath>
       <w:r>
-        <w:t xml:space="preserve"> production rows whose labels arrive late. A control window is drawn from the reference distribution itself, so it should raise no alarm. Real drift can mix several types, a point Section </w:t>
+        <w:t xml:space="preserve"> production rows whose labels come in late. A control window is drawn from the reference distribution itself, so no alarm should fire on it. In practice a real window may carry several types at once; Section </w:t>
       </w:r>
       <w:r>
         <w:t xml:space="preserve">6</w:t>
       </w:r>
       <w:r>
-        <w:t xml:space="preserve"> returns to.</w:t>
+        <w:t xml:space="preserve"> comes back to this.</w:t>
       </w:r>
     </w:p>
     <w:p>
@@ -2840,7 +2840,7 @@
         <w:t xml:space="preserve">[22]</w:t>
       </w:r>
       <w:r>
-        <w:t xml:space="preserve">. Each block gets an equal share of the weight. The feature block splits its share equally among the features. When a test rejects, its weight passes to the tests still open, so the family-wise error rate holds over every label-free decision. The first step of this procedure is the ordinary Holm procedure over the three blocks, with the features of a block pooled by their Bonferroni p value. Without this pooling, the MMD test, whose smallest possible p value is </w:t>
+        <w:t xml:space="preserve">. The weight starts out split evenly, one third per block. Inside the feature block it is divided again among the individual features. A test that rejects hands its weight on to those still waiting, which is how the family-wise error rate survives every label-free decision. In its first step the procedure reduces to ordinary Holm over the three blocks, each feature block entering through its Bonferroni p value. We pool in this way on purpose. A permutation test cannot return a p value below </w:t>
       </w:r>
       <m:oMath>
         <m:r>
@@ -2878,7 +2878,7 @@
         </m:r>
       </m:oMath>
       <w:r>
-        <w:t xml:space="preserve">, could not compete with many feature tests. If no test rejects, this stage reports no shift.</w:t>
+        <w:t xml:space="preserve">, so without pooling the MMD test would have little chance against dozens of feature tests. If nothing rejects, the stage stops and reports no shift.</w:t>
       </w:r>
     </w:p>
     <w:p>
@@ -2886,7 +2886,7 @@
         <w:pStyle w:val="PPBodyMainText"/>
       </w:pPr>
       <w:r>
-        <w:t xml:space="preserve">When a block does reject, the diagnosis asks whether a change in the class balance alone would explain the shift. BBSE estimates the new class prior for this purpose. Let </w:t>
+        <w:t xml:space="preserve">A rejection raises the next question: could a change in the class balance alone produce what we see? To find out, BBSE first estimates the new class prior. Let </w:t>
       </w:r>
       <m:oMath>
         <m:sSub>
@@ -2981,7 +2981,7 @@
         </m:sSub>
       </m:oMath>
       <w:r>
-        <w:t xml:space="preserve"> be the share of production predictions in class </w:t>
+        <w:t xml:space="preserve"> be the share of production predictions that fall in class </w:t>
       </w:r>
       <m:oMath>
         <m:r>
@@ -3123,7 +3123,7 @@
         <w:ind w:firstLine="0"/>
       </w:pPr>
       <w:r>
-        <w:t xml:space="preserve">Under a pure prior shift the inputs keep their distribution inside each class. Weighting each reference row by the weight </w:t>
+        <w:t xml:space="preserve">If the shift really is a pure prior shift, each class keeps its own input distribution. Reweighting every reference row by the weight </w:t>
       </w:r>
       <m:oMath>
         <m:sSub>
@@ -3140,13 +3140,13 @@
         </m:sSub>
       </m:oMath>
       <w:r>
-        <w:t xml:space="preserve"> of its class from Eq. (</w:t>
+        <w:t xml:space="preserve"> of its class, as given by Eq. (</w:t>
       </w:r>
       <w:r>
         <w:t xml:space="preserve">2</w:t>
       </w:r>
       <w:r>
-        <w:t xml:space="preserve">) should then reproduce the production inputs. This label shift consistency test follows the prevalence adjustment of Roschewitz et al. </w:t>
+        <w:t xml:space="preserve">), ought then to reproduce the production inputs. Checking this is the label shift consistency test, which borrows the prevalence adjustment idea of Roschewitz et al. </w:t>
       </w:r>
       <w:r>
         <w:t xml:space="preserve">[6]</w:t>
@@ -3516,7 +3516,7 @@
         <w:ind w:firstLine="0"/>
       </w:pPr>
       <w:r>
-        <w:t xml:space="preserve">Up to this point the pipeline describes a window as a whole. A team usually has two further questions. Which single predictions deserve less trust? Would a cheap retrain win back the lost accuracy? For the first, every prediction gets three signals between 0 and 1. They are the confidence risk </w:t>
+        <w:t xml:space="preserve">Everything so far speaks about a window as a whole. A monitoring team usually wants two more things from it: to know which individual predictions to doubt and whether a cheap retrain would win the accuracy back. For single predictions we combine three signals, each scaled to lie between 0 and 1: the confidence risk </w:t>
       </w:r>
       <m:oMath>
         <m:r>
@@ -3533,19 +3533,19 @@
         </m:r>
       </m:oMath>
       <w:r>
-        <w:t xml:space="preserve">, an OOD score and the instability of the prediction under small perturbations of the input. The OOD score combines an Isolation Forest </w:t>
+        <w:t xml:space="preserve">, the instability of the prediction under small perturbations of the input and an OOD score that blends an Isolation Forest </w:t>
       </w:r>
       <w:r>
         <w:t xml:space="preserve">[16]</w:t>
       </w:r>
       <w:r>
-        <w:t xml:space="preserve"> with a standardized distance. A logistic regression fitted on the calibration part turns the three signals into a probability of error. It is fitted only when the calibration part holds at least ten wrong predictions per signal </w:t>
+        <w:t xml:space="preserve"> with a standardized distance. A logistic regression on the calibration part maps the three signals to a probability of error. We fit it only if the calibration part contains at least ten wrong predictions per signal </w:t>
       </w:r>
       <w:r>
         <w:t xml:space="preserve">[28]</w:t>
       </w:r>
       <w:r>
-        <w:t xml:space="preserve">; otherwise the risk is simply </w:t>
+        <w:t xml:space="preserve">. With fewer, the risk falls back to </w:t>
       </w:r>
       <m:oMath>
         <m:r>
@@ -3570,19 +3570,19 @@
         <w:pStyle w:val="PPBodyMainText"/>
       </w:pPr>
       <w:r>
-        <w:t xml:space="preserve">For the second, the triage predicts without production labels whether a cheap retrain will help. A classifier that tells reference rows from production rows supplies density ratio weights. They are fitted on separate folds and capped at 20 times their mean </w:t>
+        <w:t xml:space="preserve">The triage, for its part, has to judge without production labels whether retraining is worth the trouble. It does so with two probes. The first relies on density ratio weights, which come from a classifier trained to tell reference rows from production rows; the weights are fitted on separate folds and capped at 20 times their mean </w:t>
       </w:r>
       <w:r>
         <w:t xml:space="preserve">[19]</w:t>
       </w:r>
       <w:r>
-        <w:t xml:space="preserve">. A model trained with these weights is compared with an unweighted one on a held-out 30% of the reference, which is itself weighted by the density ratio </w:t>
+        <w:t xml:space="preserve">. A model retrained with them is set against an unweighted model on a held-out 30% of the reference, weighted in the same way </w:t>
       </w:r>
       <w:r>
         <w:t xml:space="preserve">[17, 18]</w:t>
       </w:r>
       <w:r>
-        <w:t xml:space="preserve">. When late labels from an earlier window exist, a second probe retrains on them and is validated on a held-out part of that window. The triage recommends a retrain when the predicted gain of a probe is significant after Holm correction across probes.</w:t>
+        <w:t xml:space="preserve">. The second probe needs late labels from an earlier window. Where they exist, it retrains on them and checks the result on a held-out part of that same window. A retrain is recommended only if some probe predicts a gain that stays significant after Holm correction across the probes.</w:t>
       </w:r>
     </w:p>
     <w:p>
@@ -8418,7 +8418,7 @@
         <w:pStyle w:val="PPBodyMainText"/>
       </w:pPr>
       <w:r>
-        <w:t xml:space="preserve">The other two do not. Raising the income threshold relabels some rows in every window but hardly changes accuracy (mean drop −0.3 points). Because the audit first asks whether accuracy fell, it reports no drift in 132 of the 150 windows. The procedure looks for drift that harms the model. This drift does not. Class-conditional label noise is named correctly in only 21% of ACS Income windows. At low rates the drop in accuracy is too small to detect with 600 labels. At high rates the errors follow the true class, which is correlated with the features, so the error structure test reads the pattern as concept drift. This is a real limitation of a null model that conditions on confidence alone. Both failures come from the audit, not from the label-free stage.</w:t>
+        <w:t xml:space="preserve">The other two do not. Raising the income threshold does relabel some rows in every window, but the model’s accuracy barely registers it (mean drop −0.3 points). The audit begins by asking whether accuracy fell, so it returns no drift for 132 of the 150 windows. That outcome is by design: the procedure hunts for drift that hurts the model. This one does not. Class-conditional label noise is the other miss, recognized in only 21% of ACS Income windows. Two things go wrong. When the flip rate is low, the accuracy drop is simply too small for 600 labels to detect. When it is high, the errors line up with the true class. The class is correlated with the features, so the error structure test mistakes the pattern for concept drift. A null model that conditions only on confidence cannot avoid this; we count it as a genuine limitation. Neither miss involves the label-free stage, as both arise in the audit.</w:t>
       </w:r>
     </w:p>
     <w:p>
@@ -8426,7 +8426,7 @@
         <w:pStyle w:val="PPBodyMainText"/>
       </w:pPr>
       <w:r>
-        <w:t xml:space="preserve">The same patterns appear for ACS Employment and for GB. On design A our procedure reaches 85.7% on ACS Employment with LR and, with GB, 94.2% on ACS Income and 90.5% on ACS Employment. Label noise is the hardest type on ACS Employment, named in 50.0% of windows. The methods rank the same for both model families. The tests read only the outputs and errors of the model, so a nonlinear model needs no changes to them.</w:t>
+        <w:t xml:space="preserve">ACS Employment and GB tell much the same story. On design A our procedure reaches 85.7% on ACS Employment with LR. With GB it reaches 94.2% on ACS Income and 90.5% on ACS Employment. Label noise is once more the hardest type on ACS Employment (50.0% of windows). The order of the methods does not change between the model families, which is what one would expect. The tests look only at what the model outputs and where it errs, so a nonlinear model requires no adjustment.</w:t>
       </w:r>
     </w:p>
     <w:p>
@@ -13554,13 +13554,13 @@
         <w:pStyle w:val="PPBodyMainText"/>
       </w:pPr>
       <w:r>
-        <w:t xml:space="preserve">Neither model raises an alarm on the control window. Both call CA 2015, whose accuracy did not change significantly, no drift and every other window covariate shift. The documented events show up in the localization: when the occupation codes were revised in 2018, 26.6% of rows carried a code never seen in 2014. The model’s reliance on occupation then fell (SHAP change −0.032). After the relationship question was redesigned in 2019, relationship shifts with an effect size of 0.091. From 2021 on, race shifts with an effect size of 0.186, in line with the change in how the Census Bureau codes written race answers </w:t>
+        <w:t xml:space="preserve">Neither model raises an alarm on the control window. Both call CA 2015, whose accuracy did not change significantly, no drift and every other window covariate shift. The documented events can be read off the localization. After the 2018 revision of the occupation codes, 26.6% of rows carried a code never seen in 2014. The model leaned less on occupation as a result (SHAP change −0.032). Relationship shifts in 2019, the year its question was redesigned (effect size 0.091). Race follows from 2021 (effect size 0.186), after the Census Bureau changed how it codes written race answers </w:t>
       </w:r>
       <w:r>
         <w:t xml:space="preserve">[34]</w:t>
       </w:r>
       <w:r>
-        <w:t xml:space="preserve">. Wage growth against the fixed threshold appears in the labels. The share of positive labels rises from 0.355 in the control window to 0.498 in 2023, while the model predicts only 0.338. Part of the 2023 loss is therefore a change in the labeling rule, which no label-free test can see.</w:t>
+        <w:t xml:space="preserve">. Wage growth against the fixed income threshold surfaces in the labels instead: from the control window to 2023 the positive share climbs from 0.355 to 0.498, whereas the model predicts only 0.338. Some of the 2023 loss is thus a shift in the labeling rule itself, invisible to any label-free test.</w:t>
       </w:r>
     </w:p>
     <w:p>
@@ -13568,7 +13568,7 @@
         <w:pStyle w:val="PPBodyMainText"/>
       </w:pPr>
       <w:r>
-        <w:t xml:space="preserve">The other datasets differ in how much the drift costs. On ACS Employment every window is diagnosed as covariate shift, yet accuracy moves by at most 2.2 points with LR: the inputs change, including relationship in 2019 and race from 2021, but the model hardly notices. A drift alarm alone would overstate the problem here, while the accuracy estimate and the audit put it in proportion. Every gas sensor batch is also diagnosed as covariate shift, which matches the known cause: aging sensors change </w:t>
+        <w:t xml:space="preserve">The cost of drift varies a good deal across datasets. Every ACS Employment window is diagnosed as covariate shift, yet LR accuracy never moves by more than 2.2 points: relationship (2019) and race (from 2021) change while the model hardly reacts. An alarm on its own would exaggerate the problem here, whereas the accuracy estimate and the audit keep it in proportion. The gas sensor batches are all diagnosed as covariate shift too, as expected for aging sensors that change </w:t>
       </w:r>
       <m:oMath>
         <m:r>
@@ -13600,7 +13600,7 @@
         </m:r>
       </m:oMath>
       <w:r>
-        <w:t xml:space="preserve">. With LR, accuracy changes by −65.2 points in batch 8. BBSE first calls all of these batches prior shift because the predicted labels move too. The consistency test shows that they move because the sensors read differently, not because the mix of gases changed.</w:t>
+        <w:t xml:space="preserve">. Batch 8 is the extreme case (−65.2 points for LR). BBSE first calls every gas batch a prior shift because the predicted labels move too. The consistency test shows why: the sensors read differently while the gas mix is unchanged.</w:t>
       </w:r>
     </w:p>
     <w:p>
@@ -13608,7 +13608,7 @@
         <w:pStyle w:val="PPBodyMainText"/>
       </w:pPr>
       <w:r>
-        <w:t xml:space="preserve">On CLEAR-10 the change is subtle. Both models report no drift in buckets 2 and 3 and covariate shift in buckets 4, 5, 6, 7, 8, 9 and 10. In buckets 4, 5, 6 and 9 no single embedding dimension shifts significantly with LR. Only the MMD test sees the change while the predicted labels stay put, which is why the multivariate block is needed. The only detector alarm on any control window comes from the domain classifier baseline on CLEAR-10 (</w:t>
+        <w:t xml:space="preserve">CLEAR-10 changes more quietly. Both models see no drift in buckets 2 and 3 and covariate shift in buckets 4, 5, 6, 7, 8, 9 and 10. In buckets 4, 5, 6 and 9 no single embedding dimension shifts significantly with LR. Only the MMD test sees the change while the predicted labels stay put, which is why the multivariate block is needed. The only detector alarm on any control window comes from the domain classifier baseline on CLEAR-10 (</w:t>
       </w:r>
       <m:oMath>
         <m:r>

--- a/ppeecs/build/PPEECS_paper.docx
+++ b/ppeecs/build/PPEECS_paper.docx
@@ -23,7 +23,7 @@
         <w:pStyle w:val="PPAuthors"/>
       </w:pPr>
       <w:r>
-        <w:t xml:space="preserve">Sanjay Mirchandani</w:t>
+        <w:t xml:space="preserve">Rahul Guhagarkar</w:t>
       </w:r>
       <w:r>
         <w:rPr>
@@ -41,7 +41,7 @@
         <w:t xml:space="preserve">1</w:t>
       </w:r>
       <w:r>
-        <w:t xml:space="preserve">, Rahul Guhagarkar</w:t>
+        <w:t xml:space="preserve">, Alok Pal</w:t>
       </w:r>
       <w:r>
         <w:rPr>
@@ -50,7 +50,7 @@
         <w:t xml:space="preserve">1</w:t>
       </w:r>
       <w:r>
-        <w:t xml:space="preserve">, Alok Pal</w:t>
+        <w:t xml:space="preserve">, Akul Patre</w:t>
       </w:r>
       <w:r>
         <w:rPr>
@@ -59,7 +59,7 @@
         <w:t xml:space="preserve">1</w:t>
       </w:r>
       <w:r>
-        <w:t xml:space="preserve">, Akul Patre</w:t>
+        <w:t xml:space="preserve">, Sanjay Mirchandani</w:t>
       </w:r>
       <w:r>
         <w:rPr>
@@ -115,7 +115,7 @@
           <w:rPr>
             <w:color w:val="275B9B"/>
           </w:rPr>
-          <w:t xml:space="preserve">sanjay.mirchandani@ves.ac.in</w:t>
+          <w:t xml:space="preserve">2023.rahul.guhagarkar@ves.ac.in</w:t>
         </w:r>
       </w:hyperlink>
     </w:p>

--- a/ppeecs/build/PPEECS_paper.docx
+++ b/ppeecs/build/PPEECS_paper.docx
@@ -244,19 +244,19 @@
         <w:pStyle w:val="PPBodyMainText"/>
       </w:pPr>
       <w:r>
-        <w:t xml:space="preserve">The core of the pipeline is the step that names the drift type, which is also the main subject of this paper. It is a short sequence of hypothesis tests run at one significance level, with the family-wise error rate controlled across all of them. The first stage needs no labels and builds on known methods. It tests the inputs and the predictions for a shift, estimates the new class balance with black-box shift estimation (BBSE) </w:t>
+        <w:t xml:space="preserve">The core of the pipeline is the step that names the drift type, which is also the main subject of this paper. Nothing in this step is learned from examples of drift: it is a handful of hypothesis tests that share one significance level and one family-wise error rate. The first stage, which needs no labels, combines existing tools. After testing the inputs and the predictions for a shift, it estimates the new class balance with black-box shift estimation (BBSE) </w:t>
       </w:r>
       <w:r>
         <w:t xml:space="preserve">[5]</w:t>
       </w:r>
       <w:r>
-        <w:t xml:space="preserve"> and then, following Roschewitz et al. </w:t>
+        <w:t xml:space="preserve"> and, borrowing an idea from Roschewitz et al. </w:t>
       </w:r>
       <w:r>
         <w:t xml:space="preserve">[6]</w:t>
       </w:r>
       <w:r>
-        <w:t xml:space="preserve">, asks whether this new balance alone explains the shift in the inputs. If it does, the shift is a prior shift; if it does not, it is covariate shift. The second stage is new. It uses a few hundred late labels to ask whether accuracy has dropped and, if so, whether the errors changed in a way that depends on some input feature. Uniform label noise changes the error rate only in line with how confident the model is, while concept drift changes it inside one region of the input space. Because every step is a formal test, the false alarm rate is fixed before the data are seen.</w:t>
+        <w:t xml:space="preserve">, checks whether that balance alone accounts for the change in the inputs. If it does, the shift is a prior shift; if it does not, it is covariate shift. The second stage is new. It uses a few hundred late labels to ask whether accuracy has dropped and, if so, whether the errors changed in a way that depends on some input feature. Uniform label noise changes the error rate only in line with how confident the model is, while concept drift changes it inside one region of the input space. Because every step is a formal test, the false alarm rate is fixed before the data are seen.</w:t>
       </w:r>
     </w:p>
     <w:p>
@@ -3486,19 +3486,19 @@
         <w:ind w:firstLine="0"/>
       </w:pPr>
       <w:r>
-        <w:t xml:space="preserve">Knowing the type tells a team what to do. Root cause analysis tells it where to look. This step asks which inputs the model now relies on differently. It narrows the search for a cause but cannot prove one. For tabular models we compute SHAP values </w:t>
+        <w:t xml:space="preserve">The drift type suggests what kind of fix to consider, but not where the trouble started. Root cause analysis fills that gap by asking which inputs the model now leans on more, or less, than before. The answer narrows the search for a cause without proving one. For tabular models we compute SHAP values </w:t>
       </w:r>
       <w:r>
         <w:t xml:space="preserve">[14]</w:t>
       </w:r>
       <w:r>
-        <w:t xml:space="preserve"> of the deployed model with its preprocessing and compare the mean absolute attribution of each feature between reference and production rows. Each change comes with a percentile bootstrap interval whose level is Bonferroni adjusted over the features. For images, CAM shows which regions of an image support the prediction of the linear head </w:t>
+        <w:t xml:space="preserve"> of the deployed model with its preprocessing and compare the mean absolute attribution of every feature on reference and production rows, each change with a percentile bootstrap interval Bonferroni adjusted over the features. For image models, CAM </w:t>
       </w:r>
       <w:r>
         <w:t xml:space="preserve">[15]</w:t>
       </w:r>
       <w:r>
-        <w:t xml:space="preserve">.</w:t>
+        <w:t xml:space="preserve"> highlights the image regions behind the prediction of the linear head.</w:t>
       </w:r>
     </w:p>
     <w:p>
@@ -8410,7 +8410,7 @@
         <w:pStyle w:val="PPBodyMainText"/>
       </w:pPr>
       <w:r>
-        <w:t xml:space="preserve">Three of the five mechanisms carry over well. Selection bias is named covariate shift in 99% of ACS Income windows with LR, even though no value is distorted and the shift is spread across all features. A lower positive rate is named prior shift in 92%. Concept drift in an oblique region is found in 95%, although no single feature defines the region.</w:t>
+        <w:t xml:space="preserve">Three of the five mechanisms carry over well. Selection bias is named covariate shift in 99% of ACS Income windows with LR, even though no value is distorted and the shift is spread across all features. A lower positive rate is named prior shift in 92%. Concept drift in an oblique region, which no single feature bounds, is still recognized in 95%.</w:t>
       </w:r>
     </w:p>
     <w:p>
@@ -8418,7 +8418,7 @@
         <w:pStyle w:val="PPBodyMainText"/>
       </w:pPr>
       <w:r>
-        <w:t xml:space="preserve">The other two do not. Raising the income threshold does relabel some rows in every window, but the model’s accuracy barely registers it (mean drop −0.3 points). The audit begins by asking whether accuracy fell, so it returns no drift for 132 of the 150 windows. That outcome is by design: the procedure hunts for drift that hurts the model. This one does not. Class-conditional label noise is the other miss, recognized in only 21% of ACS Income windows. Two things go wrong. When the flip rate is low, the accuracy drop is simply too small for 600 labels to detect. When it is high, the errors line up with the true class. The class is correlated with the features, so the error structure test mistakes the pattern for concept drift. A null model that conditions only on confidence cannot avoid this; we count it as a genuine limitation. Neither miss involves the label-free stage, as both arise in the audit.</w:t>
+        <w:t xml:space="preserve">The other two mechanisms are harder. A higher threshold relabels some rows in each window, yet model accuracy hardly moves (mean drop −0.3 points). With almost nothing lost, the audit stops at its first question and reports no drift in 132 of the 150 windows. This is intended, as the procedure looks for drift that costs accuracy and this drift costs almost none. Class-conditional label noise is recognized in only 21% of ACS Income windows, for two reasons. At low flip rates the loss of accuracy is too small to show up in 600 labels. At high rates the errors follow the true class, which is itself correlated with the features, so the error structure test reads the pattern as concept drift. A null model built on confidence alone cannot separate the two, a true limitation. Neither failure involves the label-free stage.</w:t>
       </w:r>
     </w:p>
     <w:p>
@@ -8426,7 +8426,7 @@
         <w:pStyle w:val="PPBodyMainText"/>
       </w:pPr>
       <w:r>
-        <w:t xml:space="preserve">ACS Employment and GB tell much the same story. On design A our procedure reaches 85.7% on ACS Employment with LR. With GB it reaches 94.2% on ACS Income and 90.5% on ACS Employment. Label noise is once more the hardest type on ACS Employment (50.0% of windows). The order of the methods does not change between the model families, which is what one would expect. The tests look only at what the model outputs and where it errs, so a nonlinear model requires no adjustment.</w:t>
+        <w:t xml:space="preserve">Results on ACS Employment and with GB point the same way. On design A the procedure reaches 85.7% on ACS Employment with LR, while GB brings it to 94.2% on ACS Income and 90.5% on ACS Employment. Label noise stays the hardest type there (50.0% of windows). The ranking of the methods survives the switch of model family, as expected for tests that see only the outputs of the model and where it errs.</w:t>
       </w:r>
     </w:p>
     <w:p>
@@ -13554,13 +13554,13 @@
         <w:pStyle w:val="PPBodyMainText"/>
       </w:pPr>
       <w:r>
-        <w:t xml:space="preserve">Neither model raises an alarm on the control window. Both call CA 2015, whose accuracy did not change significantly, no drift and every other window covariate shift. The documented events can be read off the localization. After the 2018 revision of the occupation codes, 26.6% of rows carried a code never seen in 2014. The model leaned less on occupation as a result (SHAP change −0.032). Relationship shifts in 2019, the year its question was redesigned (effect size 0.091). Race follows from 2021 (effect size 0.186), after the Census Bureau changed how it codes written race answers </w:t>
+        <w:t xml:space="preserve">Neither model raises an alarm on the control window. Both call CA 2015, whose accuracy did not change significantly, no drift and every other window covariate shift. The documented events can be read off the localization. The 2018 revision of the occupation codes left 26.6% of rows with a code that never occurred in 2014. Occupation lost weight in the model as a result (SHAP change −0.032). Relationship moves in 2019 (effect size 0.091), when its survey question was redesigned. Race moves from 2021 (effect size 0.186), once the Census Bureau had changed its coding of written race answers </w:t>
       </w:r>
       <w:r>
         <w:t xml:space="preserve">[34]</w:t>
       </w:r>
       <w:r>
-        <w:t xml:space="preserve">. Wage growth against the fixed income threshold surfaces in the labels instead: from the control window to 2023 the positive share climbs from 0.355 to 0.498, whereas the model predicts only 0.338. Some of the 2023 loss is thus a shift in the labeling rule itself, invisible to any label-free test.</w:t>
+        <w:t xml:space="preserve">. Wage growth, measured against a fixed income threshold, shows up in the labels instead: their positive share rises from 0.355 in the control window to 0.498 in 2023 while the model predicts only 0.338. Part of the 2023 loss comes from a change in what the labels mean, something no label-free test can detect.</w:t>
       </w:r>
     </w:p>
     <w:p>
@@ -13568,7 +13568,7 @@
         <w:pStyle w:val="PPBodyMainText"/>
       </w:pPr>
       <w:r>
-        <w:t xml:space="preserve">The cost of drift varies a good deal across datasets. Every ACS Employment window is diagnosed as covariate shift, yet LR accuracy never moves by more than 2.2 points: relationship (2019) and race (from 2021) change while the model hardly reacts. An alarm on its own would exaggerate the problem here, whereas the accuracy estimate and the audit keep it in proportion. The gas sensor batches are all diagnosed as covariate shift too, as expected for aging sensors that change </w:t>
+        <w:t xml:space="preserve">The cost of a drift differs widely between datasets. On ACS Employment every window is diagnosed as covariate shift, yet LR accuracy never changes by more than 2.2 points; relationship (2019) and race (from 2021) shift there as well while the model barely responds. Here an alarm alone would overstate the problem; the accuracy estimate and the audit keep it in proportion. The gas sensor batches all come out as covariate shift too, as they should for aging sensors that alter </w:t>
       </w:r>
       <m:oMath>
         <m:r>
@@ -13600,7 +13600,7 @@
         </m:r>
       </m:oMath>
       <w:r>
-        <w:t xml:space="preserve">. Batch 8 is the extreme case (−65.2 points for LR). BBSE first calls every gas batch a prior shift because the predicted labels move too. The consistency test shows why: the sensors read differently while the gas mix is unchanged.</w:t>
+        <w:t xml:space="preserve">. The largest loss is in batch 8 (−65.2 points for LR). BBSE at first takes each gas batch for a prior shift, since the predicted labels move too. The consistency test corrects this: the sensors respond differently to a gas mix that has not changed.</w:t>
       </w:r>
     </w:p>
     <w:p>
@@ -13608,7 +13608,7 @@
         <w:pStyle w:val="PPBodyMainText"/>
       </w:pPr>
       <w:r>
-        <w:t xml:space="preserve">CLEAR-10 changes more quietly. Both models see no drift in buckets 2 and 3 and covariate shift in buckets 4, 5, 6, 7, 8, 9 and 10. In buckets 4, 5, 6 and 9 no single embedding dimension shifts significantly with LR. Only the MMD test sees the change while the predicted labels stay put, which is why the multivariate block is needed. The only detector alarm on any control window comes from the domain classifier baseline on CLEAR-10 (</w:t>
+        <w:t xml:space="preserve">CLEAR-10 drifts more gently: buckets 2 and 3 show no drift for either model, while buckets 4, 5, 6, 7, 8, 9 and 10 show covariate shift. In buckets 4, 5, 6 and 9 no single embedding dimension shifts significantly with LR. Only the MMD test sees the change while the predicted labels stay put, which is why the multivariate block is needed. The only detector alarm on any control window comes from the domain classifier baseline on CLEAR-10 (</w:t>
       </w:r>
       <m:oMath>
         <m:r>
@@ -13761,7 +13761,7 @@
         </m:r>
       </m:oMath>
       <w:r>
-        <w:t xml:space="preserve">, yet our procedure reports it as covariate shift. Design B reduces, but cannot remove, the risk that the benchmark favors the tests. The weighted residual tests do not account for the sampling error of the BBSE weights. With hundreds of thousands of rows even tiny shifts are significant, so an effect size accompanies every decision. Drift that leaves accuracy intact passes the audit unnoticed, while class-conditional label noise is often read as concept drift. Deep models trained end to end, text and streaming data are not covered. Future work will condition the audit on the full model output, model the sampling error of the BBSE weights and test windows that mix several types.</w:t>
+        <w:t xml:space="preserve">, yet our procedure reports it as covariate shift. Design B reduces, but cannot remove, the risk that the benchmark favors the tests. The weighted residual tests do not account for the sampling error of the BBSE weights. At several hundred thousand rows almost any shift is significant, so each decision carries an effect size. The audit lets through drift that does not hurt accuracy and often mistakes class-conditional label noise for concept drift. Deep models trained end to end, text and streaming data remain untested. The next steps are an audit conditioned on the full model output, a model of the sampling error of the BBSE weights and benchmark windows that mix several types.</w:t>
       </w:r>
     </w:p>
     <w:p>

--- a/ppeecs/build/PPEECS_paper.docx
+++ b/ppeecs/build/PPEECS_paper.docx
@@ -8426,7 +8426,7 @@
         <w:pStyle w:val="PPBodyMainText"/>
       </w:pPr>
       <w:r>
-        <w:t xml:space="preserve">Results on ACS Employment and with GB point the same way. On design A the procedure reaches 85.7% on ACS Employment with LR, while GB brings it to 94.2% on ACS Income and 90.5% on ACS Employment. Label noise stays the hardest type there (50.0% of windows). The ranking of the methods survives the switch of model family, as expected for tests that see only the outputs of the model and where it errs.</w:t>
+        <w:t xml:space="preserve">Results on ACS Employment and with GB point the same way. On design A the procedure reaches 85.7% on ACS Employment with LR, while GB brings it to 94.2% on ACS Income and 90.5% on ACS Employment. Label noise stays the hardest type there (50.0% of windows). The ranking of the methods survives the switch of model family, as expected for tests that see only the outputs of the model and its errors.</w:t>
       </w:r>
     </w:p>
     <w:p>
